--- a/docs/v2/HVAC_Grid_Ver2.0_기획서.docx
+++ b/docs/v2/HVAC_Grid_Ver2.0_기획서.docx
@@ -151,7 +151,7 @@
           <w:sz w:val="20"/>
           <w:szCs w:val="20"/>
         </w:rPr>
-        <w:t>후</w:t>
+        <w:t>완료</w:t>
       </w:r>
       <w:r>
         <w:rPr>
@@ -159,39 +159,7 @@
           <w:sz w:val="20"/>
           <w:szCs w:val="20"/>
         </w:rPr>
-        <w:t xml:space="preserve"> </w:t>
-      </w:r>
-      <w:r>
-        <w:rPr>
-          <w:color w:val="4B5563"/>
-          <w:sz w:val="20"/>
-          <w:szCs w:val="20"/>
-        </w:rPr>
-        <w:t>진행</w:t>
-      </w:r>
-      <w:r>
-        <w:rPr>
-          <w:color w:val="4B5563"/>
-          <w:sz w:val="20"/>
-          <w:szCs w:val="20"/>
-        </w:rPr>
-        <w:t xml:space="preserve">(2026-10-25 </w:t>
-      </w:r>
-      <w:r>
-        <w:rPr>
-          <w:color w:val="4B5563"/>
-          <w:sz w:val="20"/>
-          <w:szCs w:val="20"/>
-        </w:rPr>
-        <w:t>사용자</w:t>
-      </w:r>
-      <w:r>
-        <w:rPr>
-          <w:color w:val="4B5563"/>
-          <w:sz w:val="20"/>
-          <w:szCs w:val="20"/>
-        </w:rPr>
-        <w:t xml:space="preserve"> </w:t>
+        <w:t xml:space="preserve">, D1~D6 </w:t>
       </w:r>
       <w:r>
         <w:rPr>
@@ -207,7 +175,68 @@
           <w:sz w:val="20"/>
           <w:szCs w:val="20"/>
         </w:rPr>
+        <w:t xml:space="preserve">(2026-10-25, </w:t>
+      </w:r>
+      <w:r>
+        <w:rPr>
+          <w:color w:val="1F5FA8"/>
+          <w:sz w:val="20"/>
+          <w:szCs w:val="20"/>
+        </w:rPr>
+        <w:t>DECISIONS.md</w:t>
+      </w:r>
+      <w:r>
+        <w:rPr>
+          <w:color w:val="4B5563"/>
+          <w:sz w:val="20"/>
+          <w:szCs w:val="20"/>
+        </w:rPr>
         <w:t>)</w:t>
+      </w:r>
+    </w:p>
+    <w:p>
+      <w:pPr>
+        <w:spacing w:after="60"/>
+      </w:pPr>
+      <w:r>
+        <w:rPr>
+          <w:color w:val="4B5563"/>
+          <w:sz w:val="20"/>
+          <w:szCs w:val="20"/>
+        </w:rPr>
+        <w:t>착수는</w:t>
+      </w:r>
+      <w:r>
+        <w:rPr>
+          <w:color w:val="4B5563"/>
+          <w:sz w:val="20"/>
+          <w:szCs w:val="20"/>
+        </w:rPr>
+        <w:t xml:space="preserve"> </w:t>
+      </w:r>
+      <w:r>
+        <w:rPr>
+          <w:color w:val="4B5563"/>
+          <w:sz w:val="20"/>
+          <w:szCs w:val="20"/>
+        </w:rPr>
+        <w:t>지시</w:t>
+      </w:r>
+      <w:r>
+        <w:rPr>
+          <w:color w:val="4B5563"/>
+          <w:sz w:val="20"/>
+          <w:szCs w:val="20"/>
+        </w:rPr>
+        <w:t xml:space="preserve"> </w:t>
+      </w:r>
+      <w:r>
+        <w:rPr>
+          <w:color w:val="4B5563"/>
+          <w:sz w:val="20"/>
+          <w:szCs w:val="20"/>
+        </w:rPr>
+        <w:t>뒤</w:t>
       </w:r>
     </w:p>
     <w:p>
@@ -444,7 +473,7 @@
     <w:sdt>
       <w:sdtPr>
         <w:alias w:val="목차"/>
-        <w:id w:val="-696156147"/>
+        <w:id w:val="571470331"/>
       </w:sdtPr>
       <w:sdtEndPr/>
       <w:sdtContent>
@@ -472,7 +501,7 @@
           <w:r>
             <w:fldChar w:fldCharType="separate"/>
           </w:r>
-          <w:hyperlink w:anchor="_Toc243860152" w:history="1">
+          <w:hyperlink w:anchor="_Toc243861582" w:history="1">
             <w:r>
               <w:rPr>
                 <w:rStyle w:val="a7"/>
@@ -496,7 +525,7 @@
               <w:rPr>
                 <w:noProof/>
               </w:rPr>
-              <w:instrText xml:space="preserve"> PAGEREF _Toc243860152 \h </w:instrText>
+              <w:instrText xml:space="preserve"> PAGEREF _Toc243861582 \h </w:instrText>
             </w:r>
             <w:r>
               <w:rPr>
@@ -538,7 +567,7 @@
               <w14:ligatures w14:val="standardContextual"/>
             </w:rPr>
           </w:pPr>
-          <w:hyperlink w:anchor="_Toc243860153" w:history="1">
+          <w:hyperlink w:anchor="_Toc243861583" w:history="1">
             <w:r>
               <w:rPr>
                 <w:rStyle w:val="a7"/>
@@ -562,7 +591,7 @@
               <w:rPr>
                 <w:noProof/>
               </w:rPr>
-              <w:instrText xml:space="preserve"> PAGEREF _Toc243860153 \h </w:instrText>
+              <w:instrText xml:space="preserve"> PAGEREF _Toc243861583 \h </w:instrText>
             </w:r>
             <w:r>
               <w:rPr>
@@ -604,7 +633,7 @@
               <w14:ligatures w14:val="standardContextual"/>
             </w:rPr>
           </w:pPr>
-          <w:hyperlink w:anchor="_Toc243860154" w:history="1">
+          <w:hyperlink w:anchor="_Toc243861584" w:history="1">
             <w:r>
               <w:rPr>
                 <w:rStyle w:val="a7"/>
@@ -628,7 +657,7 @@
               <w:rPr>
                 <w:noProof/>
               </w:rPr>
-              <w:instrText xml:space="preserve"> PAGEREF _Toc243860154 \h </w:instrText>
+              <w:instrText xml:space="preserve"> PAGEREF _Toc243861584 \h </w:instrText>
             </w:r>
             <w:r>
               <w:rPr>
@@ -645,7 +674,7 @@
               <w:rPr>
                 <w:noProof/>
               </w:rPr>
-              <w:t>3</w:t>
+              <w:t>4</w:t>
             </w:r>
             <w:r>
               <w:rPr>
@@ -670,7 +699,7 @@
               <w14:ligatures w14:val="standardContextual"/>
             </w:rPr>
           </w:pPr>
-          <w:hyperlink w:anchor="_Toc243860155" w:history="1">
+          <w:hyperlink w:anchor="_Toc243861585" w:history="1">
             <w:r>
               <w:rPr>
                 <w:rStyle w:val="a7"/>
@@ -694,7 +723,7 @@
               <w:rPr>
                 <w:noProof/>
               </w:rPr>
-              <w:instrText xml:space="preserve"> PAGEREF _Toc243860155 \h </w:instrText>
+              <w:instrText xml:space="preserve"> PAGEREF _Toc243861585 \h </w:instrText>
             </w:r>
             <w:r>
               <w:rPr>
@@ -736,7 +765,7 @@
               <w14:ligatures w14:val="standardContextual"/>
             </w:rPr>
           </w:pPr>
-          <w:hyperlink w:anchor="_Toc243860156" w:history="1">
+          <w:hyperlink w:anchor="_Toc243861586" w:history="1">
             <w:r>
               <w:rPr>
                 <w:rStyle w:val="a7"/>
@@ -760,7 +789,7 @@
               <w:rPr>
                 <w:noProof/>
               </w:rPr>
-              <w:instrText xml:space="preserve"> PAGEREF _Toc243860156 \h </w:instrText>
+              <w:instrText xml:space="preserve"> PAGEREF _Toc243861586 \h </w:instrText>
             </w:r>
             <w:r>
               <w:rPr>
@@ -802,7 +831,7 @@
               <w14:ligatures w14:val="standardContextual"/>
             </w:rPr>
           </w:pPr>
-          <w:hyperlink w:anchor="_Toc243860157" w:history="1">
+          <w:hyperlink w:anchor="_Toc243861587" w:history="1">
             <w:r>
               <w:rPr>
                 <w:rStyle w:val="a7"/>
@@ -826,7 +855,7 @@
               <w:rPr>
                 <w:noProof/>
               </w:rPr>
-              <w:instrText xml:space="preserve"> PAGEREF _Toc243860157 \h </w:instrText>
+              <w:instrText xml:space="preserve"> PAGEREF _Toc243861587 \h </w:instrText>
             </w:r>
             <w:r>
               <w:rPr>
@@ -868,7 +897,7 @@
               <w14:ligatures w14:val="standardContextual"/>
             </w:rPr>
           </w:pPr>
-          <w:hyperlink w:anchor="_Toc243860158" w:history="1">
+          <w:hyperlink w:anchor="_Toc243861588" w:history="1">
             <w:r>
               <w:rPr>
                 <w:rStyle w:val="a7"/>
@@ -892,7 +921,7 @@
               <w:rPr>
                 <w:noProof/>
               </w:rPr>
-              <w:instrText xml:space="preserve"> PAGEREF _Toc243860158 \h </w:instrText>
+              <w:instrText xml:space="preserve"> PAGEREF _Toc243861588 \h </w:instrText>
             </w:r>
             <w:r>
               <w:rPr>
@@ -934,7 +963,7 @@
               <w14:ligatures w14:val="standardContextual"/>
             </w:rPr>
           </w:pPr>
-          <w:hyperlink w:anchor="_Toc243860159" w:history="1">
+          <w:hyperlink w:anchor="_Toc243861589" w:history="1">
             <w:r>
               <w:rPr>
                 <w:rStyle w:val="a7"/>
@@ -945,7 +974,7 @@
             <w:r>
               <w:rPr>
                 <w:rStyle w:val="a7"/>
-                <w:rFonts w:ascii="굴림체" w:eastAsia="굴림체" w:hAnsi="굴림체" w:cs="굴림체"/>
+                <w:rFonts w:ascii="Consolas" w:eastAsia="굴림체" w:hAnsi="Consolas" w:cs="Consolas"/>
                 <w:noProof/>
               </w:rPr>
               <w:t>hvac-grid/2</w:t>
@@ -973,7 +1002,7 @@
               <w:rPr>
                 <w:noProof/>
               </w:rPr>
-              <w:instrText xml:space="preserve"> PAGEREF _Toc243860159 \h </w:instrText>
+              <w:instrText xml:space="preserve"> PAGEREF _Toc243861589 \h </w:instrText>
             </w:r>
             <w:r>
               <w:rPr>
@@ -1015,7 +1044,7 @@
               <w14:ligatures w14:val="standardContextual"/>
             </w:rPr>
           </w:pPr>
-          <w:hyperlink w:anchor="_Toc243860160" w:history="1">
+          <w:hyperlink w:anchor="_Toc243861590" w:history="1">
             <w:r>
               <w:rPr>
                 <w:rStyle w:val="a7"/>
@@ -1039,7 +1068,7 @@
               <w:rPr>
                 <w:noProof/>
               </w:rPr>
-              <w:instrText xml:space="preserve"> PAGEREF _Toc243860160 \h </w:instrText>
+              <w:instrText xml:space="preserve"> PAGEREF _Toc243861590 \h </w:instrText>
             </w:r>
             <w:r>
               <w:rPr>
@@ -1081,7 +1110,7 @@
               <w14:ligatures w14:val="standardContextual"/>
             </w:rPr>
           </w:pPr>
-          <w:hyperlink w:anchor="_Toc243860161" w:history="1">
+          <w:hyperlink w:anchor="_Toc243861591" w:history="1">
             <w:r>
               <w:rPr>
                 <w:rStyle w:val="a7"/>
@@ -1105,7 +1134,7 @@
               <w:rPr>
                 <w:noProof/>
               </w:rPr>
-              <w:instrText xml:space="preserve"> PAGEREF _Toc243860161 \h </w:instrText>
+              <w:instrText xml:space="preserve"> PAGEREF _Toc243861591 \h </w:instrText>
             </w:r>
             <w:r>
               <w:rPr>
@@ -1147,7 +1176,7 @@
               <w14:ligatures w14:val="standardContextual"/>
             </w:rPr>
           </w:pPr>
-          <w:hyperlink w:anchor="_Toc243860162" w:history="1">
+          <w:hyperlink w:anchor="_Toc243861592" w:history="1">
             <w:r>
               <w:rPr>
                 <w:rStyle w:val="a7"/>
@@ -1171,7 +1200,7 @@
               <w:rPr>
                 <w:noProof/>
               </w:rPr>
-              <w:instrText xml:space="preserve"> PAGEREF _Toc243860162 \h </w:instrText>
+              <w:instrText xml:space="preserve"> PAGEREF _Toc243861592 \h </w:instrText>
             </w:r>
             <w:r>
               <w:rPr>
@@ -1213,7 +1242,7 @@
               <w14:ligatures w14:val="standardContextual"/>
             </w:rPr>
           </w:pPr>
-          <w:hyperlink w:anchor="_Toc243860163" w:history="1">
+          <w:hyperlink w:anchor="_Toc243861593" w:history="1">
             <w:r>
               <w:rPr>
                 <w:rStyle w:val="a7"/>
@@ -1237,7 +1266,7 @@
               <w:rPr>
                 <w:noProof/>
               </w:rPr>
-              <w:instrText xml:space="preserve"> PAGEREF _Toc243860163 \h </w:instrText>
+              <w:instrText xml:space="preserve"> PAGEREF _Toc243861593 \h </w:instrText>
             </w:r>
             <w:r>
               <w:rPr>
@@ -1279,13 +1308,13 @@
               <w14:ligatures w14:val="standardContextual"/>
             </w:rPr>
           </w:pPr>
-          <w:hyperlink w:anchor="_Toc243860164" w:history="1">
+          <w:hyperlink w:anchor="_Toc243861594" w:history="1">
             <w:r>
               <w:rPr>
                 <w:rStyle w:val="a7"/>
                 <w:noProof/>
               </w:rPr>
-              <w:t>11. 정해야 할 것</w:t>
+              <w:t>11. 결정 (D1~D6, 2026-10-25 권장안으로 결정 — DECISIONS.md)</w:t>
             </w:r>
             <w:r>
               <w:rPr>
@@ -1303,7 +1332,7 @@
               <w:rPr>
                 <w:noProof/>
               </w:rPr>
-              <w:instrText xml:space="preserve"> PAGEREF _Toc243860164 \h </w:instrText>
+              <w:instrText xml:space="preserve"> PAGEREF _Toc243861594 \h </w:instrText>
             </w:r>
             <w:r>
               <w:rPr>
@@ -1345,7 +1374,7 @@
               <w14:ligatures w14:val="standardContextual"/>
             </w:rPr>
           </w:pPr>
-          <w:hyperlink w:anchor="_Toc243860165" w:history="1">
+          <w:hyperlink w:anchor="_Toc243861595" w:history="1">
             <w:r>
               <w:rPr>
                 <w:rStyle w:val="a7"/>
@@ -1369,7 +1398,7 @@
               <w:rPr>
                 <w:noProof/>
               </w:rPr>
-              <w:instrText xml:space="preserve"> PAGEREF _Toc243860165 \h </w:instrText>
+              <w:instrText xml:space="preserve"> PAGEREF _Toc243861595 \h </w:instrText>
             </w:r>
             <w:r>
               <w:rPr>
@@ -1411,7 +1440,7 @@
               <w14:ligatures w14:val="standardContextual"/>
             </w:rPr>
           </w:pPr>
-          <w:hyperlink w:anchor="_Toc243860166" w:history="1">
+          <w:hyperlink w:anchor="_Toc243861596" w:history="1">
             <w:r>
               <w:rPr>
                 <w:rStyle w:val="a7"/>
@@ -1435,7 +1464,7 @@
               <w:rPr>
                 <w:noProof/>
               </w:rPr>
-              <w:instrText xml:space="preserve"> PAGEREF _Toc243860166 \h </w:instrText>
+              <w:instrText xml:space="preserve"> PAGEREF _Toc243861596 \h </w:instrText>
             </w:r>
             <w:r>
               <w:rPr>
@@ -1478,7 +1507,7 @@
       <w:pPr>
         <w:pStyle w:val="1"/>
       </w:pPr>
-      <w:bookmarkStart w:id="0" w:name="_Toc243860152"/>
+      <w:bookmarkStart w:id="0" w:name="_Toc243861582"/>
       <w:r>
         <w:lastRenderedPageBreak/>
         <w:t xml:space="preserve">1. </w:t>
@@ -1961,7 +1990,7 @@
       <w:pPr>
         <w:pStyle w:val="1"/>
       </w:pPr>
-      <w:bookmarkStart w:id="1" w:name="_Toc243860153"/>
+      <w:bookmarkStart w:id="1" w:name="_Toc243861583"/>
       <w:r>
         <w:t xml:space="preserve">2. </w:t>
       </w:r>
@@ -3207,7 +3236,7 @@
             </w:r>
             <w:r>
               <w:rPr>
-                <w:rFonts w:ascii="굴림체" w:eastAsia="굴림체" w:hAnsi="굴림체" w:cs="굴림체"/>
+                <w:rFonts w:ascii="Consolas" w:eastAsia="굴림체" w:hAnsi="Consolas" w:cs="Consolas"/>
                 <w:color w:val="374151"/>
                 <w:sz w:val="17"/>
                 <w:szCs w:val="17"/>
@@ -3223,7 +3252,7 @@
             </w:r>
             <w:r>
               <w:rPr>
-                <w:rFonts w:ascii="굴림체" w:eastAsia="굴림체" w:hAnsi="굴림체" w:cs="굴림체"/>
+                <w:rFonts w:ascii="Consolas" w:eastAsia="굴림체" w:hAnsi="Consolas" w:cs="Consolas"/>
                 <w:color w:val="374151"/>
                 <w:sz w:val="17"/>
                 <w:szCs w:val="17"/>
@@ -3239,7 +3268,7 @@
             </w:r>
             <w:r>
               <w:rPr>
-                <w:rFonts w:ascii="굴림체" w:eastAsia="굴림체" w:hAnsi="굴림체" w:cs="굴림체"/>
+                <w:rFonts w:ascii="Consolas" w:eastAsia="굴림체" w:hAnsi="Consolas" w:cs="Consolas"/>
                 <w:color w:val="374151"/>
                 <w:sz w:val="17"/>
                 <w:szCs w:val="17"/>
@@ -3255,7 +3284,7 @@
             </w:r>
             <w:r>
               <w:rPr>
-                <w:rFonts w:ascii="굴림체" w:eastAsia="굴림체" w:hAnsi="굴림체" w:cs="굴림체"/>
+                <w:rFonts w:ascii="Consolas" w:eastAsia="굴림체" w:hAnsi="Consolas" w:cs="Consolas"/>
                 <w:color w:val="374151"/>
                 <w:sz w:val="17"/>
                 <w:szCs w:val="17"/>
@@ -3293,7 +3322,7 @@
             </w:pPr>
             <w:r>
               <w:rPr>
-                <w:rFonts w:ascii="굴림체" w:eastAsia="굴림체" w:hAnsi="굴림체" w:cs="굴림체"/>
+                <w:rFonts w:ascii="Consolas" w:eastAsia="굴림체" w:hAnsi="Consolas" w:cs="Consolas"/>
                 <w:color w:val="374151"/>
                 <w:sz w:val="17"/>
                 <w:szCs w:val="17"/>
@@ -3309,7 +3338,7 @@
             </w:r>
             <w:r>
               <w:rPr>
-                <w:rFonts w:ascii="굴림체" w:eastAsia="굴림체" w:hAnsi="굴림체" w:cs="굴림체"/>
+                <w:rFonts w:ascii="Consolas" w:eastAsia="굴림체" w:hAnsi="Consolas" w:cs="Consolas"/>
                 <w:color w:val="374151"/>
                 <w:sz w:val="17"/>
                 <w:szCs w:val="17"/>
@@ -3543,7 +3572,7 @@
             </w:pPr>
             <w:r>
               <w:rPr>
-                <w:rFonts w:ascii="굴림체" w:eastAsia="굴림체" w:hAnsi="굴림체" w:cs="굴림체"/>
+                <w:rFonts w:ascii="Consolas" w:eastAsia="굴림체" w:hAnsi="Consolas" w:cs="Consolas"/>
                 <w:color w:val="374151"/>
                 <w:sz w:val="17"/>
                 <w:szCs w:val="17"/>
@@ -3559,7 +3588,7 @@
             </w:r>
             <w:r>
               <w:rPr>
-                <w:rFonts w:ascii="굴림체" w:eastAsia="굴림체" w:hAnsi="굴림체" w:cs="굴림체"/>
+                <w:rFonts w:ascii="Consolas" w:eastAsia="굴림체" w:hAnsi="Consolas" w:cs="Consolas"/>
                 <w:color w:val="374151"/>
                 <w:sz w:val="17"/>
                 <w:szCs w:val="17"/>
@@ -4484,7 +4513,7 @@
             </w:pPr>
             <w:r>
               <w:rPr>
-                <w:rFonts w:ascii="굴림체" w:eastAsia="굴림체" w:hAnsi="굴림체" w:cs="굴림체"/>
+                <w:rFonts w:ascii="Consolas" w:eastAsia="굴림체" w:hAnsi="Consolas" w:cs="Consolas"/>
                 <w:color w:val="374151"/>
                 <w:sz w:val="17"/>
                 <w:szCs w:val="17"/>
@@ -4718,7 +4747,7 @@
             </w:pPr>
             <w:r>
               <w:rPr>
-                <w:rFonts w:ascii="굴림체" w:eastAsia="굴림체" w:hAnsi="굴림체" w:cs="굴림체"/>
+                <w:rFonts w:ascii="Consolas" w:eastAsia="굴림체" w:hAnsi="Consolas" w:cs="Consolas"/>
                 <w:color w:val="374151"/>
                 <w:sz w:val="17"/>
                 <w:szCs w:val="17"/>
@@ -4802,8 +4831,9 @@
       <w:pPr>
         <w:pStyle w:val="1"/>
       </w:pPr>
-      <w:bookmarkStart w:id="2" w:name="_Toc243860154"/>
-      <w:r>
+      <w:bookmarkStart w:id="2" w:name="_Toc243861584"/>
+      <w:r>
+        <w:lastRenderedPageBreak/>
         <w:t xml:space="preserve">3. 2.0 </w:t>
       </w:r>
       <w:r>
@@ -5250,7 +5280,6 @@
                 <w:sz w:val="17"/>
                 <w:szCs w:val="17"/>
               </w:rPr>
-              <w:lastRenderedPageBreak/>
               <w:t xml:space="preserve">G2 </w:t>
             </w:r>
             <w:r>
@@ -7248,7 +7277,7 @@
       <w:pPr>
         <w:pStyle w:val="1"/>
       </w:pPr>
-      <w:bookmarkStart w:id="3" w:name="_Toc243860155"/>
+      <w:bookmarkStart w:id="3" w:name="_Toc243861585"/>
       <w:r>
         <w:t xml:space="preserve">4. </w:t>
       </w:r>
@@ -7569,7 +7598,7 @@
       </w:r>
       <w:r>
         <w:rPr>
-          <w:rFonts w:ascii="굴림체" w:eastAsia="굴림체" w:hAnsi="굴림체" w:cs="굴림체"/>
+          <w:rFonts w:ascii="Consolas" w:eastAsia="굴림체" w:hAnsi="Consolas" w:cs="Consolas"/>
           <w:color w:val="374151"/>
         </w:rPr>
         <w:t>planSig</w:t>
@@ -7868,7 +7897,7 @@
       </w:r>
       <w:r>
         <w:rPr>
-          <w:rFonts w:ascii="굴림체" w:eastAsia="굴림체" w:hAnsi="굴림체" w:cs="굴림체"/>
+          <w:rFonts w:ascii="Consolas" w:eastAsia="굴림체" w:hAnsi="Consolas" w:cs="Consolas"/>
           <w:color w:val="374151"/>
         </w:rPr>
         <w:t>npm run extract:*</w:t>
@@ -7884,7 +7913,7 @@
       </w:r>
       <w:r>
         <w:rPr>
-          <w:rFonts w:ascii="굴림체" w:eastAsia="굴림체" w:hAnsi="굴림체" w:cs="굴림체"/>
+          <w:rFonts w:ascii="Consolas" w:eastAsia="굴림체" w:hAnsi="Consolas" w:cs="Consolas"/>
           <w:color w:val="374151"/>
         </w:rPr>
         <w:t>lib/engines/</w:t>
@@ -8393,7 +8422,7 @@
       </w:r>
       <w:r>
         <w:rPr>
-          <w:rFonts w:ascii="굴림체" w:eastAsia="굴림체" w:hAnsi="굴림체" w:cs="굴림체"/>
+          <w:rFonts w:ascii="Consolas" w:eastAsia="굴림체" w:hAnsi="Consolas" w:cs="Consolas"/>
           <w:color w:val="374151"/>
         </w:rPr>
         <w:t>7547.pdf</w:t>
@@ -8686,7 +8715,7 @@
       </w:r>
       <w:r>
         <w:rPr>
-          <w:rFonts w:ascii="굴림체" w:eastAsia="굴림체" w:hAnsi="굴림체" w:cs="굴림체"/>
+          <w:rFonts w:ascii="Consolas" w:eastAsia="굴림체" w:hAnsi="Consolas" w:cs="Consolas"/>
           <w:color w:val="374151"/>
         </w:rPr>
         <w:t>lib/io</w:t>
@@ -8922,7 +8951,7 @@
       <w:pPr>
         <w:pStyle w:val="1"/>
       </w:pPr>
-      <w:bookmarkStart w:id="4" w:name="_Toc243860156"/>
+      <w:bookmarkStart w:id="4" w:name="_Toc243861586"/>
       <w:r>
         <w:t xml:space="preserve">5. 2.0 </w:t>
       </w:r>
@@ -10996,7 +11025,7 @@
       <w:pPr>
         <w:pStyle w:val="2"/>
       </w:pPr>
-      <w:bookmarkStart w:id="5" w:name="_Toc243860157"/>
+      <w:bookmarkStart w:id="5" w:name="_Toc243861587"/>
       <w:r>
         <w:t xml:space="preserve">5.1 </w:t>
       </w:r>
@@ -12024,7 +12053,7 @@
       </w:r>
       <w:r>
         <w:rPr>
-          <w:rFonts w:ascii="굴림체" w:eastAsia="굴림체" w:hAnsi="굴림체" w:cs="굴림체"/>
+          <w:rFonts w:ascii="Consolas" w:eastAsia="굴림체" w:hAnsi="Consolas" w:cs="Consolas"/>
           <w:color w:val="374151"/>
         </w:rPr>
         <w:t>app/canvas/</w:t>
@@ -12573,7 +12602,7 @@
       </w:r>
       <w:r>
         <w:rPr>
-          <w:rFonts w:ascii="굴림체" w:eastAsia="굴림체" w:hAnsi="굴림체" w:cs="굴림체"/>
+          <w:rFonts w:ascii="Consolas" w:eastAsia="굴림체" w:hAnsi="Consolas" w:cs="Consolas"/>
           <w:color w:val="374151"/>
         </w:rPr>
         <w:t>app/modules/&lt;id&gt;/</w:t>
@@ -12595,7 +12624,7 @@
       </w:r>
       <w:r>
         <w:rPr>
-          <w:rFonts w:ascii="굴림체" w:eastAsia="굴림체" w:hAnsi="굴림체" w:cs="굴림체"/>
+          <w:rFonts w:ascii="Consolas" w:eastAsia="굴림체" w:hAnsi="Consolas" w:cs="Consolas"/>
           <w:color w:val="374151"/>
         </w:rPr>
         <w:t>lib/engines/&lt;id&gt;</w:t>
@@ -12935,7 +12964,7 @@
             </w:pPr>
             <w:r>
               <w:rPr>
-                <w:rFonts w:ascii="굴림체" w:eastAsia="굴림체" w:hAnsi="굴림체" w:cs="굴림체"/>
+                <w:rFonts w:ascii="Consolas" w:eastAsia="굴림체" w:hAnsi="Consolas" w:cs="Consolas"/>
                 <w:color w:val="374151"/>
                 <w:sz w:val="16"/>
                 <w:szCs w:val="16"/>
@@ -13416,7 +13445,7 @@
             </w:pPr>
             <w:r>
               <w:rPr>
-                <w:rFonts w:ascii="굴림체" w:eastAsia="굴림체" w:hAnsi="굴림체" w:cs="굴림체"/>
+                <w:rFonts w:ascii="Consolas" w:eastAsia="굴림체" w:hAnsi="Consolas" w:cs="Consolas"/>
                 <w:color w:val="374151"/>
                 <w:sz w:val="16"/>
                 <w:szCs w:val="16"/>
@@ -13835,7 +13864,7 @@
             </w:pPr>
             <w:r>
               <w:rPr>
-                <w:rFonts w:ascii="굴림체" w:eastAsia="굴림체" w:hAnsi="굴림체" w:cs="굴림체"/>
+                <w:rFonts w:ascii="Consolas" w:eastAsia="굴림체" w:hAnsi="Consolas" w:cs="Consolas"/>
                 <w:color w:val="374151"/>
                 <w:sz w:val="16"/>
                 <w:szCs w:val="16"/>
@@ -14233,7 +14262,7 @@
             </w:pPr>
             <w:r>
               <w:rPr>
-                <w:rFonts w:ascii="굴림체" w:eastAsia="굴림체" w:hAnsi="굴림체" w:cs="굴림체"/>
+                <w:rFonts w:ascii="Consolas" w:eastAsia="굴림체" w:hAnsi="Consolas" w:cs="Consolas"/>
                 <w:color w:val="374151"/>
                 <w:sz w:val="16"/>
                 <w:szCs w:val="16"/>
@@ -14652,7 +14681,7 @@
             </w:pPr>
             <w:r>
               <w:rPr>
-                <w:rFonts w:ascii="굴림체" w:eastAsia="굴림체" w:hAnsi="굴림체" w:cs="굴림체"/>
+                <w:rFonts w:ascii="Consolas" w:eastAsia="굴림체" w:hAnsi="Consolas" w:cs="Consolas"/>
                 <w:color w:val="374151"/>
                 <w:sz w:val="16"/>
                 <w:szCs w:val="16"/>
@@ -15057,7 +15086,7 @@
             </w:pPr>
             <w:r>
               <w:rPr>
-                <w:rFonts w:ascii="굴림체" w:eastAsia="굴림체" w:hAnsi="굴림체" w:cs="굴림체"/>
+                <w:rFonts w:ascii="Consolas" w:eastAsia="굴림체" w:hAnsi="Consolas" w:cs="Consolas"/>
                 <w:color w:val="374151"/>
                 <w:sz w:val="16"/>
                 <w:szCs w:val="16"/>
@@ -15892,7 +15921,7 @@
       </w:r>
       <w:r>
         <w:rPr>
-          <w:rFonts w:ascii="굴림체" w:eastAsia="굴림체" w:hAnsi="굴림체" w:cs="굴림체"/>
+          <w:rFonts w:ascii="Consolas" w:eastAsia="굴림체" w:hAnsi="Consolas" w:cs="Consolas"/>
           <w:color w:val="374151"/>
         </w:rPr>
         <w:t>reads</w:t>
@@ -15902,7 +15931,7 @@
       </w:r>
       <w:r>
         <w:rPr>
-          <w:rFonts w:ascii="굴림체" w:eastAsia="굴림체" w:hAnsi="굴림체" w:cs="굴림체"/>
+          <w:rFonts w:ascii="Consolas" w:eastAsia="굴림체" w:hAnsi="Consolas" w:cs="Consolas"/>
           <w:color w:val="374151"/>
         </w:rPr>
         <w:t>writes</w:t>
@@ -15918,7 +15947,7 @@
       </w:r>
       <w:r>
         <w:rPr>
-          <w:rFonts w:ascii="굴림체" w:eastAsia="굴림체" w:hAnsi="굴림체" w:cs="굴림체"/>
+          <w:rFonts w:ascii="Consolas" w:eastAsia="굴림체" w:hAnsi="Consolas" w:cs="Consolas"/>
           <w:color w:val="374151"/>
         </w:rPr>
         <w:t>ducts</w:t>
@@ -15931,7 +15960,7 @@
       </w:r>
       <w:r>
         <w:rPr>
-          <w:rFonts w:ascii="굴림체" w:eastAsia="굴림체" w:hAnsi="굴림체" w:cs="굴림체"/>
+          <w:rFonts w:ascii="Consolas" w:eastAsia="굴림체" w:hAnsi="Consolas" w:cs="Consolas"/>
           <w:color w:val="374151"/>
         </w:rPr>
         <w:t>airflow</w:t>
@@ -15968,7 +15997,7 @@
       </w:r>
       <w:r>
         <w:rPr>
-          <w:rFonts w:ascii="굴림체" w:eastAsia="굴림체" w:hAnsi="굴림체" w:cs="굴림체"/>
+          <w:rFonts w:ascii="Consolas" w:eastAsia="굴림체" w:hAnsi="Consolas" w:cs="Consolas"/>
           <w:color w:val="374151"/>
         </w:rPr>
         <w:t>airflow</w:t>
@@ -16109,7 +16138,7 @@
       </w:r>
       <w:r>
         <w:rPr>
-          <w:rFonts w:ascii="굴림체" w:eastAsia="굴림체" w:hAnsi="굴림체" w:cs="굴림체"/>
+          <w:rFonts w:ascii="Consolas" w:eastAsia="굴림체" w:hAnsi="Consolas" w:cs="Consolas"/>
           <w:color w:val="374151"/>
         </w:rPr>
         <w:t>reads</w:t>
@@ -16474,7 +16503,7 @@
       </w:r>
       <w:r>
         <w:rPr>
-          <w:rFonts w:ascii="굴림체" w:eastAsia="굴림체" w:hAnsi="굴림체" w:cs="굴림체"/>
+          <w:rFonts w:ascii="Consolas" w:eastAsia="굴림체" w:hAnsi="Consolas" w:cs="Consolas"/>
           <w:color w:val="374151"/>
         </w:rPr>
         <w:t>lib/engines/*</w:t>
@@ -16523,7 +16552,7 @@
       </w:r>
       <w:r>
         <w:rPr>
-          <w:rFonts w:ascii="굴림체" w:eastAsia="굴림체" w:hAnsi="굴림체" w:cs="굴림체"/>
+          <w:rFonts w:ascii="Consolas" w:eastAsia="굴림체" w:hAnsi="Consolas" w:cs="Consolas"/>
           <w:color w:val="374151"/>
         </w:rPr>
         <w:t>tools/hvac-run.cjs</w:t>
@@ -16713,7 +16742,7 @@
       <w:pPr>
         <w:pStyle w:val="2"/>
       </w:pPr>
-      <w:bookmarkStart w:id="6" w:name="_Toc243860158"/>
+      <w:bookmarkStart w:id="6" w:name="_Toc243861588"/>
       <w:r>
         <w:t xml:space="preserve">5.2 </w:t>
       </w:r>
@@ -17065,7 +17094,7 @@
             </w:r>
             <w:r>
               <w:rPr>
-                <w:rFonts w:ascii="굴림체" w:eastAsia="굴림체" w:hAnsi="굴림체" w:cs="굴림체"/>
+                <w:rFonts w:ascii="Consolas" w:eastAsia="굴림체" w:hAnsi="Consolas" w:cs="Consolas"/>
                 <w:color w:val="374151"/>
                 <w:sz w:val="17"/>
                 <w:szCs w:val="17"/>
@@ -17321,7 +17350,7 @@
             </w:r>
             <w:r>
               <w:rPr>
-                <w:rFonts w:ascii="굴림체" w:eastAsia="굴림체" w:hAnsi="굴림체" w:cs="굴림체"/>
+                <w:rFonts w:ascii="Consolas" w:eastAsia="굴림체" w:hAnsi="Consolas" w:cs="Consolas"/>
                 <w:color w:val="374151"/>
                 <w:sz w:val="17"/>
                 <w:szCs w:val="17"/>
@@ -17732,7 +17761,7 @@
             </w:r>
             <w:r>
               <w:rPr>
-                <w:rFonts w:ascii="굴림체" w:eastAsia="굴림체" w:hAnsi="굴림체" w:cs="굴림체"/>
+                <w:rFonts w:ascii="Consolas" w:eastAsia="굴림체" w:hAnsi="Consolas" w:cs="Consolas"/>
                 <w:color w:val="374151"/>
                 <w:sz w:val="17"/>
                 <w:szCs w:val="17"/>
@@ -17832,7 +17861,7 @@
             </w:r>
             <w:r>
               <w:rPr>
-                <w:rFonts w:ascii="굴림체" w:eastAsia="굴림체" w:hAnsi="굴림체" w:cs="굴림체"/>
+                <w:rFonts w:ascii="Consolas" w:eastAsia="굴림체" w:hAnsi="Consolas" w:cs="Consolas"/>
                 <w:color w:val="374151"/>
                 <w:sz w:val="17"/>
                 <w:szCs w:val="17"/>
@@ -17898,7 +17927,7 @@
             </w:r>
             <w:r>
               <w:rPr>
-                <w:rFonts w:ascii="굴림체" w:eastAsia="굴림체" w:hAnsi="굴림체" w:cs="굴림체"/>
+                <w:rFonts w:ascii="Consolas" w:eastAsia="굴림체" w:hAnsi="Consolas" w:cs="Consolas"/>
                 <w:color w:val="374151"/>
                 <w:sz w:val="17"/>
                 <w:szCs w:val="17"/>
@@ -17914,7 +17943,7 @@
             </w:r>
             <w:r>
               <w:rPr>
-                <w:rFonts w:ascii="굴림체" w:eastAsia="굴림체" w:hAnsi="굴림체" w:cs="굴림체"/>
+                <w:rFonts w:ascii="Consolas" w:eastAsia="굴림체" w:hAnsi="Consolas" w:cs="Consolas"/>
                 <w:color w:val="374151"/>
                 <w:sz w:val="17"/>
                 <w:szCs w:val="17"/>
@@ -18170,7 +18199,7 @@
             </w:r>
             <w:r>
               <w:rPr>
-                <w:rFonts w:ascii="굴림체" w:eastAsia="굴림체" w:hAnsi="굴림체" w:cs="굴림체"/>
+                <w:rFonts w:ascii="Consolas" w:eastAsia="굴림체" w:hAnsi="Consolas" w:cs="Consolas"/>
                 <w:color w:val="374151"/>
                 <w:sz w:val="17"/>
                 <w:szCs w:val="17"/>
@@ -18419,7 +18448,7 @@
             </w:r>
             <w:r>
               <w:rPr>
-                <w:rFonts w:ascii="굴림체" w:eastAsia="굴림체" w:hAnsi="굴림체" w:cs="굴림체"/>
+                <w:rFonts w:ascii="Consolas" w:eastAsia="굴림체" w:hAnsi="Consolas" w:cs="Consolas"/>
                 <w:color w:val="374151"/>
                 <w:sz w:val="17"/>
                 <w:szCs w:val="17"/>
@@ -18618,7 +18647,7 @@
             </w:pPr>
             <w:r>
               <w:rPr>
-                <w:rFonts w:ascii="굴림체" w:eastAsia="굴림체" w:hAnsi="굴림체" w:cs="굴림체"/>
+                <w:rFonts w:ascii="Consolas" w:eastAsia="굴림체" w:hAnsi="Consolas" w:cs="Consolas"/>
                 <w:color w:val="374151"/>
                 <w:sz w:val="17"/>
                 <w:szCs w:val="17"/>
@@ -18634,7 +18663,7 @@
             </w:r>
             <w:r>
               <w:rPr>
-                <w:rFonts w:ascii="굴림체" w:eastAsia="굴림체" w:hAnsi="굴림체" w:cs="굴림체"/>
+                <w:rFonts w:ascii="Consolas" w:eastAsia="굴림체" w:hAnsi="Consolas" w:cs="Consolas"/>
                 <w:color w:val="374151"/>
                 <w:sz w:val="17"/>
                 <w:szCs w:val="17"/>
@@ -18665,7 +18694,7 @@
             </w:pPr>
             <w:r>
               <w:rPr>
-                <w:rFonts w:ascii="굴림체" w:eastAsia="굴림체" w:hAnsi="굴림체" w:cs="굴림체"/>
+                <w:rFonts w:ascii="Consolas" w:eastAsia="굴림체" w:hAnsi="Consolas" w:cs="Consolas"/>
                 <w:color w:val="374151"/>
                 <w:sz w:val="17"/>
                 <w:szCs w:val="17"/>
@@ -18681,7 +18710,7 @@
             </w:r>
             <w:r>
               <w:rPr>
-                <w:rFonts w:ascii="굴림체" w:eastAsia="굴림체" w:hAnsi="굴림체" w:cs="굴림체"/>
+                <w:rFonts w:ascii="Consolas" w:eastAsia="굴림체" w:hAnsi="Consolas" w:cs="Consolas"/>
                 <w:color w:val="374151"/>
                 <w:sz w:val="17"/>
                 <w:szCs w:val="17"/>
@@ -18782,7 +18811,7 @@
             </w:pPr>
             <w:r>
               <w:rPr>
-                <w:rFonts w:ascii="굴림체" w:eastAsia="굴림체" w:hAnsi="굴림체" w:cs="굴림체"/>
+                <w:rFonts w:ascii="Consolas" w:eastAsia="굴림체" w:hAnsi="Consolas" w:cs="Consolas"/>
                 <w:color w:val="374151"/>
                 <w:sz w:val="17"/>
                 <w:szCs w:val="17"/>
@@ -18813,7 +18842,7 @@
             </w:pPr>
             <w:r>
               <w:rPr>
-                <w:rFonts w:ascii="굴림체" w:eastAsia="굴림체" w:hAnsi="굴림체" w:cs="굴림체"/>
+                <w:rFonts w:ascii="Consolas" w:eastAsia="굴림체" w:hAnsi="Consolas" w:cs="Consolas"/>
                 <w:color w:val="374151"/>
                 <w:sz w:val="17"/>
                 <w:szCs w:val="17"/>
@@ -19062,7 +19091,7 @@
             </w:r>
             <w:r>
               <w:rPr>
-                <w:rFonts w:ascii="굴림체" w:eastAsia="굴림체" w:hAnsi="굴림체" w:cs="굴림체"/>
+                <w:rFonts w:ascii="Consolas" w:eastAsia="굴림체" w:hAnsi="Consolas" w:cs="Consolas"/>
                 <w:color w:val="374151"/>
                 <w:sz w:val="17"/>
                 <w:szCs w:val="17"/>
@@ -19078,7 +19107,7 @@
             </w:r>
             <w:r>
               <w:rPr>
-                <w:rFonts w:ascii="굴림체" w:eastAsia="굴림체" w:hAnsi="굴림체" w:cs="굴림체"/>
+                <w:rFonts w:ascii="Consolas" w:eastAsia="굴림체" w:hAnsi="Consolas" w:cs="Consolas"/>
                 <w:color w:val="374151"/>
                 <w:sz w:val="17"/>
                 <w:szCs w:val="17"/>
@@ -19194,7 +19223,7 @@
             </w:pPr>
             <w:r>
               <w:rPr>
-                <w:rFonts w:ascii="굴림체" w:eastAsia="굴림체" w:hAnsi="굴림체" w:cs="굴림체"/>
+                <w:rFonts w:ascii="Consolas" w:eastAsia="굴림체" w:hAnsi="Consolas" w:cs="Consolas"/>
                 <w:color w:val="374151"/>
                 <w:sz w:val="17"/>
                 <w:szCs w:val="17"/>
@@ -19210,7 +19239,7 @@
             </w:r>
             <w:r>
               <w:rPr>
-                <w:rFonts w:ascii="굴림체" w:eastAsia="굴림체" w:hAnsi="굴림체" w:cs="굴림체"/>
+                <w:rFonts w:ascii="Consolas" w:eastAsia="굴림체" w:hAnsi="Consolas" w:cs="Consolas"/>
                 <w:color w:val="374151"/>
                 <w:sz w:val="17"/>
                 <w:szCs w:val="17"/>
@@ -19241,7 +19270,7 @@
             </w:pPr>
             <w:r>
               <w:rPr>
-                <w:rFonts w:ascii="굴림체" w:eastAsia="굴림체" w:hAnsi="굴림체" w:cs="굴림체"/>
+                <w:rFonts w:ascii="Consolas" w:eastAsia="굴림체" w:hAnsi="Consolas" w:cs="Consolas"/>
                 <w:color w:val="374151"/>
                 <w:sz w:val="17"/>
                 <w:szCs w:val="17"/>
@@ -19335,7 +19364,7 @@
             </w:pPr>
             <w:r>
               <w:rPr>
-                <w:rFonts w:ascii="굴림체" w:eastAsia="굴림체" w:hAnsi="굴림체" w:cs="굴림체"/>
+                <w:rFonts w:ascii="Consolas" w:eastAsia="굴림체" w:hAnsi="Consolas" w:cs="Consolas"/>
                 <w:color w:val="374151"/>
                 <w:sz w:val="17"/>
                 <w:szCs w:val="17"/>
@@ -19351,7 +19380,7 @@
             </w:r>
             <w:r>
               <w:rPr>
-                <w:rFonts w:ascii="굴림체" w:eastAsia="굴림체" w:hAnsi="굴림체" w:cs="굴림체"/>
+                <w:rFonts w:ascii="Consolas" w:eastAsia="굴림체" w:hAnsi="Consolas" w:cs="Consolas"/>
                 <w:color w:val="374151"/>
                 <w:sz w:val="17"/>
                 <w:szCs w:val="17"/>
@@ -19382,7 +19411,7 @@
             </w:pPr>
             <w:r>
               <w:rPr>
-                <w:rFonts w:ascii="굴림체" w:eastAsia="굴림체" w:hAnsi="굴림체" w:cs="굴림체"/>
+                <w:rFonts w:ascii="Consolas" w:eastAsia="굴림체" w:hAnsi="Consolas" w:cs="Consolas"/>
                 <w:color w:val="374151"/>
                 <w:sz w:val="17"/>
                 <w:szCs w:val="17"/>
@@ -19490,7 +19519,7 @@
             </w:pPr>
             <w:r>
               <w:rPr>
-                <w:rFonts w:ascii="굴림체" w:eastAsia="굴림체" w:hAnsi="굴림체" w:cs="굴림체"/>
+                <w:rFonts w:ascii="Consolas" w:eastAsia="굴림체" w:hAnsi="Consolas" w:cs="Consolas"/>
                 <w:color w:val="374151"/>
                 <w:sz w:val="17"/>
                 <w:szCs w:val="17"/>
@@ -19535,7 +19564,7 @@
             </w:pPr>
             <w:r>
               <w:rPr>
-                <w:rFonts w:ascii="굴림체" w:eastAsia="굴림체" w:hAnsi="굴림체" w:cs="굴림체"/>
+                <w:rFonts w:ascii="Consolas" w:eastAsia="굴림체" w:hAnsi="Consolas" w:cs="Consolas"/>
                 <w:color w:val="374151"/>
                 <w:sz w:val="17"/>
                 <w:szCs w:val="17"/>
@@ -20221,7 +20250,7 @@
             </w:pPr>
             <w:r>
               <w:rPr>
-                <w:rFonts w:ascii="굴림체" w:eastAsia="굴림체" w:hAnsi="굴림체" w:cs="굴림체"/>
+                <w:rFonts w:ascii="Consolas" w:eastAsia="굴림체" w:hAnsi="Consolas" w:cs="Consolas"/>
                 <w:color w:val="374151"/>
                 <w:sz w:val="17"/>
                 <w:szCs w:val="17"/>
@@ -20230,7 +20259,7 @@
             </w:r>
             <w:r>
               <w:rPr>
-                <w:rFonts w:ascii="굴림체" w:eastAsia="굴림체" w:hAnsi="굴림체" w:cs="굴림체"/>
+                <w:rFonts w:ascii="Consolas" w:eastAsia="굴림체" w:hAnsi="Consolas" w:cs="Consolas"/>
                 <w:color w:val="374151"/>
                 <w:sz w:val="17"/>
                 <w:szCs w:val="17"/>
@@ -20239,7 +20268,7 @@
             </w:r>
             <w:r>
               <w:rPr>
-                <w:rFonts w:ascii="굴림체" w:eastAsia="굴림체" w:hAnsi="굴림체" w:cs="굴림체"/>
+                <w:rFonts w:ascii="Consolas" w:eastAsia="굴림체" w:hAnsi="Consolas" w:cs="Consolas"/>
                 <w:color w:val="374151"/>
                 <w:sz w:val="17"/>
                 <w:szCs w:val="17"/>
@@ -20366,7 +20395,7 @@
       <w:pPr>
         <w:pStyle w:val="1"/>
       </w:pPr>
-      <w:bookmarkStart w:id="7" w:name="_Toc243860159"/>
+      <w:bookmarkStart w:id="7" w:name="_Toc243861589"/>
       <w:r>
         <w:t xml:space="preserve">6. </w:t>
       </w:r>
@@ -20378,7 +20407,7 @@
       </w:r>
       <w:r>
         <w:rPr>
-          <w:rFonts w:ascii="굴림체" w:eastAsia="굴림체" w:hAnsi="굴림체" w:cs="굴림체"/>
+          <w:rFonts w:ascii="Consolas" w:eastAsia="굴림체" w:hAnsi="Consolas" w:cs="Consolas"/>
           <w:color w:val="374151"/>
         </w:rPr>
         <w:t>hvac-grid/2</w:t>
@@ -21606,7 +21635,7 @@
       </w:r>
       <w:r>
         <w:rPr>
-          <w:rFonts w:ascii="굴림체" w:eastAsia="굴림체" w:hAnsi="굴림체" w:cs="굴림체"/>
+          <w:rFonts w:ascii="Consolas" w:eastAsia="굴림체" w:hAnsi="Consolas" w:cs="Consolas"/>
           <w:color w:val="374151"/>
         </w:rPr>
         <w:t>lib/io</w:t>
@@ -21661,7 +21690,7 @@
       </w:r>
       <w:r>
         <w:rPr>
-          <w:rFonts w:ascii="굴림체" w:eastAsia="굴림체" w:hAnsi="굴림체" w:cs="굴림체"/>
+          <w:rFonts w:ascii="Consolas" w:eastAsia="굴림체" w:hAnsi="Consolas" w:cs="Consolas"/>
           <w:color w:val="374151"/>
         </w:rPr>
         <w:t>rules.heatingSupplyDeltaTK</w:t>
@@ -21695,7 +21724,7 @@
       <w:pPr>
         <w:pStyle w:val="1"/>
       </w:pPr>
-      <w:bookmarkStart w:id="8" w:name="_Toc243860160"/>
+      <w:bookmarkStart w:id="8" w:name="_Toc243861590"/>
       <w:r>
         <w:t xml:space="preserve">7. </w:t>
       </w:r>
@@ -24024,7 +24053,7 @@
       <w:pPr>
         <w:pStyle w:val="1"/>
       </w:pPr>
-      <w:bookmarkStart w:id="9" w:name="_Toc243860161"/>
+      <w:bookmarkStart w:id="9" w:name="_Toc243861591"/>
       <w:r>
         <w:t xml:space="preserve">8. </w:t>
       </w:r>
@@ -24537,7 +24566,7 @@
             </w:r>
             <w:r>
               <w:rPr>
-                <w:rFonts w:ascii="굴림체" w:eastAsia="굴림체" w:hAnsi="굴림체" w:cs="굴림체"/>
+                <w:rFonts w:ascii="Consolas" w:eastAsia="굴림체" w:hAnsi="Consolas" w:cs="Consolas"/>
                 <w:color w:val="374151"/>
                 <w:sz w:val="17"/>
                 <w:szCs w:val="17"/>
@@ -25172,7 +25201,7 @@
             </w:r>
             <w:r>
               <w:rPr>
-                <w:rFonts w:ascii="굴림체" w:eastAsia="굴림체" w:hAnsi="굴림체" w:cs="굴림체"/>
+                <w:rFonts w:ascii="Consolas" w:eastAsia="굴림체" w:hAnsi="Consolas" w:cs="Consolas"/>
                 <w:color w:val="374151"/>
                 <w:sz w:val="17"/>
                 <w:szCs w:val="17"/>
@@ -25679,7 +25708,7 @@
             </w:pPr>
             <w:r>
               <w:rPr>
-                <w:rFonts w:ascii="굴림체" w:eastAsia="굴림체" w:hAnsi="굴림체" w:cs="굴림체"/>
+                <w:rFonts w:ascii="Consolas" w:eastAsia="굴림체" w:hAnsi="Consolas" w:cs="Consolas"/>
                 <w:color w:val="374151"/>
                 <w:sz w:val="17"/>
                 <w:szCs w:val="17"/>
@@ -25835,7 +25864,7 @@
             </w:r>
             <w:r>
               <w:rPr>
-                <w:rFonts w:ascii="굴림체" w:eastAsia="굴림체" w:hAnsi="굴림체" w:cs="굴림체"/>
+                <w:rFonts w:ascii="Consolas" w:eastAsia="굴림체" w:hAnsi="Consolas" w:cs="Consolas"/>
                 <w:color w:val="374151"/>
                 <w:sz w:val="17"/>
                 <w:szCs w:val="17"/>
@@ -25921,7 +25950,7 @@
             </w:r>
             <w:r>
               <w:rPr>
-                <w:rFonts w:ascii="굴림체" w:eastAsia="굴림체" w:hAnsi="굴림체" w:cs="굴림체"/>
+                <w:rFonts w:ascii="Consolas" w:eastAsia="굴림체" w:hAnsi="Consolas" w:cs="Consolas"/>
                 <w:color w:val="374151"/>
                 <w:sz w:val="17"/>
                 <w:szCs w:val="17"/>
@@ -25937,7 +25966,7 @@
             </w:r>
             <w:r>
               <w:rPr>
-                <w:rFonts w:ascii="굴림체" w:eastAsia="굴림체" w:hAnsi="굴림체" w:cs="굴림체"/>
+                <w:rFonts w:ascii="Consolas" w:eastAsia="굴림체" w:hAnsi="Consolas" w:cs="Consolas"/>
                 <w:color w:val="374151"/>
                 <w:sz w:val="17"/>
                 <w:szCs w:val="17"/>
@@ -25953,7 +25982,7 @@
             </w:r>
             <w:r>
               <w:rPr>
-                <w:rFonts w:ascii="굴림체" w:eastAsia="굴림체" w:hAnsi="굴림체" w:cs="굴림체"/>
+                <w:rFonts w:ascii="Consolas" w:eastAsia="굴림체" w:hAnsi="Consolas" w:cs="Consolas"/>
                 <w:color w:val="374151"/>
                 <w:sz w:val="17"/>
                 <w:szCs w:val="17"/>
@@ -26707,7 +26736,7 @@
             </w:r>
             <w:r>
               <w:rPr>
-                <w:rFonts w:ascii="굴림체" w:eastAsia="굴림체" w:hAnsi="굴림체" w:cs="굴림체"/>
+                <w:rFonts w:ascii="Consolas" w:eastAsia="굴림체" w:hAnsi="Consolas" w:cs="Consolas"/>
                 <w:color w:val="374151"/>
                 <w:sz w:val="17"/>
                 <w:szCs w:val="17"/>
@@ -26828,7 +26857,7 @@
             </w:r>
             <w:r>
               <w:rPr>
-                <w:rFonts w:ascii="굴림체" w:eastAsia="굴림체" w:hAnsi="굴림체" w:cs="굴림체"/>
+                <w:rFonts w:ascii="Consolas" w:eastAsia="굴림체" w:hAnsi="Consolas" w:cs="Consolas"/>
                 <w:color w:val="374151"/>
                 <w:sz w:val="17"/>
                 <w:szCs w:val="17"/>
@@ -27348,7 +27377,7 @@
             </w:r>
             <w:r>
               <w:rPr>
-                <w:rFonts w:ascii="굴림체" w:eastAsia="굴림체" w:hAnsi="굴림체" w:cs="굴림체"/>
+                <w:rFonts w:ascii="Consolas" w:eastAsia="굴림체" w:hAnsi="Consolas" w:cs="Consolas"/>
                 <w:color w:val="374151"/>
                 <w:sz w:val="17"/>
                 <w:szCs w:val="17"/>
@@ -27371,7 +27400,7 @@
             </w:r>
             <w:r>
               <w:rPr>
-                <w:rFonts w:ascii="굴림체" w:eastAsia="굴림체" w:hAnsi="굴림체" w:cs="굴림체"/>
+                <w:rFonts w:ascii="Consolas" w:eastAsia="굴림체" w:hAnsi="Consolas" w:cs="Consolas"/>
                 <w:color w:val="374151"/>
                 <w:sz w:val="17"/>
                 <w:szCs w:val="17"/>
@@ -27387,7 +27416,7 @@
             </w:r>
             <w:r>
               <w:rPr>
-                <w:rFonts w:ascii="굴림체" w:eastAsia="굴림체" w:hAnsi="굴림체" w:cs="굴림체"/>
+                <w:rFonts w:ascii="Consolas" w:eastAsia="굴림체" w:hAnsi="Consolas" w:cs="Consolas"/>
                 <w:color w:val="374151"/>
                 <w:sz w:val="17"/>
                 <w:szCs w:val="17"/>
@@ -28059,7 +28088,7 @@
             </w:r>
             <w:r>
               <w:rPr>
-                <w:rFonts w:ascii="굴림체" w:eastAsia="굴림체" w:hAnsi="굴림체" w:cs="굴림체"/>
+                <w:rFonts w:ascii="Consolas" w:eastAsia="굴림체" w:hAnsi="Consolas" w:cs="Consolas"/>
                 <w:color w:val="374151"/>
                 <w:sz w:val="17"/>
                 <w:szCs w:val="17"/>
@@ -28394,7 +28423,7 @@
       <w:pPr>
         <w:pStyle w:val="1"/>
       </w:pPr>
-      <w:bookmarkStart w:id="10" w:name="_Toc243860162"/>
+      <w:bookmarkStart w:id="10" w:name="_Toc243861592"/>
       <w:r>
         <w:t xml:space="preserve">9. </w:t>
       </w:r>
@@ -28746,7 +28775,7 @@
             </w:r>
             <w:r>
               <w:rPr>
-                <w:rFonts w:ascii="굴림체" w:eastAsia="굴림체" w:hAnsi="굴림체" w:cs="굴림체"/>
+                <w:rFonts w:ascii="Consolas" w:eastAsia="굴림체" w:hAnsi="Consolas" w:cs="Consolas"/>
                 <w:color w:val="374151"/>
                 <w:sz w:val="17"/>
                 <w:szCs w:val="17"/>
@@ -29331,7 +29360,7 @@
             </w:r>
             <w:r>
               <w:rPr>
-                <w:rFonts w:ascii="굴림체" w:eastAsia="굴림체" w:hAnsi="굴림체" w:cs="굴림체"/>
+                <w:rFonts w:ascii="Consolas" w:eastAsia="굴림체" w:hAnsi="Consolas" w:cs="Consolas"/>
                 <w:color w:val="374151"/>
                 <w:sz w:val="17"/>
                 <w:szCs w:val="17"/>
@@ -29347,7 +29376,7 @@
             </w:r>
             <w:r>
               <w:rPr>
-                <w:rFonts w:ascii="굴림체" w:eastAsia="굴림체" w:hAnsi="굴림체" w:cs="굴림체"/>
+                <w:rFonts w:ascii="Consolas" w:eastAsia="굴림체" w:hAnsi="Consolas" w:cs="Consolas"/>
                 <w:color w:val="374151"/>
                 <w:sz w:val="17"/>
                 <w:szCs w:val="17"/>
@@ -29595,7 +29624,7 @@
             </w:r>
             <w:r>
               <w:rPr>
-                <w:rFonts w:ascii="굴림체" w:eastAsia="굴림체" w:hAnsi="굴림체" w:cs="굴림체"/>
+                <w:rFonts w:ascii="Consolas" w:eastAsia="굴림체" w:hAnsi="Consolas" w:cs="Consolas"/>
                 <w:color w:val="374151"/>
                 <w:sz w:val="17"/>
                 <w:szCs w:val="17"/>
@@ -29611,7 +29640,7 @@
             </w:r>
             <w:r>
               <w:rPr>
-                <w:rFonts w:ascii="굴림체" w:eastAsia="굴림체" w:hAnsi="굴림체" w:cs="굴림체"/>
+                <w:rFonts w:ascii="Consolas" w:eastAsia="굴림체" w:hAnsi="Consolas" w:cs="Consolas"/>
                 <w:color w:val="374151"/>
                 <w:sz w:val="17"/>
                 <w:szCs w:val="17"/>
@@ -30408,7 +30437,7 @@
             </w:pPr>
             <w:r>
               <w:rPr>
-                <w:rFonts w:ascii="굴림체" w:eastAsia="굴림체" w:hAnsi="굴림체" w:cs="굴림체"/>
+                <w:rFonts w:ascii="Consolas" w:eastAsia="굴림체" w:hAnsi="Consolas" w:cs="Consolas"/>
                 <w:color w:val="374151"/>
                 <w:sz w:val="17"/>
                 <w:szCs w:val="17"/>
@@ -30428,7 +30457,7 @@
       <w:pPr>
         <w:pStyle w:val="1"/>
       </w:pPr>
-      <w:bookmarkStart w:id="11" w:name="_Toc243860163"/>
+      <w:bookmarkStart w:id="11" w:name="_Toc243861593"/>
       <w:r>
         <w:t xml:space="preserve">10. </w:t>
       </w:r>
@@ -30472,7 +30501,7 @@
       </w:r>
       <w:r>
         <w:rPr>
-          <w:rFonts w:ascii="굴림체" w:eastAsia="굴림체" w:hAnsi="굴림체" w:cs="굴림체"/>
+          <w:rFonts w:ascii="Consolas" w:eastAsia="굴림체" w:hAnsi="Consolas" w:cs="Consolas"/>
           <w:color w:val="374151"/>
         </w:rPr>
         <w:t>dist/HVAC_Grid.html</w:t>
@@ -30512,7 +30541,7 @@
       </w:r>
       <w:r>
         <w:rPr>
-          <w:rFonts w:ascii="굴림체" w:eastAsia="굴림체" w:hAnsi="굴림체" w:cs="굴림체"/>
+          <w:rFonts w:ascii="Consolas" w:eastAsia="굴림체" w:hAnsi="Consolas" w:cs="Consolas"/>
           <w:color w:val="374151"/>
         </w:rPr>
         <w:t>dist/HVAC_Grid_offline</w:t>
@@ -30725,24 +30754,33 @@
       <w:pPr>
         <w:pStyle w:val="1"/>
       </w:pPr>
-      <w:bookmarkStart w:id="12" w:name="_Toc243860164"/>
+      <w:bookmarkStart w:id="12" w:name="_Toc243861594"/>
       <w:r>
         <w:t xml:space="preserve">11. </w:t>
       </w:r>
       <w:r>
-        <w:t>정해야</w:t>
-      </w:r>
-      <w:r>
-        <w:t xml:space="preserve"> </w:t>
-      </w:r>
-      <w:r>
-        <w:t>할</w:t>
-      </w:r>
-      <w:r>
-        <w:t xml:space="preserve"> </w:t>
-      </w:r>
-      <w:r>
-        <w:t>것</w:t>
+        <w:t>결정</w:t>
+      </w:r>
+      <w:r>
+        <w:t xml:space="preserve"> (D1~D6, 2026-10-25 </w:t>
+      </w:r>
+      <w:r>
+        <w:t>권장안으로</w:t>
+      </w:r>
+      <w:r>
+        <w:t xml:space="preserve"> </w:t>
+      </w:r>
+      <w:r>
+        <w:t>결정</w:t>
+      </w:r>
+      <w:r>
+        <w:t xml:space="preserve"> — </w:t>
+      </w:r>
+      <w:r>
+        <w:t>DECISIONS.md</w:t>
+      </w:r>
+      <w:r>
+        <w:t>)</w:t>
       </w:r>
       <w:bookmarkEnd w:id="12"/>
     </w:p>
@@ -30861,7 +30899,7 @@
                 <w:sz w:val="17"/>
                 <w:szCs w:val="17"/>
               </w:rPr>
-              <w:t>권장</w:t>
+              <w:t>결정</w:t>
             </w:r>
           </w:p>
         </w:tc>
@@ -31294,7 +31332,7 @@
             </w:r>
             <w:r>
               <w:rPr>
-                <w:rFonts w:ascii="굴림체" w:eastAsia="굴림체" w:hAnsi="굴림체" w:cs="굴림체"/>
+                <w:rFonts w:ascii="Consolas" w:eastAsia="굴림체" w:hAnsi="Consolas" w:cs="Consolas"/>
                 <w:color w:val="374151"/>
                 <w:sz w:val="17"/>
                 <w:szCs w:val="17"/>
@@ -32354,7 +32392,7 @@
       <w:pPr>
         <w:pStyle w:val="1"/>
       </w:pPr>
-      <w:bookmarkStart w:id="13" w:name="_Toc243860165"/>
+      <w:bookmarkStart w:id="13" w:name="_Toc243861595"/>
       <w:r>
         <w:t xml:space="preserve">12. </w:t>
       </w:r>
@@ -33317,7 +33355,7 @@
             </w:r>
             <w:r>
               <w:rPr>
-                <w:rFonts w:ascii="굴림체" w:eastAsia="굴림체" w:hAnsi="굴림체" w:cs="굴림체"/>
+                <w:rFonts w:ascii="Consolas" w:eastAsia="굴림체" w:hAnsi="Consolas" w:cs="Consolas"/>
                 <w:color w:val="374151"/>
                 <w:sz w:val="17"/>
                 <w:szCs w:val="17"/>
@@ -34257,7 +34295,7 @@
             </w:r>
             <w:r>
               <w:rPr>
-                <w:rFonts w:ascii="굴림체" w:eastAsia="굴림체" w:hAnsi="굴림체" w:cs="굴림체"/>
+                <w:rFonts w:ascii="Consolas" w:eastAsia="굴림체" w:hAnsi="Consolas" w:cs="Consolas"/>
                 <w:color w:val="374151"/>
                 <w:sz w:val="17"/>
                 <w:szCs w:val="17"/>
@@ -34273,7 +34311,7 @@
             </w:r>
             <w:r>
               <w:rPr>
-                <w:rFonts w:ascii="굴림체" w:eastAsia="굴림체" w:hAnsi="굴림체" w:cs="굴림체"/>
+                <w:rFonts w:ascii="Consolas" w:eastAsia="굴림체" w:hAnsi="Consolas" w:cs="Consolas"/>
                 <w:color w:val="374151"/>
                 <w:sz w:val="17"/>
                 <w:szCs w:val="17"/>
@@ -34818,7 +34856,7 @@
       <w:pPr>
         <w:pStyle w:val="1"/>
       </w:pPr>
-      <w:bookmarkStart w:id="14" w:name="_Toc243860166"/>
+      <w:bookmarkStart w:id="14" w:name="_Toc243861596"/>
       <w:r>
         <w:t xml:space="preserve">13. </w:t>
       </w:r>
@@ -36618,10 +36656,96 @@
 <file path=word/numbering.xml><?xml version="1.0" encoding="utf-8"?>
 <w:numbering xmlns:wpc="http://schemas.microsoft.com/office/word/2010/wordprocessingCanvas" xmlns:cx="http://schemas.microsoft.com/office/drawing/2014/chartex" xmlns:cx1="http://schemas.microsoft.com/office/drawing/2015/9/8/chartex" xmlns:cx2="http://schemas.microsoft.com/office/drawing/2015/10/21/chartex" xmlns:cx3="http://schemas.microsoft.com/office/drawing/2016/5/9/chartex" xmlns:cx4="http://schemas.microsoft.com/office/drawing/2016/5/10/chartex" xmlns:cx5="http://schemas.microsoft.com/office/drawing/2016/5/11/chartex" xmlns:cx6="http://schemas.microsoft.com/office/drawing/2016/5/12/chartex" xmlns:cx7="http://schemas.microsoft.com/office/drawing/2016/5/13/chartex" xmlns:cx8="http://schemas.microsoft.com/office/drawing/2016/5/14/chartex" xmlns:mc="http://schemas.openxmlformats.org/markup-compatibility/2006" xmlns:aink="http://schemas.microsoft.com/office/drawing/2016/ink" xmlns:am3d="http://schemas.microsoft.com/office/drawing/2017/model3d" xmlns:o="urn:schemas-microsoft-com:office:office" xmlns:oel="http://schemas.microsoft.com/office/2019/extlst" xmlns:r="http://schemas.openxmlformats.org/officeDocument/2006/relationships" xmlns:m="http://schemas.openxmlformats.org/officeDocument/2006/math" xmlns:v="urn:schemas-microsoft-com:vml" xmlns:wp14="http://schemas.microsoft.com/office/word/2010/wordprocessingDrawing" xmlns:wp="http://schemas.openxmlformats.org/drawingml/2006/wordprocessingDrawing" xmlns:w10="urn:schemas-microsoft-com:office:word" xmlns:w="http://schemas.openxmlformats.org/wordprocessingml/2006/main" xmlns:w14="http://schemas.microsoft.com/office/word/2010/wordml" xmlns:w15="http://schemas.microsoft.com/office/word/2012/wordml" xmlns:w16cex="http://schemas.microsoft.com/office/word/2018/wordml/cex" xmlns:w16cid="http://schemas.microsoft.com/office/word/2016/wordml/cid" xmlns:w16="http://schemas.microsoft.com/office/word/2018/wordml" xmlns:w16du="http://schemas.microsoft.com/office/word/2023/wordml/word16du" xmlns:w16sdtdh="http://schemas.microsoft.com/office/word/2020/wordml/sdtdatahash" xmlns:w16sdtfl="http://schemas.microsoft.com/office/word/2024/wordml/sdtformatlock" xmlns:w16se="http://schemas.microsoft.com/office/word/2015/wordml/symex" xmlns:wpg="http://schemas.microsoft.com/office/word/2010/wordprocessingGroup" xmlns:wpi="http://schemas.microsoft.com/office/word/2010/wordprocessingInk" xmlns:wne="http://schemas.microsoft.com/office/word/2006/wordml" xmlns:wps="http://schemas.microsoft.com/office/word/2010/wordprocessingShape" mc:Ignorable="w14 w15 w16se w16cid w16 w16cex w16sdtdh w16sdtfl w16du wp14">
   <w:abstractNum w:abstractNumId="0" w15:restartNumberingAfterBreak="0">
-    <w:nsid w:val="048222E4"/>
+    <w:nsid w:val="01E30F0B"/>
     <w:multiLevelType w:val="hybridMultilevel"/>
-    <w:tmpl w:val="645A56D2"/>
-    <w:lvl w:ilvl="0" w:tplc="1C624494" w:tentative="1">
+    <w:tmpl w:val="E94475D4"/>
+    <w:lvl w:ilvl="0" w:tplc="D9227CB6" w:tentative="1">
+      <w:start w:val="1"/>
+      <w:numFmt w:val="bullet"/>
+      <w:lvlText w:val="●"/>
+      <w:lvlJc w:val="left"/>
+      <w:pPr>
+        <w:ind w:left="720" w:hanging="360"/>
+      </w:pPr>
+    </w:lvl>
+    <w:lvl w:ilvl="1" w:tplc="CD9EB714" w:tentative="1">
+      <w:start w:val="1"/>
+      <w:numFmt w:val="bullet"/>
+      <w:lvlText w:val="○"/>
+      <w:lvlJc w:val="left"/>
+      <w:pPr>
+        <w:ind w:left="1440" w:hanging="360"/>
+      </w:pPr>
+    </w:lvl>
+    <w:lvl w:ilvl="2" w:tplc="0198919E" w:tentative="1">
+      <w:start w:val="1"/>
+      <w:numFmt w:val="bullet"/>
+      <w:lvlText w:val="■"/>
+      <w:lvlJc w:val="left"/>
+      <w:pPr>
+        <w:ind w:left="2160" w:hanging="360"/>
+      </w:pPr>
+    </w:lvl>
+    <w:lvl w:ilvl="3" w:tplc="FF6440B6" w:tentative="1">
+      <w:start w:val="1"/>
+      <w:numFmt w:val="bullet"/>
+      <w:lvlText w:val="●"/>
+      <w:lvlJc w:val="left"/>
+      <w:pPr>
+        <w:ind w:left="2880" w:hanging="360"/>
+      </w:pPr>
+    </w:lvl>
+    <w:lvl w:ilvl="4" w:tplc="E006C462" w:tentative="1">
+      <w:start w:val="1"/>
+      <w:numFmt w:val="bullet"/>
+      <w:lvlText w:val="○"/>
+      <w:lvlJc w:val="left"/>
+      <w:pPr>
+        <w:ind w:left="3600" w:hanging="360"/>
+      </w:pPr>
+    </w:lvl>
+    <w:lvl w:ilvl="5" w:tplc="A0486CFC" w:tentative="1">
+      <w:start w:val="1"/>
+      <w:numFmt w:val="bullet"/>
+      <w:lvlText w:val="■"/>
+      <w:lvlJc w:val="left"/>
+      <w:pPr>
+        <w:ind w:left="4320" w:hanging="360"/>
+      </w:pPr>
+    </w:lvl>
+    <w:lvl w:ilvl="6" w:tplc="A064B8F6" w:tentative="1">
+      <w:start w:val="1"/>
+      <w:numFmt w:val="bullet"/>
+      <w:lvlText w:val="●"/>
+      <w:lvlJc w:val="left"/>
+      <w:pPr>
+        <w:ind w:left="5040" w:hanging="360"/>
+      </w:pPr>
+    </w:lvl>
+    <w:lvl w:ilvl="7" w:tplc="4DD8A586" w:tentative="1">
+      <w:start w:val="1"/>
+      <w:numFmt w:val="bullet"/>
+      <w:lvlText w:val="●"/>
+      <w:lvlJc w:val="left"/>
+      <w:pPr>
+        <w:ind w:left="5760" w:hanging="360"/>
+      </w:pPr>
+    </w:lvl>
+    <w:lvl w:ilvl="8" w:tplc="A2A63ED2" w:tentative="1">
+      <w:start w:val="1"/>
+      <w:numFmt w:val="bullet"/>
+      <w:lvlText w:val="●"/>
+      <w:lvlJc w:val="left"/>
+      <w:pPr>
+        <w:ind w:left="6480" w:hanging="360"/>
+      </w:pPr>
+    </w:lvl>
+  </w:abstractNum>
+  <w:abstractNum w:abstractNumId="1" w15:restartNumberingAfterBreak="0">
+    <w:nsid w:val="03480A8A"/>
+    <w:multiLevelType w:val="hybridMultilevel"/>
+    <w:tmpl w:val="FC32B044"/>
+    <w:lvl w:ilvl="0" w:tplc="C342731C" w:tentative="1">
       <w:start w:val="1"/>
       <w:numFmt w:val="decimal"/>
       <w:lvlText w:val="%1."/>
@@ -36630,52 +36754,52 @@
         <w:ind w:left="400" w:hanging="300"/>
       </w:pPr>
     </w:lvl>
-    <w:lvl w:ilvl="1" w:tplc="558E9B92">
+    <w:lvl w:ilvl="1" w:tplc="89146D8E">
       <w:numFmt w:val="decimal"/>
       <w:lvlText w:val=""/>
       <w:lvlJc w:val="left"/>
     </w:lvl>
-    <w:lvl w:ilvl="2" w:tplc="98B6F11A">
+    <w:lvl w:ilvl="2" w:tplc="732A750C">
       <w:numFmt w:val="decimal"/>
       <w:lvlText w:val=""/>
       <w:lvlJc w:val="left"/>
     </w:lvl>
-    <w:lvl w:ilvl="3" w:tplc="1BA885E4">
+    <w:lvl w:ilvl="3" w:tplc="E36C59D6">
       <w:numFmt w:val="decimal"/>
       <w:lvlText w:val=""/>
       <w:lvlJc w:val="left"/>
     </w:lvl>
-    <w:lvl w:ilvl="4" w:tplc="14CAE550">
+    <w:lvl w:ilvl="4" w:tplc="BAB2CF24">
       <w:numFmt w:val="decimal"/>
       <w:lvlText w:val=""/>
       <w:lvlJc w:val="left"/>
     </w:lvl>
-    <w:lvl w:ilvl="5" w:tplc="BBC64D84">
+    <w:lvl w:ilvl="5" w:tplc="1EDC42C0">
       <w:numFmt w:val="decimal"/>
       <w:lvlText w:val=""/>
       <w:lvlJc w:val="left"/>
     </w:lvl>
-    <w:lvl w:ilvl="6" w:tplc="13E6DDE2">
+    <w:lvl w:ilvl="6" w:tplc="18FE2638">
       <w:numFmt w:val="decimal"/>
       <w:lvlText w:val=""/>
       <w:lvlJc w:val="left"/>
     </w:lvl>
-    <w:lvl w:ilvl="7" w:tplc="BA783796">
+    <w:lvl w:ilvl="7" w:tplc="76FC3E08">
       <w:numFmt w:val="decimal"/>
       <w:lvlText w:val=""/>
       <w:lvlJc w:val="left"/>
     </w:lvl>
-    <w:lvl w:ilvl="8" w:tplc="CE04EC6E">
+    <w:lvl w:ilvl="8" w:tplc="3A5EB478">
       <w:numFmt w:val="decimal"/>
       <w:lvlText w:val=""/>
       <w:lvlJc w:val="left"/>
     </w:lvl>
   </w:abstractNum>
-  <w:abstractNum w:abstractNumId="1" w15:restartNumberingAfterBreak="0">
-    <w:nsid w:val="09C049A3"/>
+  <w:abstractNum w:abstractNumId="2" w15:restartNumberingAfterBreak="0">
+    <w:nsid w:val="07B43F6E"/>
     <w:multiLevelType w:val="hybridMultilevel"/>
-    <w:tmpl w:val="4B821528"/>
-    <w:lvl w:ilvl="0" w:tplc="F3E8BB58" w:tentative="1">
+    <w:tmpl w:val="48D8151C"/>
+    <w:lvl w:ilvl="0" w:tplc="1BAE5AF6" w:tentative="1">
       <w:start w:val="1"/>
       <w:numFmt w:val="decimal"/>
       <w:lvlText w:val="%1."/>
@@ -36684,52 +36808,52 @@
         <w:ind w:left="400" w:hanging="300"/>
       </w:pPr>
     </w:lvl>
-    <w:lvl w:ilvl="1" w:tplc="B5E83BA4">
+    <w:lvl w:ilvl="1" w:tplc="1F1E0B92">
       <w:numFmt w:val="decimal"/>
       <w:lvlText w:val=""/>
       <w:lvlJc w:val="left"/>
     </w:lvl>
-    <w:lvl w:ilvl="2" w:tplc="4D10B0DA">
+    <w:lvl w:ilvl="2" w:tplc="4630120C">
       <w:numFmt w:val="decimal"/>
       <w:lvlText w:val=""/>
       <w:lvlJc w:val="left"/>
     </w:lvl>
-    <w:lvl w:ilvl="3" w:tplc="137845F4">
+    <w:lvl w:ilvl="3" w:tplc="A9A6B4C0">
       <w:numFmt w:val="decimal"/>
       <w:lvlText w:val=""/>
       <w:lvlJc w:val="left"/>
     </w:lvl>
-    <w:lvl w:ilvl="4" w:tplc="3112CBB0">
+    <w:lvl w:ilvl="4" w:tplc="99B8A17C">
       <w:numFmt w:val="decimal"/>
       <w:lvlText w:val=""/>
       <w:lvlJc w:val="left"/>
     </w:lvl>
-    <w:lvl w:ilvl="5" w:tplc="CEBC97A2">
+    <w:lvl w:ilvl="5" w:tplc="A0127E0C">
       <w:numFmt w:val="decimal"/>
       <w:lvlText w:val=""/>
       <w:lvlJc w:val="left"/>
     </w:lvl>
-    <w:lvl w:ilvl="6" w:tplc="9C56172C">
+    <w:lvl w:ilvl="6" w:tplc="0B3C6AC0">
       <w:numFmt w:val="decimal"/>
       <w:lvlText w:val=""/>
       <w:lvlJc w:val="left"/>
     </w:lvl>
-    <w:lvl w:ilvl="7" w:tplc="337219D8">
+    <w:lvl w:ilvl="7" w:tplc="DF9E2B64">
       <w:numFmt w:val="decimal"/>
       <w:lvlText w:val=""/>
       <w:lvlJc w:val="left"/>
     </w:lvl>
-    <w:lvl w:ilvl="8" w:tplc="FD100CE2">
+    <w:lvl w:ilvl="8" w:tplc="07B89C0A">
       <w:numFmt w:val="decimal"/>
       <w:lvlText w:val=""/>
       <w:lvlJc w:val="left"/>
     </w:lvl>
   </w:abstractNum>
-  <w:abstractNum w:abstractNumId="2" w15:restartNumberingAfterBreak="0">
-    <w:nsid w:val="09CC78D0"/>
+  <w:abstractNum w:abstractNumId="3" w15:restartNumberingAfterBreak="0">
+    <w:nsid w:val="08CC1977"/>
     <w:multiLevelType w:val="hybridMultilevel"/>
-    <w:tmpl w:val="1C5A3368"/>
-    <w:lvl w:ilvl="0" w:tplc="822649D2" w:tentative="1">
+    <w:tmpl w:val="337A2D5C"/>
+    <w:lvl w:ilvl="0" w:tplc="8C74B032" w:tentative="1">
       <w:start w:val="1"/>
       <w:numFmt w:val="decimal"/>
       <w:lvlText w:val="%1."/>
@@ -36738,52 +36862,52 @@
         <w:ind w:left="400" w:hanging="300"/>
       </w:pPr>
     </w:lvl>
-    <w:lvl w:ilvl="1" w:tplc="5EFC5AE0">
+    <w:lvl w:ilvl="1" w:tplc="09C893AE">
       <w:numFmt w:val="decimal"/>
       <w:lvlText w:val=""/>
       <w:lvlJc w:val="left"/>
     </w:lvl>
-    <w:lvl w:ilvl="2" w:tplc="CDFCBADA">
+    <w:lvl w:ilvl="2" w:tplc="EE90D3BE">
       <w:numFmt w:val="decimal"/>
       <w:lvlText w:val=""/>
       <w:lvlJc w:val="left"/>
     </w:lvl>
-    <w:lvl w:ilvl="3" w:tplc="E812840C">
+    <w:lvl w:ilvl="3" w:tplc="E1949652">
       <w:numFmt w:val="decimal"/>
       <w:lvlText w:val=""/>
       <w:lvlJc w:val="left"/>
     </w:lvl>
-    <w:lvl w:ilvl="4" w:tplc="29109400">
+    <w:lvl w:ilvl="4" w:tplc="4718E4D8">
       <w:numFmt w:val="decimal"/>
       <w:lvlText w:val=""/>
       <w:lvlJc w:val="left"/>
     </w:lvl>
-    <w:lvl w:ilvl="5" w:tplc="400C939C">
+    <w:lvl w:ilvl="5" w:tplc="F668B50C">
       <w:numFmt w:val="decimal"/>
       <w:lvlText w:val=""/>
       <w:lvlJc w:val="left"/>
     </w:lvl>
-    <w:lvl w:ilvl="6" w:tplc="3392E070">
+    <w:lvl w:ilvl="6" w:tplc="263C4D96">
       <w:numFmt w:val="decimal"/>
       <w:lvlText w:val=""/>
       <w:lvlJc w:val="left"/>
     </w:lvl>
-    <w:lvl w:ilvl="7" w:tplc="CB8A15F0">
+    <w:lvl w:ilvl="7" w:tplc="C862F576">
       <w:numFmt w:val="decimal"/>
       <w:lvlText w:val=""/>
       <w:lvlJc w:val="left"/>
     </w:lvl>
-    <w:lvl w:ilvl="8" w:tplc="EF1EFFC0">
+    <w:lvl w:ilvl="8" w:tplc="3CC0E212">
       <w:numFmt w:val="decimal"/>
       <w:lvlText w:val=""/>
       <w:lvlJc w:val="left"/>
     </w:lvl>
   </w:abstractNum>
-  <w:abstractNum w:abstractNumId="3" w15:restartNumberingAfterBreak="0">
-    <w:nsid w:val="0FBE2D05"/>
+  <w:abstractNum w:abstractNumId="4" w15:restartNumberingAfterBreak="0">
+    <w:nsid w:val="08CD49B9"/>
     <w:multiLevelType w:val="hybridMultilevel"/>
-    <w:tmpl w:val="B470AB30"/>
-    <w:lvl w:ilvl="0" w:tplc="060E829C" w:tentative="1">
+    <w:tmpl w:val="0CDEE708"/>
+    <w:lvl w:ilvl="0" w:tplc="E2BE536A" w:tentative="1">
       <w:start w:val="1"/>
       <w:numFmt w:val="decimal"/>
       <w:lvlText w:val="%1."/>
@@ -36792,52 +36916,52 @@
         <w:ind w:left="400" w:hanging="300"/>
       </w:pPr>
     </w:lvl>
-    <w:lvl w:ilvl="1" w:tplc="20F6F426">
+    <w:lvl w:ilvl="1" w:tplc="91863EEC">
       <w:numFmt w:val="decimal"/>
       <w:lvlText w:val=""/>
       <w:lvlJc w:val="left"/>
     </w:lvl>
-    <w:lvl w:ilvl="2" w:tplc="0916EFE0">
+    <w:lvl w:ilvl="2" w:tplc="3C7A9A9A">
       <w:numFmt w:val="decimal"/>
       <w:lvlText w:val=""/>
       <w:lvlJc w:val="left"/>
     </w:lvl>
-    <w:lvl w:ilvl="3" w:tplc="E3280E02">
+    <w:lvl w:ilvl="3" w:tplc="8872F6F6">
       <w:numFmt w:val="decimal"/>
       <w:lvlText w:val=""/>
       <w:lvlJc w:val="left"/>
     </w:lvl>
-    <w:lvl w:ilvl="4" w:tplc="9FCE35C4">
+    <w:lvl w:ilvl="4" w:tplc="EB3E2AE0">
       <w:numFmt w:val="decimal"/>
       <w:lvlText w:val=""/>
       <w:lvlJc w:val="left"/>
     </w:lvl>
-    <w:lvl w:ilvl="5" w:tplc="3176FD68">
+    <w:lvl w:ilvl="5" w:tplc="3612D8F4">
       <w:numFmt w:val="decimal"/>
       <w:lvlText w:val=""/>
       <w:lvlJc w:val="left"/>
     </w:lvl>
-    <w:lvl w:ilvl="6" w:tplc="3B5228A4">
+    <w:lvl w:ilvl="6" w:tplc="B41AE04A">
       <w:numFmt w:val="decimal"/>
       <w:lvlText w:val=""/>
       <w:lvlJc w:val="left"/>
     </w:lvl>
-    <w:lvl w:ilvl="7" w:tplc="95B02C12">
+    <w:lvl w:ilvl="7" w:tplc="FC644A8C">
       <w:numFmt w:val="decimal"/>
       <w:lvlText w:val=""/>
       <w:lvlJc w:val="left"/>
     </w:lvl>
-    <w:lvl w:ilvl="8" w:tplc="233C14B4">
+    <w:lvl w:ilvl="8" w:tplc="650CDCEC">
       <w:numFmt w:val="decimal"/>
       <w:lvlText w:val=""/>
       <w:lvlJc w:val="left"/>
     </w:lvl>
   </w:abstractNum>
-  <w:abstractNum w:abstractNumId="4" w15:restartNumberingAfterBreak="0">
-    <w:nsid w:val="127667FB"/>
+  <w:abstractNum w:abstractNumId="5" w15:restartNumberingAfterBreak="0">
+    <w:nsid w:val="0DF23202"/>
     <w:multiLevelType w:val="hybridMultilevel"/>
-    <w:tmpl w:val="9DFC36FA"/>
-    <w:lvl w:ilvl="0" w:tplc="A7D40A52" w:tentative="1">
+    <w:tmpl w:val="654801B2"/>
+    <w:lvl w:ilvl="0" w:tplc="534E6988" w:tentative="1">
       <w:start w:val="1"/>
       <w:numFmt w:val="decimal"/>
       <w:lvlText w:val="%1."/>
@@ -36846,52 +36970,52 @@
         <w:ind w:left="400" w:hanging="300"/>
       </w:pPr>
     </w:lvl>
-    <w:lvl w:ilvl="1" w:tplc="6A92C814">
+    <w:lvl w:ilvl="1" w:tplc="FBEE9B6E">
       <w:numFmt w:val="decimal"/>
       <w:lvlText w:val=""/>
       <w:lvlJc w:val="left"/>
     </w:lvl>
-    <w:lvl w:ilvl="2" w:tplc="503EF06C">
+    <w:lvl w:ilvl="2" w:tplc="4606D760">
       <w:numFmt w:val="decimal"/>
       <w:lvlText w:val=""/>
       <w:lvlJc w:val="left"/>
     </w:lvl>
-    <w:lvl w:ilvl="3" w:tplc="E5B4CBEA">
+    <w:lvl w:ilvl="3" w:tplc="153E55A2">
       <w:numFmt w:val="decimal"/>
       <w:lvlText w:val=""/>
       <w:lvlJc w:val="left"/>
     </w:lvl>
-    <w:lvl w:ilvl="4" w:tplc="669498CA">
+    <w:lvl w:ilvl="4" w:tplc="C1CA0520">
       <w:numFmt w:val="decimal"/>
       <w:lvlText w:val=""/>
       <w:lvlJc w:val="left"/>
     </w:lvl>
-    <w:lvl w:ilvl="5" w:tplc="0B7CE4F6">
+    <w:lvl w:ilvl="5" w:tplc="E9B8C686">
       <w:numFmt w:val="decimal"/>
       <w:lvlText w:val=""/>
       <w:lvlJc w:val="left"/>
     </w:lvl>
-    <w:lvl w:ilvl="6" w:tplc="3F921810">
+    <w:lvl w:ilvl="6" w:tplc="A37C72B8">
       <w:numFmt w:val="decimal"/>
       <w:lvlText w:val=""/>
       <w:lvlJc w:val="left"/>
     </w:lvl>
-    <w:lvl w:ilvl="7" w:tplc="71E4D784">
+    <w:lvl w:ilvl="7" w:tplc="8DF69ED8">
       <w:numFmt w:val="decimal"/>
       <w:lvlText w:val=""/>
       <w:lvlJc w:val="left"/>
     </w:lvl>
-    <w:lvl w:ilvl="8" w:tplc="7688E376">
+    <w:lvl w:ilvl="8" w:tplc="67107284">
       <w:numFmt w:val="decimal"/>
       <w:lvlText w:val=""/>
       <w:lvlJc w:val="left"/>
     </w:lvl>
   </w:abstractNum>
-  <w:abstractNum w:abstractNumId="5" w15:restartNumberingAfterBreak="0">
-    <w:nsid w:val="13316AB5"/>
+  <w:abstractNum w:abstractNumId="6" w15:restartNumberingAfterBreak="0">
+    <w:nsid w:val="133874C9"/>
     <w:multiLevelType w:val="hybridMultilevel"/>
-    <w:tmpl w:val="DE364E3C"/>
-    <w:lvl w:ilvl="0" w:tplc="DB340EC2" w:tentative="1">
+    <w:tmpl w:val="157EE1FE"/>
+    <w:lvl w:ilvl="0" w:tplc="7E8071EC" w:tentative="1">
       <w:start w:val="1"/>
       <w:numFmt w:val="decimal"/>
       <w:lvlText w:val="%1."/>
@@ -36900,52 +37024,52 @@
         <w:ind w:left="400" w:hanging="300"/>
       </w:pPr>
     </w:lvl>
-    <w:lvl w:ilvl="1" w:tplc="648E1328">
+    <w:lvl w:ilvl="1" w:tplc="E98A1864">
       <w:numFmt w:val="decimal"/>
       <w:lvlText w:val=""/>
       <w:lvlJc w:val="left"/>
     </w:lvl>
-    <w:lvl w:ilvl="2" w:tplc="2F18050E">
+    <w:lvl w:ilvl="2" w:tplc="0980F84E">
       <w:numFmt w:val="decimal"/>
       <w:lvlText w:val=""/>
       <w:lvlJc w:val="left"/>
     </w:lvl>
-    <w:lvl w:ilvl="3" w:tplc="4F6EC00E">
+    <w:lvl w:ilvl="3" w:tplc="62DACC02">
       <w:numFmt w:val="decimal"/>
       <w:lvlText w:val=""/>
       <w:lvlJc w:val="left"/>
     </w:lvl>
-    <w:lvl w:ilvl="4" w:tplc="8020D79E">
+    <w:lvl w:ilvl="4" w:tplc="F1A615E0">
       <w:numFmt w:val="decimal"/>
       <w:lvlText w:val=""/>
       <w:lvlJc w:val="left"/>
     </w:lvl>
-    <w:lvl w:ilvl="5" w:tplc="506229BE">
+    <w:lvl w:ilvl="5" w:tplc="861ECF64">
       <w:numFmt w:val="decimal"/>
       <w:lvlText w:val=""/>
       <w:lvlJc w:val="left"/>
     </w:lvl>
-    <w:lvl w:ilvl="6" w:tplc="B3A42128">
+    <w:lvl w:ilvl="6" w:tplc="B2029106">
       <w:numFmt w:val="decimal"/>
       <w:lvlText w:val=""/>
       <w:lvlJc w:val="left"/>
     </w:lvl>
-    <w:lvl w:ilvl="7" w:tplc="6C1E1CB0">
+    <w:lvl w:ilvl="7" w:tplc="21B8E170">
       <w:numFmt w:val="decimal"/>
       <w:lvlText w:val=""/>
       <w:lvlJc w:val="left"/>
     </w:lvl>
-    <w:lvl w:ilvl="8" w:tplc="D1B21C16">
+    <w:lvl w:ilvl="8" w:tplc="2D208D6A">
       <w:numFmt w:val="decimal"/>
       <w:lvlText w:val=""/>
       <w:lvlJc w:val="left"/>
     </w:lvl>
   </w:abstractNum>
-  <w:abstractNum w:abstractNumId="6" w15:restartNumberingAfterBreak="0">
-    <w:nsid w:val="13E73E66"/>
+  <w:abstractNum w:abstractNumId="7" w15:restartNumberingAfterBreak="0">
+    <w:nsid w:val="1349178D"/>
     <w:multiLevelType w:val="hybridMultilevel"/>
-    <w:tmpl w:val="18283F8C"/>
-    <w:lvl w:ilvl="0" w:tplc="585677DC" w:tentative="1">
+    <w:tmpl w:val="59581D12"/>
+    <w:lvl w:ilvl="0" w:tplc="7D9AF2FC" w:tentative="1">
       <w:start w:val="1"/>
       <w:numFmt w:val="decimal"/>
       <w:lvlText w:val="%1."/>
@@ -36954,52 +37078,52 @@
         <w:ind w:left="400" w:hanging="300"/>
       </w:pPr>
     </w:lvl>
-    <w:lvl w:ilvl="1" w:tplc="CA800C60">
+    <w:lvl w:ilvl="1" w:tplc="3DD6CA16">
       <w:numFmt w:val="decimal"/>
       <w:lvlText w:val=""/>
       <w:lvlJc w:val="left"/>
     </w:lvl>
-    <w:lvl w:ilvl="2" w:tplc="158E596E">
+    <w:lvl w:ilvl="2" w:tplc="2E2CB618">
       <w:numFmt w:val="decimal"/>
       <w:lvlText w:val=""/>
       <w:lvlJc w:val="left"/>
     </w:lvl>
-    <w:lvl w:ilvl="3" w:tplc="682CEFCC">
+    <w:lvl w:ilvl="3" w:tplc="37A4DE46">
       <w:numFmt w:val="decimal"/>
       <w:lvlText w:val=""/>
       <w:lvlJc w:val="left"/>
     </w:lvl>
-    <w:lvl w:ilvl="4" w:tplc="15CC8FA4">
+    <w:lvl w:ilvl="4" w:tplc="BDA285DE">
       <w:numFmt w:val="decimal"/>
       <w:lvlText w:val=""/>
       <w:lvlJc w:val="left"/>
     </w:lvl>
-    <w:lvl w:ilvl="5" w:tplc="0BC27A70">
+    <w:lvl w:ilvl="5" w:tplc="2424DBAA">
       <w:numFmt w:val="decimal"/>
       <w:lvlText w:val=""/>
       <w:lvlJc w:val="left"/>
     </w:lvl>
-    <w:lvl w:ilvl="6" w:tplc="7C72AFD4">
+    <w:lvl w:ilvl="6" w:tplc="A496A506">
       <w:numFmt w:val="decimal"/>
       <w:lvlText w:val=""/>
       <w:lvlJc w:val="left"/>
     </w:lvl>
-    <w:lvl w:ilvl="7" w:tplc="E584A1CA">
+    <w:lvl w:ilvl="7" w:tplc="8A9885A0">
       <w:numFmt w:val="decimal"/>
       <w:lvlText w:val=""/>
       <w:lvlJc w:val="left"/>
     </w:lvl>
-    <w:lvl w:ilvl="8" w:tplc="67803AE4">
+    <w:lvl w:ilvl="8" w:tplc="F21CBECE">
       <w:numFmt w:val="decimal"/>
       <w:lvlText w:val=""/>
       <w:lvlJc w:val="left"/>
     </w:lvl>
   </w:abstractNum>
-  <w:abstractNum w:abstractNumId="7" w15:restartNumberingAfterBreak="0">
-    <w:nsid w:val="156F7E67"/>
+  <w:abstractNum w:abstractNumId="8" w15:restartNumberingAfterBreak="0">
+    <w:nsid w:val="14007093"/>
     <w:multiLevelType w:val="hybridMultilevel"/>
-    <w:tmpl w:val="38580C6A"/>
-    <w:lvl w:ilvl="0" w:tplc="BC6C3500" w:tentative="1">
+    <w:tmpl w:val="EA405E42"/>
+    <w:lvl w:ilvl="0" w:tplc="9D344C1C" w:tentative="1">
       <w:start w:val="1"/>
       <w:numFmt w:val="decimal"/>
       <w:lvlText w:val="%1."/>
@@ -37008,52 +37132,52 @@
         <w:ind w:left="400" w:hanging="300"/>
       </w:pPr>
     </w:lvl>
-    <w:lvl w:ilvl="1" w:tplc="BE36CBB4">
+    <w:lvl w:ilvl="1" w:tplc="51DAA614">
       <w:numFmt w:val="decimal"/>
       <w:lvlText w:val=""/>
       <w:lvlJc w:val="left"/>
     </w:lvl>
-    <w:lvl w:ilvl="2" w:tplc="50A2DEF6">
+    <w:lvl w:ilvl="2" w:tplc="D06EC612">
       <w:numFmt w:val="decimal"/>
       <w:lvlText w:val=""/>
       <w:lvlJc w:val="left"/>
     </w:lvl>
-    <w:lvl w:ilvl="3" w:tplc="0192980A">
+    <w:lvl w:ilvl="3" w:tplc="572C8BE2">
       <w:numFmt w:val="decimal"/>
       <w:lvlText w:val=""/>
       <w:lvlJc w:val="left"/>
     </w:lvl>
-    <w:lvl w:ilvl="4" w:tplc="5E76618A">
+    <w:lvl w:ilvl="4" w:tplc="CD20E26A">
       <w:numFmt w:val="decimal"/>
       <w:lvlText w:val=""/>
       <w:lvlJc w:val="left"/>
     </w:lvl>
-    <w:lvl w:ilvl="5" w:tplc="6A04927C">
+    <w:lvl w:ilvl="5" w:tplc="A5C28558">
       <w:numFmt w:val="decimal"/>
       <w:lvlText w:val=""/>
       <w:lvlJc w:val="left"/>
     </w:lvl>
-    <w:lvl w:ilvl="6" w:tplc="4A82C168">
+    <w:lvl w:ilvl="6" w:tplc="0102F2C6">
       <w:numFmt w:val="decimal"/>
       <w:lvlText w:val=""/>
       <w:lvlJc w:val="left"/>
     </w:lvl>
-    <w:lvl w:ilvl="7" w:tplc="42FE7D02">
+    <w:lvl w:ilvl="7" w:tplc="18220F10">
       <w:numFmt w:val="decimal"/>
       <w:lvlText w:val=""/>
       <w:lvlJc w:val="left"/>
     </w:lvl>
-    <w:lvl w:ilvl="8" w:tplc="2E7CAA78">
+    <w:lvl w:ilvl="8" w:tplc="5566BE8A">
       <w:numFmt w:val="decimal"/>
       <w:lvlText w:val=""/>
       <w:lvlJc w:val="left"/>
     </w:lvl>
   </w:abstractNum>
-  <w:abstractNum w:abstractNumId="8" w15:restartNumberingAfterBreak="0">
-    <w:nsid w:val="16D64696"/>
+  <w:abstractNum w:abstractNumId="9" w15:restartNumberingAfterBreak="0">
+    <w:nsid w:val="18A52489"/>
     <w:multiLevelType w:val="hybridMultilevel"/>
-    <w:tmpl w:val="4FC8FAD6"/>
-    <w:lvl w:ilvl="0" w:tplc="7EFE6D9C" w:tentative="1">
+    <w:tmpl w:val="CD54A664"/>
+    <w:lvl w:ilvl="0" w:tplc="C8F0318E" w:tentative="1">
       <w:start w:val="1"/>
       <w:numFmt w:val="decimal"/>
       <w:lvlText w:val="%1."/>
@@ -37062,138 +37186,52 @@
         <w:ind w:left="400" w:hanging="300"/>
       </w:pPr>
     </w:lvl>
-    <w:lvl w:ilvl="1" w:tplc="5366F884">
+    <w:lvl w:ilvl="1" w:tplc="89F4DD0C">
       <w:numFmt w:val="decimal"/>
       <w:lvlText w:val=""/>
       <w:lvlJc w:val="left"/>
     </w:lvl>
-    <w:lvl w:ilvl="2" w:tplc="A3B49EC8">
+    <w:lvl w:ilvl="2" w:tplc="CBDC334E">
       <w:numFmt w:val="decimal"/>
       <w:lvlText w:val=""/>
       <w:lvlJc w:val="left"/>
     </w:lvl>
-    <w:lvl w:ilvl="3" w:tplc="CA7ECEDA">
+    <w:lvl w:ilvl="3" w:tplc="BDEA3CB8">
       <w:numFmt w:val="decimal"/>
       <w:lvlText w:val=""/>
       <w:lvlJc w:val="left"/>
     </w:lvl>
-    <w:lvl w:ilvl="4" w:tplc="25081306">
+    <w:lvl w:ilvl="4" w:tplc="AAF03C9E">
       <w:numFmt w:val="decimal"/>
       <w:lvlText w:val=""/>
       <w:lvlJc w:val="left"/>
     </w:lvl>
-    <w:lvl w:ilvl="5" w:tplc="46687668">
+    <w:lvl w:ilvl="5" w:tplc="EE84C41C">
       <w:numFmt w:val="decimal"/>
       <w:lvlText w:val=""/>
       <w:lvlJc w:val="left"/>
     </w:lvl>
-    <w:lvl w:ilvl="6" w:tplc="00283F18">
+    <w:lvl w:ilvl="6" w:tplc="00AC2920">
       <w:numFmt w:val="decimal"/>
       <w:lvlText w:val=""/>
       <w:lvlJc w:val="left"/>
     </w:lvl>
-    <w:lvl w:ilvl="7" w:tplc="DECA6DB2">
+    <w:lvl w:ilvl="7" w:tplc="278EEC34">
       <w:numFmt w:val="decimal"/>
       <w:lvlText w:val=""/>
       <w:lvlJc w:val="left"/>
     </w:lvl>
-    <w:lvl w:ilvl="8" w:tplc="DB7A509A">
+    <w:lvl w:ilvl="8" w:tplc="370C21AA">
       <w:numFmt w:val="decimal"/>
       <w:lvlText w:val=""/>
       <w:lvlJc w:val="left"/>
-    </w:lvl>
-  </w:abstractNum>
-  <w:abstractNum w:abstractNumId="9" w15:restartNumberingAfterBreak="0">
-    <w:nsid w:val="19161254"/>
-    <w:multiLevelType w:val="hybridMultilevel"/>
-    <w:tmpl w:val="33464A10"/>
-    <w:lvl w:ilvl="0" w:tplc="D8E2DBCE" w:tentative="1">
-      <w:start w:val="1"/>
-      <w:numFmt w:val="bullet"/>
-      <w:lvlText w:val="●"/>
-      <w:lvlJc w:val="left"/>
-      <w:pPr>
-        <w:ind w:left="720" w:hanging="360"/>
-      </w:pPr>
-    </w:lvl>
-    <w:lvl w:ilvl="1" w:tplc="26F04800" w:tentative="1">
-      <w:start w:val="1"/>
-      <w:numFmt w:val="bullet"/>
-      <w:lvlText w:val="○"/>
-      <w:lvlJc w:val="left"/>
-      <w:pPr>
-        <w:ind w:left="1440" w:hanging="360"/>
-      </w:pPr>
-    </w:lvl>
-    <w:lvl w:ilvl="2" w:tplc="7CA2CC4E" w:tentative="1">
-      <w:start w:val="1"/>
-      <w:numFmt w:val="bullet"/>
-      <w:lvlText w:val="■"/>
-      <w:lvlJc w:val="left"/>
-      <w:pPr>
-        <w:ind w:left="2160" w:hanging="360"/>
-      </w:pPr>
-    </w:lvl>
-    <w:lvl w:ilvl="3" w:tplc="51AE1818" w:tentative="1">
-      <w:start w:val="1"/>
-      <w:numFmt w:val="bullet"/>
-      <w:lvlText w:val="●"/>
-      <w:lvlJc w:val="left"/>
-      <w:pPr>
-        <w:ind w:left="2880" w:hanging="360"/>
-      </w:pPr>
-    </w:lvl>
-    <w:lvl w:ilvl="4" w:tplc="AE8826A8" w:tentative="1">
-      <w:start w:val="1"/>
-      <w:numFmt w:val="bullet"/>
-      <w:lvlText w:val="○"/>
-      <w:lvlJc w:val="left"/>
-      <w:pPr>
-        <w:ind w:left="3600" w:hanging="360"/>
-      </w:pPr>
-    </w:lvl>
-    <w:lvl w:ilvl="5" w:tplc="7DB4FCD0" w:tentative="1">
-      <w:start w:val="1"/>
-      <w:numFmt w:val="bullet"/>
-      <w:lvlText w:val="■"/>
-      <w:lvlJc w:val="left"/>
-      <w:pPr>
-        <w:ind w:left="4320" w:hanging="360"/>
-      </w:pPr>
-    </w:lvl>
-    <w:lvl w:ilvl="6" w:tplc="4DA29854" w:tentative="1">
-      <w:start w:val="1"/>
-      <w:numFmt w:val="bullet"/>
-      <w:lvlText w:val="●"/>
-      <w:lvlJc w:val="left"/>
-      <w:pPr>
-        <w:ind w:left="5040" w:hanging="360"/>
-      </w:pPr>
-    </w:lvl>
-    <w:lvl w:ilvl="7" w:tplc="44F4B70C" w:tentative="1">
-      <w:start w:val="1"/>
-      <w:numFmt w:val="bullet"/>
-      <w:lvlText w:val="●"/>
-      <w:lvlJc w:val="left"/>
-      <w:pPr>
-        <w:ind w:left="5760" w:hanging="360"/>
-      </w:pPr>
-    </w:lvl>
-    <w:lvl w:ilvl="8" w:tplc="E1F0421A" w:tentative="1">
-      <w:start w:val="1"/>
-      <w:numFmt w:val="bullet"/>
-      <w:lvlText w:val="●"/>
-      <w:lvlJc w:val="left"/>
-      <w:pPr>
-        <w:ind w:left="6480" w:hanging="360"/>
-      </w:pPr>
     </w:lvl>
   </w:abstractNum>
   <w:abstractNum w:abstractNumId="10" w15:restartNumberingAfterBreak="0">
-    <w:nsid w:val="192E35A7"/>
+    <w:nsid w:val="25CF425A"/>
     <w:multiLevelType w:val="hybridMultilevel"/>
-    <w:tmpl w:val="17208E2E"/>
-    <w:lvl w:ilvl="0" w:tplc="F36CFDF6" w:tentative="1">
+    <w:tmpl w:val="557017A6"/>
+    <w:lvl w:ilvl="0" w:tplc="A694159C" w:tentative="1">
       <w:start w:val="1"/>
       <w:numFmt w:val="decimal"/>
       <w:lvlText w:val="%1."/>
@@ -37202,52 +37240,52 @@
         <w:ind w:left="400" w:hanging="300"/>
       </w:pPr>
     </w:lvl>
-    <w:lvl w:ilvl="1" w:tplc="4E36E304">
+    <w:lvl w:ilvl="1" w:tplc="67549856">
       <w:numFmt w:val="decimal"/>
       <w:lvlText w:val=""/>
       <w:lvlJc w:val="left"/>
     </w:lvl>
-    <w:lvl w:ilvl="2" w:tplc="D47C4E30">
+    <w:lvl w:ilvl="2" w:tplc="BEEE5F6E">
       <w:numFmt w:val="decimal"/>
       <w:lvlText w:val=""/>
       <w:lvlJc w:val="left"/>
     </w:lvl>
-    <w:lvl w:ilvl="3" w:tplc="E1D4227E">
+    <w:lvl w:ilvl="3" w:tplc="939E7976">
       <w:numFmt w:val="decimal"/>
       <w:lvlText w:val=""/>
       <w:lvlJc w:val="left"/>
     </w:lvl>
-    <w:lvl w:ilvl="4" w:tplc="9FA4E74E">
+    <w:lvl w:ilvl="4" w:tplc="49FA75D6">
       <w:numFmt w:val="decimal"/>
       <w:lvlText w:val=""/>
       <w:lvlJc w:val="left"/>
     </w:lvl>
-    <w:lvl w:ilvl="5" w:tplc="19D4282E">
+    <w:lvl w:ilvl="5" w:tplc="0B38C30C">
       <w:numFmt w:val="decimal"/>
       <w:lvlText w:val=""/>
       <w:lvlJc w:val="left"/>
     </w:lvl>
-    <w:lvl w:ilvl="6" w:tplc="EF761D76">
+    <w:lvl w:ilvl="6" w:tplc="5F62AFAC">
       <w:numFmt w:val="decimal"/>
       <w:lvlText w:val=""/>
       <w:lvlJc w:val="left"/>
     </w:lvl>
-    <w:lvl w:ilvl="7" w:tplc="A4CA6D70">
+    <w:lvl w:ilvl="7" w:tplc="D3109B66">
       <w:numFmt w:val="decimal"/>
       <w:lvlText w:val=""/>
       <w:lvlJc w:val="left"/>
     </w:lvl>
-    <w:lvl w:ilvl="8" w:tplc="DFE873F8">
+    <w:lvl w:ilvl="8" w:tplc="0D828278">
       <w:numFmt w:val="decimal"/>
       <w:lvlText w:val=""/>
       <w:lvlJc w:val="left"/>
     </w:lvl>
   </w:abstractNum>
   <w:abstractNum w:abstractNumId="11" w15:restartNumberingAfterBreak="0">
-    <w:nsid w:val="19724EE6"/>
+    <w:nsid w:val="2C4333B9"/>
     <w:multiLevelType w:val="hybridMultilevel"/>
-    <w:tmpl w:val="07803B62"/>
-    <w:lvl w:ilvl="0" w:tplc="9EDAB3DC" w:tentative="1">
+    <w:tmpl w:val="DBFE2F6A"/>
+    <w:lvl w:ilvl="0" w:tplc="80FA6DE0" w:tentative="1">
       <w:start w:val="1"/>
       <w:numFmt w:val="decimal"/>
       <w:lvlText w:val="%1."/>
@@ -37256,52 +37294,862 @@
         <w:ind w:left="400" w:hanging="300"/>
       </w:pPr>
     </w:lvl>
-    <w:lvl w:ilvl="1" w:tplc="A8066EB0">
+    <w:lvl w:ilvl="1" w:tplc="A96AEAB0">
       <w:numFmt w:val="decimal"/>
       <w:lvlText w:val=""/>
       <w:lvlJc w:val="left"/>
     </w:lvl>
-    <w:lvl w:ilvl="2" w:tplc="C87CBFC2">
+    <w:lvl w:ilvl="2" w:tplc="1F94C11E">
       <w:numFmt w:val="decimal"/>
       <w:lvlText w:val=""/>
       <w:lvlJc w:val="left"/>
     </w:lvl>
-    <w:lvl w:ilvl="3" w:tplc="01044F86">
+    <w:lvl w:ilvl="3" w:tplc="1D2C7036">
       <w:numFmt w:val="decimal"/>
       <w:lvlText w:val=""/>
       <w:lvlJc w:val="left"/>
     </w:lvl>
-    <w:lvl w:ilvl="4" w:tplc="17F80F18">
+    <w:lvl w:ilvl="4" w:tplc="426EE6D6">
       <w:numFmt w:val="decimal"/>
       <w:lvlText w:val=""/>
       <w:lvlJc w:val="left"/>
     </w:lvl>
-    <w:lvl w:ilvl="5" w:tplc="8D50C37E">
+    <w:lvl w:ilvl="5" w:tplc="38906D8A">
       <w:numFmt w:val="decimal"/>
       <w:lvlText w:val=""/>
       <w:lvlJc w:val="left"/>
     </w:lvl>
-    <w:lvl w:ilvl="6" w:tplc="354E640E">
+    <w:lvl w:ilvl="6" w:tplc="D33A01D0">
       <w:numFmt w:val="decimal"/>
       <w:lvlText w:val=""/>
       <w:lvlJc w:val="left"/>
     </w:lvl>
-    <w:lvl w:ilvl="7" w:tplc="DEBEDD52">
+    <w:lvl w:ilvl="7" w:tplc="ED2657F0">
       <w:numFmt w:val="decimal"/>
       <w:lvlText w:val=""/>
       <w:lvlJc w:val="left"/>
     </w:lvl>
-    <w:lvl w:ilvl="8" w:tplc="353000CE">
+    <w:lvl w:ilvl="8" w:tplc="E3BE6F38">
       <w:numFmt w:val="decimal"/>
       <w:lvlText w:val=""/>
       <w:lvlJc w:val="left"/>
     </w:lvl>
   </w:abstractNum>
   <w:abstractNum w:abstractNumId="12" w15:restartNumberingAfterBreak="0">
-    <w:nsid w:val="1E795142"/>
+    <w:nsid w:val="2F0F0834"/>
     <w:multiLevelType w:val="hybridMultilevel"/>
-    <w:tmpl w:val="11CC3A96"/>
-    <w:lvl w:ilvl="0" w:tplc="F9E20838">
+    <w:tmpl w:val="B168507A"/>
+    <w:lvl w:ilvl="0" w:tplc="AAD0738E" w:tentative="1">
+      <w:start w:val="1"/>
+      <w:numFmt w:val="decimal"/>
+      <w:lvlText w:val="%1."/>
+      <w:lvlJc w:val="left"/>
+      <w:pPr>
+        <w:ind w:left="400" w:hanging="300"/>
+      </w:pPr>
+    </w:lvl>
+    <w:lvl w:ilvl="1" w:tplc="B1E65130">
+      <w:numFmt w:val="decimal"/>
+      <w:lvlText w:val=""/>
+      <w:lvlJc w:val="left"/>
+    </w:lvl>
+    <w:lvl w:ilvl="2" w:tplc="02C8F7FA">
+      <w:numFmt w:val="decimal"/>
+      <w:lvlText w:val=""/>
+      <w:lvlJc w:val="left"/>
+    </w:lvl>
+    <w:lvl w:ilvl="3" w:tplc="D9646CCC">
+      <w:numFmt w:val="decimal"/>
+      <w:lvlText w:val=""/>
+      <w:lvlJc w:val="left"/>
+    </w:lvl>
+    <w:lvl w:ilvl="4" w:tplc="5C2C7AEC">
+      <w:numFmt w:val="decimal"/>
+      <w:lvlText w:val=""/>
+      <w:lvlJc w:val="left"/>
+    </w:lvl>
+    <w:lvl w:ilvl="5" w:tplc="19787036">
+      <w:numFmt w:val="decimal"/>
+      <w:lvlText w:val=""/>
+      <w:lvlJc w:val="left"/>
+    </w:lvl>
+    <w:lvl w:ilvl="6" w:tplc="3D1267D6">
+      <w:numFmt w:val="decimal"/>
+      <w:lvlText w:val=""/>
+      <w:lvlJc w:val="left"/>
+    </w:lvl>
+    <w:lvl w:ilvl="7" w:tplc="DF2AEABA">
+      <w:numFmt w:val="decimal"/>
+      <w:lvlText w:val=""/>
+      <w:lvlJc w:val="left"/>
+    </w:lvl>
+    <w:lvl w:ilvl="8" w:tplc="89DE75A0">
+      <w:numFmt w:val="decimal"/>
+      <w:lvlText w:val=""/>
+      <w:lvlJc w:val="left"/>
+    </w:lvl>
+  </w:abstractNum>
+  <w:abstractNum w:abstractNumId="13" w15:restartNumberingAfterBreak="0">
+    <w:nsid w:val="2F8253DC"/>
+    <w:multiLevelType w:val="hybridMultilevel"/>
+    <w:tmpl w:val="B1A8F524"/>
+    <w:lvl w:ilvl="0" w:tplc="2626CC58" w:tentative="1">
+      <w:start w:val="1"/>
+      <w:numFmt w:val="decimal"/>
+      <w:lvlText w:val="%1."/>
+      <w:lvlJc w:val="left"/>
+      <w:pPr>
+        <w:ind w:left="400" w:hanging="300"/>
+      </w:pPr>
+    </w:lvl>
+    <w:lvl w:ilvl="1" w:tplc="DAC68B9E">
+      <w:numFmt w:val="decimal"/>
+      <w:lvlText w:val=""/>
+      <w:lvlJc w:val="left"/>
+    </w:lvl>
+    <w:lvl w:ilvl="2" w:tplc="9048C516">
+      <w:numFmt w:val="decimal"/>
+      <w:lvlText w:val=""/>
+      <w:lvlJc w:val="left"/>
+    </w:lvl>
+    <w:lvl w:ilvl="3" w:tplc="584EFCE2">
+      <w:numFmt w:val="decimal"/>
+      <w:lvlText w:val=""/>
+      <w:lvlJc w:val="left"/>
+    </w:lvl>
+    <w:lvl w:ilvl="4" w:tplc="06A67C5E">
+      <w:numFmt w:val="decimal"/>
+      <w:lvlText w:val=""/>
+      <w:lvlJc w:val="left"/>
+    </w:lvl>
+    <w:lvl w:ilvl="5" w:tplc="AEC0AD8C">
+      <w:numFmt w:val="decimal"/>
+      <w:lvlText w:val=""/>
+      <w:lvlJc w:val="left"/>
+    </w:lvl>
+    <w:lvl w:ilvl="6" w:tplc="82C8A8E4">
+      <w:numFmt w:val="decimal"/>
+      <w:lvlText w:val=""/>
+      <w:lvlJc w:val="left"/>
+    </w:lvl>
+    <w:lvl w:ilvl="7" w:tplc="D48691AA">
+      <w:numFmt w:val="decimal"/>
+      <w:lvlText w:val=""/>
+      <w:lvlJc w:val="left"/>
+    </w:lvl>
+    <w:lvl w:ilvl="8" w:tplc="B8F8A51E">
+      <w:numFmt w:val="decimal"/>
+      <w:lvlText w:val=""/>
+      <w:lvlJc w:val="left"/>
+    </w:lvl>
+  </w:abstractNum>
+  <w:abstractNum w:abstractNumId="14" w15:restartNumberingAfterBreak="0">
+    <w:nsid w:val="2FBE3F2C"/>
+    <w:multiLevelType w:val="hybridMultilevel"/>
+    <w:tmpl w:val="895AC28A"/>
+    <w:lvl w:ilvl="0" w:tplc="9B66425A" w:tentative="1">
+      <w:start w:val="1"/>
+      <w:numFmt w:val="decimal"/>
+      <w:lvlText w:val="%1."/>
+      <w:lvlJc w:val="left"/>
+      <w:pPr>
+        <w:ind w:left="400" w:hanging="300"/>
+      </w:pPr>
+    </w:lvl>
+    <w:lvl w:ilvl="1" w:tplc="0772FA96">
+      <w:numFmt w:val="decimal"/>
+      <w:lvlText w:val=""/>
+      <w:lvlJc w:val="left"/>
+    </w:lvl>
+    <w:lvl w:ilvl="2" w:tplc="0ECE7100">
+      <w:numFmt w:val="decimal"/>
+      <w:lvlText w:val=""/>
+      <w:lvlJc w:val="left"/>
+    </w:lvl>
+    <w:lvl w:ilvl="3" w:tplc="976A3F92">
+      <w:numFmt w:val="decimal"/>
+      <w:lvlText w:val=""/>
+      <w:lvlJc w:val="left"/>
+    </w:lvl>
+    <w:lvl w:ilvl="4" w:tplc="2738EB84">
+      <w:numFmt w:val="decimal"/>
+      <w:lvlText w:val=""/>
+      <w:lvlJc w:val="left"/>
+    </w:lvl>
+    <w:lvl w:ilvl="5" w:tplc="B462B30A">
+      <w:numFmt w:val="decimal"/>
+      <w:lvlText w:val=""/>
+      <w:lvlJc w:val="left"/>
+    </w:lvl>
+    <w:lvl w:ilvl="6" w:tplc="1844685E">
+      <w:numFmt w:val="decimal"/>
+      <w:lvlText w:val=""/>
+      <w:lvlJc w:val="left"/>
+    </w:lvl>
+    <w:lvl w:ilvl="7" w:tplc="534C0B54">
+      <w:numFmt w:val="decimal"/>
+      <w:lvlText w:val=""/>
+      <w:lvlJc w:val="left"/>
+    </w:lvl>
+    <w:lvl w:ilvl="8" w:tplc="F40C0436">
+      <w:numFmt w:val="decimal"/>
+      <w:lvlText w:val=""/>
+      <w:lvlJc w:val="left"/>
+    </w:lvl>
+  </w:abstractNum>
+  <w:abstractNum w:abstractNumId="15" w15:restartNumberingAfterBreak="0">
+    <w:nsid w:val="3292430E"/>
+    <w:multiLevelType w:val="hybridMultilevel"/>
+    <w:tmpl w:val="432ECF94"/>
+    <w:lvl w:ilvl="0" w:tplc="0898FB14" w:tentative="1">
+      <w:start w:val="1"/>
+      <w:numFmt w:val="decimal"/>
+      <w:lvlText w:val="%1."/>
+      <w:lvlJc w:val="left"/>
+      <w:pPr>
+        <w:ind w:left="400" w:hanging="300"/>
+      </w:pPr>
+    </w:lvl>
+    <w:lvl w:ilvl="1" w:tplc="DC008D78">
+      <w:numFmt w:val="decimal"/>
+      <w:lvlText w:val=""/>
+      <w:lvlJc w:val="left"/>
+    </w:lvl>
+    <w:lvl w:ilvl="2" w:tplc="E02EF6D2">
+      <w:numFmt w:val="decimal"/>
+      <w:lvlText w:val=""/>
+      <w:lvlJc w:val="left"/>
+    </w:lvl>
+    <w:lvl w:ilvl="3" w:tplc="96E8BD54">
+      <w:numFmt w:val="decimal"/>
+      <w:lvlText w:val=""/>
+      <w:lvlJc w:val="left"/>
+    </w:lvl>
+    <w:lvl w:ilvl="4" w:tplc="CF00C4A6">
+      <w:numFmt w:val="decimal"/>
+      <w:lvlText w:val=""/>
+      <w:lvlJc w:val="left"/>
+    </w:lvl>
+    <w:lvl w:ilvl="5" w:tplc="C28AA6E6">
+      <w:numFmt w:val="decimal"/>
+      <w:lvlText w:val=""/>
+      <w:lvlJc w:val="left"/>
+    </w:lvl>
+    <w:lvl w:ilvl="6" w:tplc="597EBB14">
+      <w:numFmt w:val="decimal"/>
+      <w:lvlText w:val=""/>
+      <w:lvlJc w:val="left"/>
+    </w:lvl>
+    <w:lvl w:ilvl="7" w:tplc="9B2EDB1C">
+      <w:numFmt w:val="decimal"/>
+      <w:lvlText w:val=""/>
+      <w:lvlJc w:val="left"/>
+    </w:lvl>
+    <w:lvl w:ilvl="8" w:tplc="6A8623F0">
+      <w:numFmt w:val="decimal"/>
+      <w:lvlText w:val=""/>
+      <w:lvlJc w:val="left"/>
+    </w:lvl>
+  </w:abstractNum>
+  <w:abstractNum w:abstractNumId="16" w15:restartNumberingAfterBreak="0">
+    <w:nsid w:val="331741B7"/>
+    <w:multiLevelType w:val="hybridMultilevel"/>
+    <w:tmpl w:val="71540A84"/>
+    <w:lvl w:ilvl="0" w:tplc="A8566810" w:tentative="1">
+      <w:start w:val="1"/>
+      <w:numFmt w:val="decimal"/>
+      <w:lvlText w:val="%1."/>
+      <w:lvlJc w:val="left"/>
+      <w:pPr>
+        <w:ind w:left="400" w:hanging="300"/>
+      </w:pPr>
+    </w:lvl>
+    <w:lvl w:ilvl="1" w:tplc="915283B6">
+      <w:numFmt w:val="decimal"/>
+      <w:lvlText w:val=""/>
+      <w:lvlJc w:val="left"/>
+    </w:lvl>
+    <w:lvl w:ilvl="2" w:tplc="63C4CAD2">
+      <w:numFmt w:val="decimal"/>
+      <w:lvlText w:val=""/>
+      <w:lvlJc w:val="left"/>
+    </w:lvl>
+    <w:lvl w:ilvl="3" w:tplc="4F48DC2E">
+      <w:numFmt w:val="decimal"/>
+      <w:lvlText w:val=""/>
+      <w:lvlJc w:val="left"/>
+    </w:lvl>
+    <w:lvl w:ilvl="4" w:tplc="9146BF3E">
+      <w:numFmt w:val="decimal"/>
+      <w:lvlText w:val=""/>
+      <w:lvlJc w:val="left"/>
+    </w:lvl>
+    <w:lvl w:ilvl="5" w:tplc="2072387E">
+      <w:numFmt w:val="decimal"/>
+      <w:lvlText w:val=""/>
+      <w:lvlJc w:val="left"/>
+    </w:lvl>
+    <w:lvl w:ilvl="6" w:tplc="A0683B9C">
+      <w:numFmt w:val="decimal"/>
+      <w:lvlText w:val=""/>
+      <w:lvlJc w:val="left"/>
+    </w:lvl>
+    <w:lvl w:ilvl="7" w:tplc="1DAA75B4">
+      <w:numFmt w:val="decimal"/>
+      <w:lvlText w:val=""/>
+      <w:lvlJc w:val="left"/>
+    </w:lvl>
+    <w:lvl w:ilvl="8" w:tplc="1256D228">
+      <w:numFmt w:val="decimal"/>
+      <w:lvlText w:val=""/>
+      <w:lvlJc w:val="left"/>
+    </w:lvl>
+  </w:abstractNum>
+  <w:abstractNum w:abstractNumId="17" w15:restartNumberingAfterBreak="0">
+    <w:nsid w:val="34014EC7"/>
+    <w:multiLevelType w:val="hybridMultilevel"/>
+    <w:tmpl w:val="00FAC3BC"/>
+    <w:lvl w:ilvl="0" w:tplc="BD563488" w:tentative="1">
+      <w:start w:val="1"/>
+      <w:numFmt w:val="decimal"/>
+      <w:lvlText w:val="%1."/>
+      <w:lvlJc w:val="left"/>
+      <w:pPr>
+        <w:ind w:left="400" w:hanging="300"/>
+      </w:pPr>
+    </w:lvl>
+    <w:lvl w:ilvl="1" w:tplc="BD18E086">
+      <w:numFmt w:val="decimal"/>
+      <w:lvlText w:val=""/>
+      <w:lvlJc w:val="left"/>
+    </w:lvl>
+    <w:lvl w:ilvl="2" w:tplc="F98C003C">
+      <w:numFmt w:val="decimal"/>
+      <w:lvlText w:val=""/>
+      <w:lvlJc w:val="left"/>
+    </w:lvl>
+    <w:lvl w:ilvl="3" w:tplc="4E90647E">
+      <w:numFmt w:val="decimal"/>
+      <w:lvlText w:val=""/>
+      <w:lvlJc w:val="left"/>
+    </w:lvl>
+    <w:lvl w:ilvl="4" w:tplc="92F2EAF4">
+      <w:numFmt w:val="decimal"/>
+      <w:lvlText w:val=""/>
+      <w:lvlJc w:val="left"/>
+    </w:lvl>
+    <w:lvl w:ilvl="5" w:tplc="43127AD6">
+      <w:numFmt w:val="decimal"/>
+      <w:lvlText w:val=""/>
+      <w:lvlJc w:val="left"/>
+    </w:lvl>
+    <w:lvl w:ilvl="6" w:tplc="0500340A">
+      <w:numFmt w:val="decimal"/>
+      <w:lvlText w:val=""/>
+      <w:lvlJc w:val="left"/>
+    </w:lvl>
+    <w:lvl w:ilvl="7" w:tplc="D15C5AB8">
+      <w:numFmt w:val="decimal"/>
+      <w:lvlText w:val=""/>
+      <w:lvlJc w:val="left"/>
+    </w:lvl>
+    <w:lvl w:ilvl="8" w:tplc="B56800A0">
+      <w:numFmt w:val="decimal"/>
+      <w:lvlText w:val=""/>
+      <w:lvlJc w:val="left"/>
+    </w:lvl>
+  </w:abstractNum>
+  <w:abstractNum w:abstractNumId="18" w15:restartNumberingAfterBreak="0">
+    <w:nsid w:val="3700305C"/>
+    <w:multiLevelType w:val="hybridMultilevel"/>
+    <w:tmpl w:val="C884153A"/>
+    <w:lvl w:ilvl="0" w:tplc="B7560874" w:tentative="1">
+      <w:start w:val="1"/>
+      <w:numFmt w:val="decimal"/>
+      <w:lvlText w:val="%1."/>
+      <w:lvlJc w:val="left"/>
+      <w:pPr>
+        <w:ind w:left="400" w:hanging="300"/>
+      </w:pPr>
+    </w:lvl>
+    <w:lvl w:ilvl="1" w:tplc="8D103182">
+      <w:numFmt w:val="decimal"/>
+      <w:lvlText w:val=""/>
+      <w:lvlJc w:val="left"/>
+    </w:lvl>
+    <w:lvl w:ilvl="2" w:tplc="C506F266">
+      <w:numFmt w:val="decimal"/>
+      <w:lvlText w:val=""/>
+      <w:lvlJc w:val="left"/>
+    </w:lvl>
+    <w:lvl w:ilvl="3" w:tplc="B7E42F40">
+      <w:numFmt w:val="decimal"/>
+      <w:lvlText w:val=""/>
+      <w:lvlJc w:val="left"/>
+    </w:lvl>
+    <w:lvl w:ilvl="4" w:tplc="FFA4FFE2">
+      <w:numFmt w:val="decimal"/>
+      <w:lvlText w:val=""/>
+      <w:lvlJc w:val="left"/>
+    </w:lvl>
+    <w:lvl w:ilvl="5" w:tplc="08EC814A">
+      <w:numFmt w:val="decimal"/>
+      <w:lvlText w:val=""/>
+      <w:lvlJc w:val="left"/>
+    </w:lvl>
+    <w:lvl w:ilvl="6" w:tplc="56705906">
+      <w:numFmt w:val="decimal"/>
+      <w:lvlText w:val=""/>
+      <w:lvlJc w:val="left"/>
+    </w:lvl>
+    <w:lvl w:ilvl="7" w:tplc="CC846BA2">
+      <w:numFmt w:val="decimal"/>
+      <w:lvlText w:val=""/>
+      <w:lvlJc w:val="left"/>
+    </w:lvl>
+    <w:lvl w:ilvl="8" w:tplc="80BADDF8">
+      <w:numFmt w:val="decimal"/>
+      <w:lvlText w:val=""/>
+      <w:lvlJc w:val="left"/>
+    </w:lvl>
+  </w:abstractNum>
+  <w:abstractNum w:abstractNumId="19" w15:restartNumberingAfterBreak="0">
+    <w:nsid w:val="37600E2A"/>
+    <w:multiLevelType w:val="hybridMultilevel"/>
+    <w:tmpl w:val="057842EC"/>
+    <w:lvl w:ilvl="0" w:tplc="A35EE0E8" w:tentative="1">
+      <w:start w:val="1"/>
+      <w:numFmt w:val="decimal"/>
+      <w:lvlText w:val="%1."/>
+      <w:lvlJc w:val="left"/>
+      <w:pPr>
+        <w:ind w:left="400" w:hanging="300"/>
+      </w:pPr>
+    </w:lvl>
+    <w:lvl w:ilvl="1" w:tplc="EA6E01F8">
+      <w:numFmt w:val="decimal"/>
+      <w:lvlText w:val=""/>
+      <w:lvlJc w:val="left"/>
+    </w:lvl>
+    <w:lvl w:ilvl="2" w:tplc="06C2B67A">
+      <w:numFmt w:val="decimal"/>
+      <w:lvlText w:val=""/>
+      <w:lvlJc w:val="left"/>
+    </w:lvl>
+    <w:lvl w:ilvl="3" w:tplc="F8BE2A1C">
+      <w:numFmt w:val="decimal"/>
+      <w:lvlText w:val=""/>
+      <w:lvlJc w:val="left"/>
+    </w:lvl>
+    <w:lvl w:ilvl="4" w:tplc="B84269FE">
+      <w:numFmt w:val="decimal"/>
+      <w:lvlText w:val=""/>
+      <w:lvlJc w:val="left"/>
+    </w:lvl>
+    <w:lvl w:ilvl="5" w:tplc="AF2A5A3A">
+      <w:numFmt w:val="decimal"/>
+      <w:lvlText w:val=""/>
+      <w:lvlJc w:val="left"/>
+    </w:lvl>
+    <w:lvl w:ilvl="6" w:tplc="D8D297EA">
+      <w:numFmt w:val="decimal"/>
+      <w:lvlText w:val=""/>
+      <w:lvlJc w:val="left"/>
+    </w:lvl>
+    <w:lvl w:ilvl="7" w:tplc="8B9A368C">
+      <w:numFmt w:val="decimal"/>
+      <w:lvlText w:val=""/>
+      <w:lvlJc w:val="left"/>
+    </w:lvl>
+    <w:lvl w:ilvl="8" w:tplc="F7FC15AA">
+      <w:numFmt w:val="decimal"/>
+      <w:lvlText w:val=""/>
+      <w:lvlJc w:val="left"/>
+    </w:lvl>
+  </w:abstractNum>
+  <w:abstractNum w:abstractNumId="20" w15:restartNumberingAfterBreak="0">
+    <w:nsid w:val="3DB517FB"/>
+    <w:multiLevelType w:val="hybridMultilevel"/>
+    <w:tmpl w:val="7EDACE0C"/>
+    <w:lvl w:ilvl="0" w:tplc="33128D62" w:tentative="1">
+      <w:start w:val="1"/>
+      <w:numFmt w:val="decimal"/>
+      <w:lvlText w:val="%1."/>
+      <w:lvlJc w:val="left"/>
+      <w:pPr>
+        <w:ind w:left="400" w:hanging="300"/>
+      </w:pPr>
+    </w:lvl>
+    <w:lvl w:ilvl="1" w:tplc="7CAEAC5A">
+      <w:numFmt w:val="decimal"/>
+      <w:lvlText w:val=""/>
+      <w:lvlJc w:val="left"/>
+    </w:lvl>
+    <w:lvl w:ilvl="2" w:tplc="6ACCA636">
+      <w:numFmt w:val="decimal"/>
+      <w:lvlText w:val=""/>
+      <w:lvlJc w:val="left"/>
+    </w:lvl>
+    <w:lvl w:ilvl="3" w:tplc="D71CCC9A">
+      <w:numFmt w:val="decimal"/>
+      <w:lvlText w:val=""/>
+      <w:lvlJc w:val="left"/>
+    </w:lvl>
+    <w:lvl w:ilvl="4" w:tplc="DEA04620">
+      <w:numFmt w:val="decimal"/>
+      <w:lvlText w:val=""/>
+      <w:lvlJc w:val="left"/>
+    </w:lvl>
+    <w:lvl w:ilvl="5" w:tplc="89564FF0">
+      <w:numFmt w:val="decimal"/>
+      <w:lvlText w:val=""/>
+      <w:lvlJc w:val="left"/>
+    </w:lvl>
+    <w:lvl w:ilvl="6" w:tplc="3FC86782">
+      <w:numFmt w:val="decimal"/>
+      <w:lvlText w:val=""/>
+      <w:lvlJc w:val="left"/>
+    </w:lvl>
+    <w:lvl w:ilvl="7" w:tplc="49D4A1D8">
+      <w:numFmt w:val="decimal"/>
+      <w:lvlText w:val=""/>
+      <w:lvlJc w:val="left"/>
+    </w:lvl>
+    <w:lvl w:ilvl="8" w:tplc="6A5CB0FC">
+      <w:numFmt w:val="decimal"/>
+      <w:lvlText w:val=""/>
+      <w:lvlJc w:val="left"/>
+    </w:lvl>
+  </w:abstractNum>
+  <w:abstractNum w:abstractNumId="21" w15:restartNumberingAfterBreak="0">
+    <w:nsid w:val="3F2B1A79"/>
+    <w:multiLevelType w:val="hybridMultilevel"/>
+    <w:tmpl w:val="AA947540"/>
+    <w:lvl w:ilvl="0" w:tplc="A0A8F9E0" w:tentative="1">
+      <w:start w:val="1"/>
+      <w:numFmt w:val="decimal"/>
+      <w:lvlText w:val="%1."/>
+      <w:lvlJc w:val="left"/>
+      <w:pPr>
+        <w:ind w:left="400" w:hanging="300"/>
+      </w:pPr>
+    </w:lvl>
+    <w:lvl w:ilvl="1" w:tplc="A294A0B0">
+      <w:numFmt w:val="decimal"/>
+      <w:lvlText w:val=""/>
+      <w:lvlJc w:val="left"/>
+    </w:lvl>
+    <w:lvl w:ilvl="2" w:tplc="F7CE1E14">
+      <w:numFmt w:val="decimal"/>
+      <w:lvlText w:val=""/>
+      <w:lvlJc w:val="left"/>
+    </w:lvl>
+    <w:lvl w:ilvl="3" w:tplc="6C06B002">
+      <w:numFmt w:val="decimal"/>
+      <w:lvlText w:val=""/>
+      <w:lvlJc w:val="left"/>
+    </w:lvl>
+    <w:lvl w:ilvl="4" w:tplc="A99419C8">
+      <w:numFmt w:val="decimal"/>
+      <w:lvlText w:val=""/>
+      <w:lvlJc w:val="left"/>
+    </w:lvl>
+    <w:lvl w:ilvl="5" w:tplc="91CE2966">
+      <w:numFmt w:val="decimal"/>
+      <w:lvlText w:val=""/>
+      <w:lvlJc w:val="left"/>
+    </w:lvl>
+    <w:lvl w:ilvl="6" w:tplc="7E68E1C4">
+      <w:numFmt w:val="decimal"/>
+      <w:lvlText w:val=""/>
+      <w:lvlJc w:val="left"/>
+    </w:lvl>
+    <w:lvl w:ilvl="7" w:tplc="9CD62E14">
+      <w:numFmt w:val="decimal"/>
+      <w:lvlText w:val=""/>
+      <w:lvlJc w:val="left"/>
+    </w:lvl>
+    <w:lvl w:ilvl="8" w:tplc="16287264">
+      <w:numFmt w:val="decimal"/>
+      <w:lvlText w:val=""/>
+      <w:lvlJc w:val="left"/>
+    </w:lvl>
+  </w:abstractNum>
+  <w:abstractNum w:abstractNumId="22" w15:restartNumberingAfterBreak="0">
+    <w:nsid w:val="40AC45BC"/>
+    <w:multiLevelType w:val="hybridMultilevel"/>
+    <w:tmpl w:val="DF1CCCB4"/>
+    <w:lvl w:ilvl="0" w:tplc="B77E097A">
+      <w:start w:val="1"/>
+      <w:numFmt w:val="decimal"/>
+      <w:lvlText w:val="%1."/>
+      <w:lvlJc w:val="left"/>
+      <w:pPr>
+        <w:ind w:left="400" w:hanging="300"/>
+      </w:pPr>
+    </w:lvl>
+    <w:lvl w:ilvl="1" w:tplc="EC80A53A">
+      <w:numFmt w:val="decimal"/>
+      <w:lvlText w:val=""/>
+      <w:lvlJc w:val="left"/>
+    </w:lvl>
+    <w:lvl w:ilvl="2" w:tplc="191239A2">
+      <w:numFmt w:val="decimal"/>
+      <w:lvlText w:val=""/>
+      <w:lvlJc w:val="left"/>
+    </w:lvl>
+    <w:lvl w:ilvl="3" w:tplc="52305F28">
+      <w:numFmt w:val="decimal"/>
+      <w:lvlText w:val=""/>
+      <w:lvlJc w:val="left"/>
+    </w:lvl>
+    <w:lvl w:ilvl="4" w:tplc="FB22E786">
+      <w:numFmt w:val="decimal"/>
+      <w:lvlText w:val=""/>
+      <w:lvlJc w:val="left"/>
+    </w:lvl>
+    <w:lvl w:ilvl="5" w:tplc="8C40F298">
+      <w:numFmt w:val="decimal"/>
+      <w:lvlText w:val=""/>
+      <w:lvlJc w:val="left"/>
+    </w:lvl>
+    <w:lvl w:ilvl="6" w:tplc="65D896EC">
+      <w:numFmt w:val="decimal"/>
+      <w:lvlText w:val=""/>
+      <w:lvlJc w:val="left"/>
+    </w:lvl>
+    <w:lvl w:ilvl="7" w:tplc="7E52AFFE">
+      <w:numFmt w:val="decimal"/>
+      <w:lvlText w:val=""/>
+      <w:lvlJc w:val="left"/>
+    </w:lvl>
+    <w:lvl w:ilvl="8" w:tplc="5A420366">
+      <w:numFmt w:val="decimal"/>
+      <w:lvlText w:val=""/>
+      <w:lvlJc w:val="left"/>
+    </w:lvl>
+  </w:abstractNum>
+  <w:abstractNum w:abstractNumId="23" w15:restartNumberingAfterBreak="0">
+    <w:nsid w:val="42CE1605"/>
+    <w:multiLevelType w:val="hybridMultilevel"/>
+    <w:tmpl w:val="FE7462F0"/>
+    <w:lvl w:ilvl="0" w:tplc="1BF63338" w:tentative="1">
+      <w:start w:val="1"/>
+      <w:numFmt w:val="decimal"/>
+      <w:lvlText w:val="%1."/>
+      <w:lvlJc w:val="left"/>
+      <w:pPr>
+        <w:ind w:left="400" w:hanging="300"/>
+      </w:pPr>
+    </w:lvl>
+    <w:lvl w:ilvl="1" w:tplc="6B040A40">
+      <w:numFmt w:val="decimal"/>
+      <w:lvlText w:val=""/>
+      <w:lvlJc w:val="left"/>
+    </w:lvl>
+    <w:lvl w:ilvl="2" w:tplc="7730069E">
+      <w:numFmt w:val="decimal"/>
+      <w:lvlText w:val=""/>
+      <w:lvlJc w:val="left"/>
+    </w:lvl>
+    <w:lvl w:ilvl="3" w:tplc="1FF0B654">
+      <w:numFmt w:val="decimal"/>
+      <w:lvlText w:val=""/>
+      <w:lvlJc w:val="left"/>
+    </w:lvl>
+    <w:lvl w:ilvl="4" w:tplc="42AE6D66">
+      <w:numFmt w:val="decimal"/>
+      <w:lvlText w:val=""/>
+      <w:lvlJc w:val="left"/>
+    </w:lvl>
+    <w:lvl w:ilvl="5" w:tplc="81668702">
+      <w:numFmt w:val="decimal"/>
+      <w:lvlText w:val=""/>
+      <w:lvlJc w:val="left"/>
+    </w:lvl>
+    <w:lvl w:ilvl="6" w:tplc="BEFEB980">
+      <w:numFmt w:val="decimal"/>
+      <w:lvlText w:val=""/>
+      <w:lvlJc w:val="left"/>
+    </w:lvl>
+    <w:lvl w:ilvl="7" w:tplc="ED8E1E9A">
+      <w:numFmt w:val="decimal"/>
+      <w:lvlText w:val=""/>
+      <w:lvlJc w:val="left"/>
+    </w:lvl>
+    <w:lvl w:ilvl="8" w:tplc="4D90DB16">
+      <w:numFmt w:val="decimal"/>
+      <w:lvlText w:val=""/>
+      <w:lvlJc w:val="left"/>
+    </w:lvl>
+  </w:abstractNum>
+  <w:abstractNum w:abstractNumId="24" w15:restartNumberingAfterBreak="0">
+    <w:nsid w:val="48C500AA"/>
+    <w:multiLevelType w:val="hybridMultilevel"/>
+    <w:tmpl w:val="66CE553A"/>
+    <w:lvl w:ilvl="0" w:tplc="1D6C0224" w:tentative="1">
+      <w:start w:val="1"/>
+      <w:numFmt w:val="decimal"/>
+      <w:lvlText w:val="%1."/>
+      <w:lvlJc w:val="left"/>
+      <w:pPr>
+        <w:ind w:left="400" w:hanging="300"/>
+      </w:pPr>
+    </w:lvl>
+    <w:lvl w:ilvl="1" w:tplc="9214AB52">
+      <w:numFmt w:val="decimal"/>
+      <w:lvlText w:val=""/>
+      <w:lvlJc w:val="left"/>
+    </w:lvl>
+    <w:lvl w:ilvl="2" w:tplc="EAB6C7F6">
+      <w:numFmt w:val="decimal"/>
+      <w:lvlText w:val=""/>
+      <w:lvlJc w:val="left"/>
+    </w:lvl>
+    <w:lvl w:ilvl="3" w:tplc="DE8898A0">
+      <w:numFmt w:val="decimal"/>
+      <w:lvlText w:val=""/>
+      <w:lvlJc w:val="left"/>
+    </w:lvl>
+    <w:lvl w:ilvl="4" w:tplc="B89CC6BE">
+      <w:numFmt w:val="decimal"/>
+      <w:lvlText w:val=""/>
+      <w:lvlJc w:val="left"/>
+    </w:lvl>
+    <w:lvl w:ilvl="5" w:tplc="061496BC">
+      <w:numFmt w:val="decimal"/>
+      <w:lvlText w:val=""/>
+      <w:lvlJc w:val="left"/>
+    </w:lvl>
+    <w:lvl w:ilvl="6" w:tplc="150A9A94">
+      <w:numFmt w:val="decimal"/>
+      <w:lvlText w:val=""/>
+      <w:lvlJc w:val="left"/>
+    </w:lvl>
+    <w:lvl w:ilvl="7" w:tplc="C2CED196">
+      <w:numFmt w:val="decimal"/>
+      <w:lvlText w:val=""/>
+      <w:lvlJc w:val="left"/>
+    </w:lvl>
+    <w:lvl w:ilvl="8" w:tplc="20C44458">
+      <w:numFmt w:val="decimal"/>
+      <w:lvlText w:val=""/>
+      <w:lvlJc w:val="left"/>
+    </w:lvl>
+  </w:abstractNum>
+  <w:abstractNum w:abstractNumId="25" w15:restartNumberingAfterBreak="0">
+    <w:nsid w:val="4FB759E8"/>
+    <w:multiLevelType w:val="hybridMultilevel"/>
+    <w:tmpl w:val="A5EE47B8"/>
+    <w:lvl w:ilvl="0" w:tplc="D332CD52" w:tentative="1">
+      <w:start w:val="1"/>
+      <w:numFmt w:val="decimal"/>
+      <w:lvlText w:val="%1."/>
+      <w:lvlJc w:val="left"/>
+      <w:pPr>
+        <w:ind w:left="400" w:hanging="300"/>
+      </w:pPr>
+    </w:lvl>
+    <w:lvl w:ilvl="1" w:tplc="59DCB308">
+      <w:numFmt w:val="decimal"/>
+      <w:lvlText w:val=""/>
+      <w:lvlJc w:val="left"/>
+    </w:lvl>
+    <w:lvl w:ilvl="2" w:tplc="C4B27416">
+      <w:numFmt w:val="decimal"/>
+      <w:lvlText w:val=""/>
+      <w:lvlJc w:val="left"/>
+    </w:lvl>
+    <w:lvl w:ilvl="3" w:tplc="FA6C9386">
+      <w:numFmt w:val="decimal"/>
+      <w:lvlText w:val=""/>
+      <w:lvlJc w:val="left"/>
+    </w:lvl>
+    <w:lvl w:ilvl="4" w:tplc="1340FB5E">
+      <w:numFmt w:val="decimal"/>
+      <w:lvlText w:val=""/>
+      <w:lvlJc w:val="left"/>
+    </w:lvl>
+    <w:lvl w:ilvl="5" w:tplc="DAF6BB66">
+      <w:numFmt w:val="decimal"/>
+      <w:lvlText w:val=""/>
+      <w:lvlJc w:val="left"/>
+    </w:lvl>
+    <w:lvl w:ilvl="6" w:tplc="D13C92D0">
+      <w:numFmt w:val="decimal"/>
+      <w:lvlText w:val=""/>
+      <w:lvlJc w:val="left"/>
+    </w:lvl>
+    <w:lvl w:ilvl="7" w:tplc="DD0487CE">
+      <w:numFmt w:val="decimal"/>
+      <w:lvlText w:val=""/>
+      <w:lvlJc w:val="left"/>
+    </w:lvl>
+    <w:lvl w:ilvl="8" w:tplc="648826B0">
+      <w:numFmt w:val="decimal"/>
+      <w:lvlText w:val=""/>
+      <w:lvlJc w:val="left"/>
+    </w:lvl>
+  </w:abstractNum>
+  <w:abstractNum w:abstractNumId="26" w15:restartNumberingAfterBreak="0">
+    <w:nsid w:val="530A75B8"/>
+    <w:multiLevelType w:val="hybridMultilevel"/>
+    <w:tmpl w:val="C152EAC4"/>
+    <w:lvl w:ilvl="0" w:tplc="051439EE" w:tentative="1">
+      <w:start w:val="1"/>
+      <w:numFmt w:val="decimal"/>
+      <w:lvlText w:val="%1."/>
+      <w:lvlJc w:val="left"/>
+      <w:pPr>
+        <w:ind w:left="400" w:hanging="300"/>
+      </w:pPr>
+    </w:lvl>
+    <w:lvl w:ilvl="1" w:tplc="B1C44E6A">
+      <w:numFmt w:val="decimal"/>
+      <w:lvlText w:val=""/>
+      <w:lvlJc w:val="left"/>
+    </w:lvl>
+    <w:lvl w:ilvl="2" w:tplc="BF5CA396">
+      <w:numFmt w:val="decimal"/>
+      <w:lvlText w:val=""/>
+      <w:lvlJc w:val="left"/>
+    </w:lvl>
+    <w:lvl w:ilvl="3" w:tplc="22068FF0">
+      <w:numFmt w:val="decimal"/>
+      <w:lvlText w:val=""/>
+      <w:lvlJc w:val="left"/>
+    </w:lvl>
+    <w:lvl w:ilvl="4" w:tplc="4BC4EE78">
+      <w:numFmt w:val="decimal"/>
+      <w:lvlText w:val=""/>
+      <w:lvlJc w:val="left"/>
+    </w:lvl>
+    <w:lvl w:ilvl="5" w:tplc="36689D36">
+      <w:numFmt w:val="decimal"/>
+      <w:lvlText w:val=""/>
+      <w:lvlJc w:val="left"/>
+    </w:lvl>
+    <w:lvl w:ilvl="6" w:tplc="C61A81D4">
+      <w:numFmt w:val="decimal"/>
+      <w:lvlText w:val=""/>
+      <w:lvlJc w:val="left"/>
+    </w:lvl>
+    <w:lvl w:ilvl="7" w:tplc="394C9BA4">
+      <w:numFmt w:val="decimal"/>
+      <w:lvlText w:val=""/>
+      <w:lvlJc w:val="left"/>
+    </w:lvl>
+    <w:lvl w:ilvl="8" w:tplc="5A003628">
+      <w:numFmt w:val="decimal"/>
+      <w:lvlText w:val=""/>
+      <w:lvlJc w:val="left"/>
+    </w:lvl>
+  </w:abstractNum>
+  <w:abstractNum w:abstractNumId="27" w15:restartNumberingAfterBreak="0">
+    <w:nsid w:val="53261D53"/>
+    <w:multiLevelType w:val="hybridMultilevel"/>
+    <w:tmpl w:val="53AAF196"/>
+    <w:lvl w:ilvl="0" w:tplc="97C4E976">
       <w:start w:val="1"/>
       <w:numFmt w:val="bullet"/>
       <w:lvlText w:val="•"/>
@@ -37310,7 +38158,7 @@
         <w:ind w:left="400" w:hanging="260"/>
       </w:pPr>
     </w:lvl>
-    <w:lvl w:ilvl="1" w:tplc="8CEE0AD2" w:tentative="1">
+    <w:lvl w:ilvl="1" w:tplc="E6001534" w:tentative="1">
       <w:start w:val="1"/>
       <w:numFmt w:val="bullet"/>
       <w:lvlText w:val="–"/>
@@ -37319,47 +38167,47 @@
         <w:ind w:left="800" w:hanging="260"/>
       </w:pPr>
     </w:lvl>
-    <w:lvl w:ilvl="2" w:tplc="7BDC270C">
+    <w:lvl w:ilvl="2" w:tplc="C3A2B79A">
       <w:numFmt w:val="decimal"/>
       <w:lvlText w:val=""/>
       <w:lvlJc w:val="left"/>
     </w:lvl>
-    <w:lvl w:ilvl="3" w:tplc="4162BB02">
+    <w:lvl w:ilvl="3" w:tplc="FD74EC88">
       <w:numFmt w:val="decimal"/>
       <w:lvlText w:val=""/>
       <w:lvlJc w:val="left"/>
     </w:lvl>
-    <w:lvl w:ilvl="4" w:tplc="E95AE1F0">
+    <w:lvl w:ilvl="4" w:tplc="DAC2E242">
       <w:numFmt w:val="decimal"/>
       <w:lvlText w:val=""/>
       <w:lvlJc w:val="left"/>
     </w:lvl>
-    <w:lvl w:ilvl="5" w:tplc="70C26506">
+    <w:lvl w:ilvl="5" w:tplc="C1FC758C">
       <w:numFmt w:val="decimal"/>
       <w:lvlText w:val=""/>
       <w:lvlJc w:val="left"/>
     </w:lvl>
-    <w:lvl w:ilvl="6" w:tplc="3440C4F2">
+    <w:lvl w:ilvl="6" w:tplc="D844587A">
       <w:numFmt w:val="decimal"/>
       <w:lvlText w:val=""/>
       <w:lvlJc w:val="left"/>
     </w:lvl>
-    <w:lvl w:ilvl="7" w:tplc="2ECCD7EE">
+    <w:lvl w:ilvl="7" w:tplc="989C3D78">
       <w:numFmt w:val="decimal"/>
       <w:lvlText w:val=""/>
       <w:lvlJc w:val="left"/>
     </w:lvl>
-    <w:lvl w:ilvl="8" w:tplc="54C22E7A">
+    <w:lvl w:ilvl="8" w:tplc="A10E07D4">
       <w:numFmt w:val="decimal"/>
       <w:lvlText w:val=""/>
       <w:lvlJc w:val="left"/>
     </w:lvl>
   </w:abstractNum>
-  <w:abstractNum w:abstractNumId="13" w15:restartNumberingAfterBreak="0">
-    <w:nsid w:val="20FA4D2C"/>
+  <w:abstractNum w:abstractNumId="28" w15:restartNumberingAfterBreak="0">
+    <w:nsid w:val="54F345EA"/>
     <w:multiLevelType w:val="hybridMultilevel"/>
-    <w:tmpl w:val="982684CA"/>
-    <w:lvl w:ilvl="0" w:tplc="BAA6F69C" w:tentative="1">
+    <w:tmpl w:val="ADB23000"/>
+    <w:lvl w:ilvl="0" w:tplc="E7740C22" w:tentative="1">
       <w:start w:val="1"/>
       <w:numFmt w:val="decimal"/>
       <w:lvlText w:val="%1."/>
@@ -37368,52 +38216,52 @@
         <w:ind w:left="400" w:hanging="300"/>
       </w:pPr>
     </w:lvl>
-    <w:lvl w:ilvl="1" w:tplc="4586B876">
+    <w:lvl w:ilvl="1" w:tplc="BA608082">
       <w:numFmt w:val="decimal"/>
       <w:lvlText w:val=""/>
       <w:lvlJc w:val="left"/>
     </w:lvl>
-    <w:lvl w:ilvl="2" w:tplc="27A68CA0">
+    <w:lvl w:ilvl="2" w:tplc="99AE26B4">
       <w:numFmt w:val="decimal"/>
       <w:lvlText w:val=""/>
       <w:lvlJc w:val="left"/>
     </w:lvl>
-    <w:lvl w:ilvl="3" w:tplc="723ABF48">
+    <w:lvl w:ilvl="3" w:tplc="3FD8AB2A">
       <w:numFmt w:val="decimal"/>
       <w:lvlText w:val=""/>
       <w:lvlJc w:val="left"/>
     </w:lvl>
-    <w:lvl w:ilvl="4" w:tplc="BCB4D574">
+    <w:lvl w:ilvl="4" w:tplc="05EEC332">
       <w:numFmt w:val="decimal"/>
       <w:lvlText w:val=""/>
       <w:lvlJc w:val="left"/>
     </w:lvl>
-    <w:lvl w:ilvl="5" w:tplc="4950DCA4">
+    <w:lvl w:ilvl="5" w:tplc="DBE457B4">
       <w:numFmt w:val="decimal"/>
       <w:lvlText w:val=""/>
       <w:lvlJc w:val="left"/>
     </w:lvl>
-    <w:lvl w:ilvl="6" w:tplc="11121FFC">
+    <w:lvl w:ilvl="6" w:tplc="E514BC3A">
       <w:numFmt w:val="decimal"/>
       <w:lvlText w:val=""/>
       <w:lvlJc w:val="left"/>
     </w:lvl>
-    <w:lvl w:ilvl="7" w:tplc="67C2D432">
+    <w:lvl w:ilvl="7" w:tplc="890AAA28">
       <w:numFmt w:val="decimal"/>
       <w:lvlText w:val=""/>
       <w:lvlJc w:val="left"/>
     </w:lvl>
-    <w:lvl w:ilvl="8" w:tplc="286ADEB6">
+    <w:lvl w:ilvl="8" w:tplc="73CA993A">
       <w:numFmt w:val="decimal"/>
       <w:lvlText w:val=""/>
       <w:lvlJc w:val="left"/>
     </w:lvl>
   </w:abstractNum>
-  <w:abstractNum w:abstractNumId="14" w15:restartNumberingAfterBreak="0">
-    <w:nsid w:val="28FB59F0"/>
+  <w:abstractNum w:abstractNumId="29" w15:restartNumberingAfterBreak="0">
+    <w:nsid w:val="572C7C86"/>
     <w:multiLevelType w:val="hybridMultilevel"/>
-    <w:tmpl w:val="2DA6C95E"/>
-    <w:lvl w:ilvl="0" w:tplc="95763EEA" w:tentative="1">
+    <w:tmpl w:val="0B5C0F0E"/>
+    <w:lvl w:ilvl="0" w:tplc="12AEDAAC" w:tentative="1">
       <w:start w:val="1"/>
       <w:numFmt w:val="decimal"/>
       <w:lvlText w:val="%1."/>
@@ -37422,52 +38270,52 @@
         <w:ind w:left="400" w:hanging="300"/>
       </w:pPr>
     </w:lvl>
-    <w:lvl w:ilvl="1" w:tplc="09D8108E">
+    <w:lvl w:ilvl="1" w:tplc="AC96841C">
       <w:numFmt w:val="decimal"/>
       <w:lvlText w:val=""/>
       <w:lvlJc w:val="left"/>
     </w:lvl>
-    <w:lvl w:ilvl="2" w:tplc="69901076">
+    <w:lvl w:ilvl="2" w:tplc="8F6A4DCE">
       <w:numFmt w:val="decimal"/>
       <w:lvlText w:val=""/>
       <w:lvlJc w:val="left"/>
     </w:lvl>
-    <w:lvl w:ilvl="3" w:tplc="BFF235AC">
+    <w:lvl w:ilvl="3" w:tplc="2B5A6C18">
       <w:numFmt w:val="decimal"/>
       <w:lvlText w:val=""/>
       <w:lvlJc w:val="left"/>
     </w:lvl>
-    <w:lvl w:ilvl="4" w:tplc="8800DED8">
+    <w:lvl w:ilvl="4" w:tplc="595ED2C6">
       <w:numFmt w:val="decimal"/>
       <w:lvlText w:val=""/>
       <w:lvlJc w:val="left"/>
     </w:lvl>
-    <w:lvl w:ilvl="5" w:tplc="94C8669E">
+    <w:lvl w:ilvl="5" w:tplc="9C8E895E">
       <w:numFmt w:val="decimal"/>
       <w:lvlText w:val=""/>
       <w:lvlJc w:val="left"/>
     </w:lvl>
-    <w:lvl w:ilvl="6" w:tplc="2FEA8FAC">
+    <w:lvl w:ilvl="6" w:tplc="5088EE70">
       <w:numFmt w:val="decimal"/>
       <w:lvlText w:val=""/>
       <w:lvlJc w:val="left"/>
     </w:lvl>
-    <w:lvl w:ilvl="7" w:tplc="409E791E">
+    <w:lvl w:ilvl="7" w:tplc="C7A6BC7E">
       <w:numFmt w:val="decimal"/>
       <w:lvlText w:val=""/>
       <w:lvlJc w:val="left"/>
     </w:lvl>
-    <w:lvl w:ilvl="8" w:tplc="F9A82F74">
+    <w:lvl w:ilvl="8" w:tplc="B3148560">
       <w:numFmt w:val="decimal"/>
       <w:lvlText w:val=""/>
       <w:lvlJc w:val="left"/>
     </w:lvl>
   </w:abstractNum>
-  <w:abstractNum w:abstractNumId="15" w15:restartNumberingAfterBreak="0">
-    <w:nsid w:val="2B1C0F30"/>
+  <w:abstractNum w:abstractNumId="30" w15:restartNumberingAfterBreak="0">
+    <w:nsid w:val="58B26EF4"/>
     <w:multiLevelType w:val="hybridMultilevel"/>
-    <w:tmpl w:val="97AC14D2"/>
-    <w:lvl w:ilvl="0" w:tplc="2180B434" w:tentative="1">
+    <w:tmpl w:val="890E4100"/>
+    <w:lvl w:ilvl="0" w:tplc="10CA6B66" w:tentative="1">
       <w:start w:val="1"/>
       <w:numFmt w:val="decimal"/>
       <w:lvlText w:val="%1."/>
@@ -37476,52 +38324,52 @@
         <w:ind w:left="400" w:hanging="300"/>
       </w:pPr>
     </w:lvl>
-    <w:lvl w:ilvl="1" w:tplc="B1EC586A">
+    <w:lvl w:ilvl="1" w:tplc="892E3C30">
       <w:numFmt w:val="decimal"/>
       <w:lvlText w:val=""/>
       <w:lvlJc w:val="left"/>
     </w:lvl>
-    <w:lvl w:ilvl="2" w:tplc="4DC01D5E">
+    <w:lvl w:ilvl="2" w:tplc="4EAA45D6">
       <w:numFmt w:val="decimal"/>
       <w:lvlText w:val=""/>
       <w:lvlJc w:val="left"/>
     </w:lvl>
-    <w:lvl w:ilvl="3" w:tplc="005E8642">
+    <w:lvl w:ilvl="3" w:tplc="B0844B42">
       <w:numFmt w:val="decimal"/>
       <w:lvlText w:val=""/>
       <w:lvlJc w:val="left"/>
     </w:lvl>
-    <w:lvl w:ilvl="4" w:tplc="04AA52A2">
+    <w:lvl w:ilvl="4" w:tplc="9448F6A6">
       <w:numFmt w:val="decimal"/>
       <w:lvlText w:val=""/>
       <w:lvlJc w:val="left"/>
     </w:lvl>
-    <w:lvl w:ilvl="5" w:tplc="6F16128C">
+    <w:lvl w:ilvl="5" w:tplc="C204B892">
       <w:numFmt w:val="decimal"/>
       <w:lvlText w:val=""/>
       <w:lvlJc w:val="left"/>
     </w:lvl>
-    <w:lvl w:ilvl="6" w:tplc="EB76D152">
+    <w:lvl w:ilvl="6" w:tplc="38405172">
       <w:numFmt w:val="decimal"/>
       <w:lvlText w:val=""/>
       <w:lvlJc w:val="left"/>
     </w:lvl>
-    <w:lvl w:ilvl="7" w:tplc="BFACB17C">
+    <w:lvl w:ilvl="7" w:tplc="D5CC843C">
       <w:numFmt w:val="decimal"/>
       <w:lvlText w:val=""/>
       <w:lvlJc w:val="left"/>
     </w:lvl>
-    <w:lvl w:ilvl="8" w:tplc="8190CE5A">
+    <w:lvl w:ilvl="8" w:tplc="6DB07996">
       <w:numFmt w:val="decimal"/>
       <w:lvlText w:val=""/>
       <w:lvlJc w:val="left"/>
     </w:lvl>
   </w:abstractNum>
-  <w:abstractNum w:abstractNumId="16" w15:restartNumberingAfterBreak="0">
-    <w:nsid w:val="2D030474"/>
+  <w:abstractNum w:abstractNumId="31" w15:restartNumberingAfterBreak="0">
+    <w:nsid w:val="5CB60B41"/>
     <w:multiLevelType w:val="hybridMultilevel"/>
-    <w:tmpl w:val="02EA0BA2"/>
-    <w:lvl w:ilvl="0" w:tplc="A8904AC0" w:tentative="1">
+    <w:tmpl w:val="CAA4A0F6"/>
+    <w:lvl w:ilvl="0" w:tplc="81B47C96" w:tentative="1">
       <w:start w:val="1"/>
       <w:numFmt w:val="decimal"/>
       <w:lvlText w:val="%1."/>
@@ -37530,52 +38378,52 @@
         <w:ind w:left="400" w:hanging="300"/>
       </w:pPr>
     </w:lvl>
-    <w:lvl w:ilvl="1" w:tplc="058C4C84">
+    <w:lvl w:ilvl="1" w:tplc="FDBA76DE">
       <w:numFmt w:val="decimal"/>
       <w:lvlText w:val=""/>
       <w:lvlJc w:val="left"/>
     </w:lvl>
-    <w:lvl w:ilvl="2" w:tplc="F28A20A0">
+    <w:lvl w:ilvl="2" w:tplc="9EA24AC2">
       <w:numFmt w:val="decimal"/>
       <w:lvlText w:val=""/>
       <w:lvlJc w:val="left"/>
     </w:lvl>
-    <w:lvl w:ilvl="3" w:tplc="1B20FD58">
+    <w:lvl w:ilvl="3" w:tplc="50E82362">
       <w:numFmt w:val="decimal"/>
       <w:lvlText w:val=""/>
       <w:lvlJc w:val="left"/>
     </w:lvl>
-    <w:lvl w:ilvl="4" w:tplc="9B2C5F92">
+    <w:lvl w:ilvl="4" w:tplc="B50C36EE">
       <w:numFmt w:val="decimal"/>
       <w:lvlText w:val=""/>
       <w:lvlJc w:val="left"/>
     </w:lvl>
-    <w:lvl w:ilvl="5" w:tplc="BC70B3F8">
+    <w:lvl w:ilvl="5" w:tplc="A9D25110">
       <w:numFmt w:val="decimal"/>
       <w:lvlText w:val=""/>
       <w:lvlJc w:val="left"/>
     </w:lvl>
-    <w:lvl w:ilvl="6" w:tplc="DA709FAC">
+    <w:lvl w:ilvl="6" w:tplc="4D24EFEC">
       <w:numFmt w:val="decimal"/>
       <w:lvlText w:val=""/>
       <w:lvlJc w:val="left"/>
     </w:lvl>
-    <w:lvl w:ilvl="7" w:tplc="12F0FF22">
+    <w:lvl w:ilvl="7" w:tplc="E7DC76CC">
       <w:numFmt w:val="decimal"/>
       <w:lvlText w:val=""/>
       <w:lvlJc w:val="left"/>
     </w:lvl>
-    <w:lvl w:ilvl="8" w:tplc="460A6390">
+    <w:lvl w:ilvl="8" w:tplc="DB3666BA">
       <w:numFmt w:val="decimal"/>
       <w:lvlText w:val=""/>
       <w:lvlJc w:val="left"/>
     </w:lvl>
   </w:abstractNum>
-  <w:abstractNum w:abstractNumId="17" w15:restartNumberingAfterBreak="0">
-    <w:nsid w:val="2F3076BD"/>
+  <w:abstractNum w:abstractNumId="32" w15:restartNumberingAfterBreak="0">
+    <w:nsid w:val="5EE8247A"/>
     <w:multiLevelType w:val="hybridMultilevel"/>
-    <w:tmpl w:val="FFB68076"/>
-    <w:lvl w:ilvl="0" w:tplc="CD9C8654" w:tentative="1">
+    <w:tmpl w:val="4ADC3102"/>
+    <w:lvl w:ilvl="0" w:tplc="78E088B0" w:tentative="1">
       <w:start w:val="1"/>
       <w:numFmt w:val="decimal"/>
       <w:lvlText w:val="%1."/>
@@ -37584,52 +38432,52 @@
         <w:ind w:left="400" w:hanging="300"/>
       </w:pPr>
     </w:lvl>
-    <w:lvl w:ilvl="1" w:tplc="D7CA02E0">
+    <w:lvl w:ilvl="1" w:tplc="457C32DC">
       <w:numFmt w:val="decimal"/>
       <w:lvlText w:val=""/>
       <w:lvlJc w:val="left"/>
     </w:lvl>
-    <w:lvl w:ilvl="2" w:tplc="CAB04EEA">
+    <w:lvl w:ilvl="2" w:tplc="962A43DC">
       <w:numFmt w:val="decimal"/>
       <w:lvlText w:val=""/>
       <w:lvlJc w:val="left"/>
     </w:lvl>
-    <w:lvl w:ilvl="3" w:tplc="DECE19D2">
+    <w:lvl w:ilvl="3" w:tplc="B55C204E">
       <w:numFmt w:val="decimal"/>
       <w:lvlText w:val=""/>
       <w:lvlJc w:val="left"/>
     </w:lvl>
-    <w:lvl w:ilvl="4" w:tplc="F9C22B0C">
+    <w:lvl w:ilvl="4" w:tplc="B47A2584">
       <w:numFmt w:val="decimal"/>
       <w:lvlText w:val=""/>
       <w:lvlJc w:val="left"/>
     </w:lvl>
-    <w:lvl w:ilvl="5" w:tplc="D7125AC0">
+    <w:lvl w:ilvl="5" w:tplc="90AA3A16">
       <w:numFmt w:val="decimal"/>
       <w:lvlText w:val=""/>
       <w:lvlJc w:val="left"/>
     </w:lvl>
-    <w:lvl w:ilvl="6" w:tplc="CA7ED97C">
+    <w:lvl w:ilvl="6" w:tplc="B650C43A">
       <w:numFmt w:val="decimal"/>
       <w:lvlText w:val=""/>
       <w:lvlJc w:val="left"/>
     </w:lvl>
-    <w:lvl w:ilvl="7" w:tplc="EA08F88C">
+    <w:lvl w:ilvl="7" w:tplc="7E202214">
       <w:numFmt w:val="decimal"/>
       <w:lvlText w:val=""/>
       <w:lvlJc w:val="left"/>
     </w:lvl>
-    <w:lvl w:ilvl="8" w:tplc="B7888702">
+    <w:lvl w:ilvl="8" w:tplc="DBF875BC">
       <w:numFmt w:val="decimal"/>
       <w:lvlText w:val=""/>
       <w:lvlJc w:val="left"/>
     </w:lvl>
   </w:abstractNum>
-  <w:abstractNum w:abstractNumId="18" w15:restartNumberingAfterBreak="0">
-    <w:nsid w:val="31106CC4"/>
+  <w:abstractNum w:abstractNumId="33" w15:restartNumberingAfterBreak="0">
+    <w:nsid w:val="62994B01"/>
     <w:multiLevelType w:val="hybridMultilevel"/>
-    <w:tmpl w:val="C7E89872"/>
-    <w:lvl w:ilvl="0" w:tplc="E9305C96" w:tentative="1">
+    <w:tmpl w:val="4C9EAF28"/>
+    <w:lvl w:ilvl="0" w:tplc="46FEF1D8" w:tentative="1">
       <w:start w:val="1"/>
       <w:numFmt w:val="decimal"/>
       <w:lvlText w:val="%1."/>
@@ -37638,52 +38486,52 @@
         <w:ind w:left="400" w:hanging="300"/>
       </w:pPr>
     </w:lvl>
-    <w:lvl w:ilvl="1" w:tplc="5C94130C">
+    <w:lvl w:ilvl="1" w:tplc="ABFE9E5C">
       <w:numFmt w:val="decimal"/>
       <w:lvlText w:val=""/>
       <w:lvlJc w:val="left"/>
     </w:lvl>
-    <w:lvl w:ilvl="2" w:tplc="32566AD4">
+    <w:lvl w:ilvl="2" w:tplc="9718FD44">
       <w:numFmt w:val="decimal"/>
       <w:lvlText w:val=""/>
       <w:lvlJc w:val="left"/>
     </w:lvl>
-    <w:lvl w:ilvl="3" w:tplc="D4962E8E">
+    <w:lvl w:ilvl="3" w:tplc="E31EADE0">
       <w:numFmt w:val="decimal"/>
       <w:lvlText w:val=""/>
       <w:lvlJc w:val="left"/>
     </w:lvl>
-    <w:lvl w:ilvl="4" w:tplc="76DC7C52">
+    <w:lvl w:ilvl="4" w:tplc="D610A3AC">
       <w:numFmt w:val="decimal"/>
       <w:lvlText w:val=""/>
       <w:lvlJc w:val="left"/>
     </w:lvl>
-    <w:lvl w:ilvl="5" w:tplc="D6FC0B6A">
+    <w:lvl w:ilvl="5" w:tplc="9B488B66">
       <w:numFmt w:val="decimal"/>
       <w:lvlText w:val=""/>
       <w:lvlJc w:val="left"/>
     </w:lvl>
-    <w:lvl w:ilvl="6" w:tplc="27D69946">
+    <w:lvl w:ilvl="6" w:tplc="2E0867CC">
       <w:numFmt w:val="decimal"/>
       <w:lvlText w:val=""/>
       <w:lvlJc w:val="left"/>
     </w:lvl>
-    <w:lvl w:ilvl="7" w:tplc="B08ECBCC">
+    <w:lvl w:ilvl="7" w:tplc="98F0B9C0">
       <w:numFmt w:val="decimal"/>
       <w:lvlText w:val=""/>
       <w:lvlJc w:val="left"/>
     </w:lvl>
-    <w:lvl w:ilvl="8" w:tplc="DCFC4324">
+    <w:lvl w:ilvl="8" w:tplc="A60EDF9C">
       <w:numFmt w:val="decimal"/>
       <w:lvlText w:val=""/>
       <w:lvlJc w:val="left"/>
     </w:lvl>
   </w:abstractNum>
-  <w:abstractNum w:abstractNumId="19" w15:restartNumberingAfterBreak="0">
-    <w:nsid w:val="33D3731D"/>
+  <w:abstractNum w:abstractNumId="34" w15:restartNumberingAfterBreak="0">
+    <w:nsid w:val="65E30CD2"/>
     <w:multiLevelType w:val="hybridMultilevel"/>
-    <w:tmpl w:val="C922B3B0"/>
-    <w:lvl w:ilvl="0" w:tplc="00EA71BE" w:tentative="1">
+    <w:tmpl w:val="18609F8C"/>
+    <w:lvl w:ilvl="0" w:tplc="49E083BA" w:tentative="1">
       <w:start w:val="1"/>
       <w:numFmt w:val="decimal"/>
       <w:lvlText w:val="%1."/>
@@ -37692,52 +38540,52 @@
         <w:ind w:left="400" w:hanging="300"/>
       </w:pPr>
     </w:lvl>
-    <w:lvl w:ilvl="1" w:tplc="14B4A294">
+    <w:lvl w:ilvl="1" w:tplc="01045AB4">
       <w:numFmt w:val="decimal"/>
       <w:lvlText w:val=""/>
       <w:lvlJc w:val="left"/>
     </w:lvl>
-    <w:lvl w:ilvl="2" w:tplc="6ED8EF3C">
+    <w:lvl w:ilvl="2" w:tplc="2C9EF9D8">
       <w:numFmt w:val="decimal"/>
       <w:lvlText w:val=""/>
       <w:lvlJc w:val="left"/>
     </w:lvl>
-    <w:lvl w:ilvl="3" w:tplc="8064DD04">
+    <w:lvl w:ilvl="3" w:tplc="9AE0177C">
       <w:numFmt w:val="decimal"/>
       <w:lvlText w:val=""/>
       <w:lvlJc w:val="left"/>
     </w:lvl>
-    <w:lvl w:ilvl="4" w:tplc="6194061A">
+    <w:lvl w:ilvl="4" w:tplc="4E5C6D0C">
       <w:numFmt w:val="decimal"/>
       <w:lvlText w:val=""/>
       <w:lvlJc w:val="left"/>
     </w:lvl>
-    <w:lvl w:ilvl="5" w:tplc="896455BC">
+    <w:lvl w:ilvl="5" w:tplc="C2A49120">
       <w:numFmt w:val="decimal"/>
       <w:lvlText w:val=""/>
       <w:lvlJc w:val="left"/>
     </w:lvl>
-    <w:lvl w:ilvl="6" w:tplc="7F707724">
+    <w:lvl w:ilvl="6" w:tplc="F22ACF68">
       <w:numFmt w:val="decimal"/>
       <w:lvlText w:val=""/>
       <w:lvlJc w:val="left"/>
     </w:lvl>
-    <w:lvl w:ilvl="7" w:tplc="1CAA0DFC">
+    <w:lvl w:ilvl="7" w:tplc="5A9A5866">
       <w:numFmt w:val="decimal"/>
       <w:lvlText w:val=""/>
       <w:lvlJc w:val="left"/>
     </w:lvl>
-    <w:lvl w:ilvl="8" w:tplc="F0708416">
+    <w:lvl w:ilvl="8" w:tplc="A5346218">
       <w:numFmt w:val="decimal"/>
       <w:lvlText w:val=""/>
       <w:lvlJc w:val="left"/>
     </w:lvl>
   </w:abstractNum>
-  <w:abstractNum w:abstractNumId="20" w15:restartNumberingAfterBreak="0">
-    <w:nsid w:val="34C80E29"/>
+  <w:abstractNum w:abstractNumId="35" w15:restartNumberingAfterBreak="0">
+    <w:nsid w:val="67F90CB0"/>
     <w:multiLevelType w:val="hybridMultilevel"/>
-    <w:tmpl w:val="D47426A8"/>
-    <w:lvl w:ilvl="0" w:tplc="4E66F192" w:tentative="1">
+    <w:tmpl w:val="C928B22C"/>
+    <w:lvl w:ilvl="0" w:tplc="E48451EE" w:tentative="1">
       <w:start w:val="1"/>
       <w:numFmt w:val="decimal"/>
       <w:lvlText w:val="%1."/>
@@ -37746,52 +38594,52 @@
         <w:ind w:left="400" w:hanging="300"/>
       </w:pPr>
     </w:lvl>
-    <w:lvl w:ilvl="1" w:tplc="0F2C5EA2">
+    <w:lvl w:ilvl="1" w:tplc="7F36BFBE">
       <w:numFmt w:val="decimal"/>
       <w:lvlText w:val=""/>
       <w:lvlJc w:val="left"/>
     </w:lvl>
-    <w:lvl w:ilvl="2" w:tplc="CE1C989E">
+    <w:lvl w:ilvl="2" w:tplc="8F8A484E">
       <w:numFmt w:val="decimal"/>
       <w:lvlText w:val=""/>
       <w:lvlJc w:val="left"/>
     </w:lvl>
-    <w:lvl w:ilvl="3" w:tplc="6C9C3C84">
+    <w:lvl w:ilvl="3" w:tplc="54BE5F52">
       <w:numFmt w:val="decimal"/>
       <w:lvlText w:val=""/>
       <w:lvlJc w:val="left"/>
     </w:lvl>
-    <w:lvl w:ilvl="4" w:tplc="F63846E6">
+    <w:lvl w:ilvl="4" w:tplc="20909994">
       <w:numFmt w:val="decimal"/>
       <w:lvlText w:val=""/>
       <w:lvlJc w:val="left"/>
     </w:lvl>
-    <w:lvl w:ilvl="5" w:tplc="7586FD60">
+    <w:lvl w:ilvl="5" w:tplc="43684780">
       <w:numFmt w:val="decimal"/>
       <w:lvlText w:val=""/>
       <w:lvlJc w:val="left"/>
     </w:lvl>
-    <w:lvl w:ilvl="6" w:tplc="EB4EA556">
+    <w:lvl w:ilvl="6" w:tplc="5B2891BA">
       <w:numFmt w:val="decimal"/>
       <w:lvlText w:val=""/>
       <w:lvlJc w:val="left"/>
     </w:lvl>
-    <w:lvl w:ilvl="7" w:tplc="70E8F448">
+    <w:lvl w:ilvl="7" w:tplc="F70051E0">
       <w:numFmt w:val="decimal"/>
       <w:lvlText w:val=""/>
       <w:lvlJc w:val="left"/>
     </w:lvl>
-    <w:lvl w:ilvl="8" w:tplc="30F21A9A">
+    <w:lvl w:ilvl="8" w:tplc="6BA64946">
       <w:numFmt w:val="decimal"/>
       <w:lvlText w:val=""/>
       <w:lvlJc w:val="left"/>
     </w:lvl>
   </w:abstractNum>
-  <w:abstractNum w:abstractNumId="21" w15:restartNumberingAfterBreak="0">
-    <w:nsid w:val="357A3EA2"/>
+  <w:abstractNum w:abstractNumId="36" w15:restartNumberingAfterBreak="0">
+    <w:nsid w:val="687C1E10"/>
     <w:multiLevelType w:val="hybridMultilevel"/>
-    <w:tmpl w:val="FD6A7BFE"/>
-    <w:lvl w:ilvl="0" w:tplc="1BAAB186" w:tentative="1">
+    <w:tmpl w:val="FD462A0C"/>
+    <w:lvl w:ilvl="0" w:tplc="8942496E" w:tentative="1">
       <w:start w:val="1"/>
       <w:numFmt w:val="decimal"/>
       <w:lvlText w:val="%1."/>
@@ -37800,52 +38648,52 @@
         <w:ind w:left="400" w:hanging="300"/>
       </w:pPr>
     </w:lvl>
-    <w:lvl w:ilvl="1" w:tplc="DA86D584">
+    <w:lvl w:ilvl="1" w:tplc="658632E4">
       <w:numFmt w:val="decimal"/>
       <w:lvlText w:val=""/>
       <w:lvlJc w:val="left"/>
     </w:lvl>
-    <w:lvl w:ilvl="2" w:tplc="E098E130">
+    <w:lvl w:ilvl="2" w:tplc="E188BD80">
       <w:numFmt w:val="decimal"/>
       <w:lvlText w:val=""/>
       <w:lvlJc w:val="left"/>
     </w:lvl>
-    <w:lvl w:ilvl="3" w:tplc="6AF80EA0">
+    <w:lvl w:ilvl="3" w:tplc="87CC138A">
       <w:numFmt w:val="decimal"/>
       <w:lvlText w:val=""/>
       <w:lvlJc w:val="left"/>
     </w:lvl>
-    <w:lvl w:ilvl="4" w:tplc="5AA00256">
+    <w:lvl w:ilvl="4" w:tplc="E7D8DF5E">
       <w:numFmt w:val="decimal"/>
       <w:lvlText w:val=""/>
       <w:lvlJc w:val="left"/>
     </w:lvl>
-    <w:lvl w:ilvl="5" w:tplc="1B96C466">
+    <w:lvl w:ilvl="5" w:tplc="A4A0309A">
       <w:numFmt w:val="decimal"/>
       <w:lvlText w:val=""/>
       <w:lvlJc w:val="left"/>
     </w:lvl>
-    <w:lvl w:ilvl="6" w:tplc="0C40415A">
+    <w:lvl w:ilvl="6" w:tplc="E046731A">
       <w:numFmt w:val="decimal"/>
       <w:lvlText w:val=""/>
       <w:lvlJc w:val="left"/>
     </w:lvl>
-    <w:lvl w:ilvl="7" w:tplc="63B8FBEE">
+    <w:lvl w:ilvl="7" w:tplc="45BA4F6E">
       <w:numFmt w:val="decimal"/>
       <w:lvlText w:val=""/>
       <w:lvlJc w:val="left"/>
     </w:lvl>
-    <w:lvl w:ilvl="8" w:tplc="A718F766">
+    <w:lvl w:ilvl="8" w:tplc="ACD26C0E">
       <w:numFmt w:val="decimal"/>
       <w:lvlText w:val=""/>
       <w:lvlJc w:val="left"/>
     </w:lvl>
   </w:abstractNum>
-  <w:abstractNum w:abstractNumId="22" w15:restartNumberingAfterBreak="0">
-    <w:nsid w:val="3C7169BD"/>
+  <w:abstractNum w:abstractNumId="37" w15:restartNumberingAfterBreak="0">
+    <w:nsid w:val="6FD57FC0"/>
     <w:multiLevelType w:val="hybridMultilevel"/>
-    <w:tmpl w:val="7A907BDA"/>
-    <w:lvl w:ilvl="0" w:tplc="CF1E4CF2" w:tentative="1">
+    <w:tmpl w:val="9B5EE050"/>
+    <w:lvl w:ilvl="0" w:tplc="E654A2FC" w:tentative="1">
       <w:start w:val="1"/>
       <w:numFmt w:val="decimal"/>
       <w:lvlText w:val="%1."/>
@@ -37854,52 +38702,52 @@
         <w:ind w:left="400" w:hanging="300"/>
       </w:pPr>
     </w:lvl>
-    <w:lvl w:ilvl="1" w:tplc="45180D56">
+    <w:lvl w:ilvl="1" w:tplc="3E4EAB48">
       <w:numFmt w:val="decimal"/>
       <w:lvlText w:val=""/>
       <w:lvlJc w:val="left"/>
     </w:lvl>
-    <w:lvl w:ilvl="2" w:tplc="F80459FC">
+    <w:lvl w:ilvl="2" w:tplc="6526D326">
       <w:numFmt w:val="decimal"/>
       <w:lvlText w:val=""/>
       <w:lvlJc w:val="left"/>
     </w:lvl>
-    <w:lvl w:ilvl="3" w:tplc="8B326ABA">
+    <w:lvl w:ilvl="3" w:tplc="F2845770">
       <w:numFmt w:val="decimal"/>
       <w:lvlText w:val=""/>
       <w:lvlJc w:val="left"/>
     </w:lvl>
-    <w:lvl w:ilvl="4" w:tplc="DCD227AA">
+    <w:lvl w:ilvl="4" w:tplc="F34E8A38">
       <w:numFmt w:val="decimal"/>
       <w:lvlText w:val=""/>
       <w:lvlJc w:val="left"/>
     </w:lvl>
-    <w:lvl w:ilvl="5" w:tplc="F99095A0">
+    <w:lvl w:ilvl="5" w:tplc="0EA2B6F2">
       <w:numFmt w:val="decimal"/>
       <w:lvlText w:val=""/>
       <w:lvlJc w:val="left"/>
     </w:lvl>
-    <w:lvl w:ilvl="6" w:tplc="9EDA77EC">
+    <w:lvl w:ilvl="6" w:tplc="D7DE13A4">
       <w:numFmt w:val="decimal"/>
       <w:lvlText w:val=""/>
       <w:lvlJc w:val="left"/>
     </w:lvl>
-    <w:lvl w:ilvl="7" w:tplc="1DD02D20">
+    <w:lvl w:ilvl="7" w:tplc="D4D2FE0C">
       <w:numFmt w:val="decimal"/>
       <w:lvlText w:val=""/>
       <w:lvlJc w:val="left"/>
     </w:lvl>
-    <w:lvl w:ilvl="8" w:tplc="96A6C240">
+    <w:lvl w:ilvl="8" w:tplc="B832E738">
       <w:numFmt w:val="decimal"/>
       <w:lvlText w:val=""/>
       <w:lvlJc w:val="left"/>
     </w:lvl>
   </w:abstractNum>
-  <w:abstractNum w:abstractNumId="23" w15:restartNumberingAfterBreak="0">
-    <w:nsid w:val="46394EF1"/>
+  <w:abstractNum w:abstractNumId="38" w15:restartNumberingAfterBreak="0">
+    <w:nsid w:val="716740CD"/>
     <w:multiLevelType w:val="hybridMultilevel"/>
-    <w:tmpl w:val="87C6294A"/>
-    <w:lvl w:ilvl="0" w:tplc="41BADB76" w:tentative="1">
+    <w:tmpl w:val="8F3441C0"/>
+    <w:lvl w:ilvl="0" w:tplc="DD6E8A08" w:tentative="1">
       <w:start w:val="1"/>
       <w:numFmt w:val="decimal"/>
       <w:lvlText w:val="%1."/>
@@ -37908,52 +38756,52 @@
         <w:ind w:left="400" w:hanging="300"/>
       </w:pPr>
     </w:lvl>
-    <w:lvl w:ilvl="1" w:tplc="FF2CF254">
+    <w:lvl w:ilvl="1" w:tplc="F3500E00">
       <w:numFmt w:val="decimal"/>
       <w:lvlText w:val=""/>
       <w:lvlJc w:val="left"/>
     </w:lvl>
-    <w:lvl w:ilvl="2" w:tplc="36D28CB8">
+    <w:lvl w:ilvl="2" w:tplc="9AA2B8C8">
       <w:numFmt w:val="decimal"/>
       <w:lvlText w:val=""/>
       <w:lvlJc w:val="left"/>
     </w:lvl>
-    <w:lvl w:ilvl="3" w:tplc="0B32EA48">
+    <w:lvl w:ilvl="3" w:tplc="666EE10A">
       <w:numFmt w:val="decimal"/>
       <w:lvlText w:val=""/>
       <w:lvlJc w:val="left"/>
     </w:lvl>
-    <w:lvl w:ilvl="4" w:tplc="6F766D74">
+    <w:lvl w:ilvl="4" w:tplc="C5C25B86">
       <w:numFmt w:val="decimal"/>
       <w:lvlText w:val=""/>
       <w:lvlJc w:val="left"/>
     </w:lvl>
-    <w:lvl w:ilvl="5" w:tplc="838882B8">
+    <w:lvl w:ilvl="5" w:tplc="A962B1A8">
       <w:numFmt w:val="decimal"/>
       <w:lvlText w:val=""/>
       <w:lvlJc w:val="left"/>
     </w:lvl>
-    <w:lvl w:ilvl="6" w:tplc="4AA87E5E">
+    <w:lvl w:ilvl="6" w:tplc="EA16154E">
       <w:numFmt w:val="decimal"/>
       <w:lvlText w:val=""/>
       <w:lvlJc w:val="left"/>
     </w:lvl>
-    <w:lvl w:ilvl="7" w:tplc="7528EEDE">
+    <w:lvl w:ilvl="7" w:tplc="9D86CA04">
       <w:numFmt w:val="decimal"/>
       <w:lvlText w:val=""/>
       <w:lvlJc w:val="left"/>
     </w:lvl>
-    <w:lvl w:ilvl="8" w:tplc="7EA4B846">
+    <w:lvl w:ilvl="8" w:tplc="A98E485A">
       <w:numFmt w:val="decimal"/>
       <w:lvlText w:val=""/>
       <w:lvlJc w:val="left"/>
     </w:lvl>
   </w:abstractNum>
-  <w:abstractNum w:abstractNumId="24" w15:restartNumberingAfterBreak="0">
-    <w:nsid w:val="4A96252D"/>
+  <w:abstractNum w:abstractNumId="39" w15:restartNumberingAfterBreak="0">
+    <w:nsid w:val="727139A4"/>
     <w:multiLevelType w:val="hybridMultilevel"/>
-    <w:tmpl w:val="BA18E2F6"/>
-    <w:lvl w:ilvl="0" w:tplc="998643AC" w:tentative="1">
+    <w:tmpl w:val="09042EA2"/>
+    <w:lvl w:ilvl="0" w:tplc="722200E4" w:tentative="1">
       <w:start w:val="1"/>
       <w:numFmt w:val="decimal"/>
       <w:lvlText w:val="%1."/>
@@ -37962,52 +38810,52 @@
         <w:ind w:left="400" w:hanging="300"/>
       </w:pPr>
     </w:lvl>
-    <w:lvl w:ilvl="1" w:tplc="79E82324">
+    <w:lvl w:ilvl="1" w:tplc="694E4E3E">
       <w:numFmt w:val="decimal"/>
       <w:lvlText w:val=""/>
       <w:lvlJc w:val="left"/>
     </w:lvl>
-    <w:lvl w:ilvl="2" w:tplc="7DA23F6E">
+    <w:lvl w:ilvl="2" w:tplc="174C354E">
       <w:numFmt w:val="decimal"/>
       <w:lvlText w:val=""/>
       <w:lvlJc w:val="left"/>
     </w:lvl>
-    <w:lvl w:ilvl="3" w:tplc="BA943E54">
+    <w:lvl w:ilvl="3" w:tplc="48A8C67C">
       <w:numFmt w:val="decimal"/>
       <w:lvlText w:val=""/>
       <w:lvlJc w:val="left"/>
     </w:lvl>
-    <w:lvl w:ilvl="4" w:tplc="6FA2249C">
+    <w:lvl w:ilvl="4" w:tplc="38580ED2">
       <w:numFmt w:val="decimal"/>
       <w:lvlText w:val=""/>
       <w:lvlJc w:val="left"/>
     </w:lvl>
-    <w:lvl w:ilvl="5" w:tplc="E34C5A0E">
+    <w:lvl w:ilvl="5" w:tplc="E550CC76">
       <w:numFmt w:val="decimal"/>
       <w:lvlText w:val=""/>
       <w:lvlJc w:val="left"/>
     </w:lvl>
-    <w:lvl w:ilvl="6" w:tplc="28743A00">
+    <w:lvl w:ilvl="6" w:tplc="6E148AFC">
       <w:numFmt w:val="decimal"/>
       <w:lvlText w:val=""/>
       <w:lvlJc w:val="left"/>
     </w:lvl>
-    <w:lvl w:ilvl="7" w:tplc="8F842C7E">
+    <w:lvl w:ilvl="7" w:tplc="7892E422">
       <w:numFmt w:val="decimal"/>
       <w:lvlText w:val=""/>
       <w:lvlJc w:val="left"/>
     </w:lvl>
-    <w:lvl w:ilvl="8" w:tplc="3698C826">
+    <w:lvl w:ilvl="8" w:tplc="7D2A1254">
       <w:numFmt w:val="decimal"/>
       <w:lvlText w:val=""/>
       <w:lvlJc w:val="left"/>
     </w:lvl>
   </w:abstractNum>
-  <w:abstractNum w:abstractNumId="25" w15:restartNumberingAfterBreak="0">
-    <w:nsid w:val="51B715BE"/>
+  <w:abstractNum w:abstractNumId="40" w15:restartNumberingAfterBreak="0">
+    <w:nsid w:val="733B7A3F"/>
     <w:multiLevelType w:val="hybridMultilevel"/>
-    <w:tmpl w:val="B4E4FFF0"/>
-    <w:lvl w:ilvl="0" w:tplc="483699F6" w:tentative="1">
+    <w:tmpl w:val="2E0E2360"/>
+    <w:lvl w:ilvl="0" w:tplc="9DA64EF2" w:tentative="1">
       <w:start w:val="1"/>
       <w:numFmt w:val="decimal"/>
       <w:lvlText w:val="%1."/>
@@ -38016,52 +38864,52 @@
         <w:ind w:left="400" w:hanging="300"/>
       </w:pPr>
     </w:lvl>
-    <w:lvl w:ilvl="1" w:tplc="137CF086">
+    <w:lvl w:ilvl="1" w:tplc="E8CA19B6">
       <w:numFmt w:val="decimal"/>
       <w:lvlText w:val=""/>
       <w:lvlJc w:val="left"/>
     </w:lvl>
-    <w:lvl w:ilvl="2" w:tplc="F96A0D88">
+    <w:lvl w:ilvl="2" w:tplc="D78E1CAE">
       <w:numFmt w:val="decimal"/>
       <w:lvlText w:val=""/>
       <w:lvlJc w:val="left"/>
     </w:lvl>
-    <w:lvl w:ilvl="3" w:tplc="998AEE0E">
+    <w:lvl w:ilvl="3" w:tplc="9C44464C">
       <w:numFmt w:val="decimal"/>
       <w:lvlText w:val=""/>
       <w:lvlJc w:val="left"/>
     </w:lvl>
-    <w:lvl w:ilvl="4" w:tplc="5576FA76">
+    <w:lvl w:ilvl="4" w:tplc="5F4EA19C">
       <w:numFmt w:val="decimal"/>
       <w:lvlText w:val=""/>
       <w:lvlJc w:val="left"/>
     </w:lvl>
-    <w:lvl w:ilvl="5" w:tplc="3B708E08">
+    <w:lvl w:ilvl="5" w:tplc="4C86FE2A">
       <w:numFmt w:val="decimal"/>
       <w:lvlText w:val=""/>
       <w:lvlJc w:val="left"/>
     </w:lvl>
-    <w:lvl w:ilvl="6" w:tplc="61A8D6AC">
+    <w:lvl w:ilvl="6" w:tplc="371EEEE2">
       <w:numFmt w:val="decimal"/>
       <w:lvlText w:val=""/>
       <w:lvlJc w:val="left"/>
     </w:lvl>
-    <w:lvl w:ilvl="7" w:tplc="238AB470">
+    <w:lvl w:ilvl="7" w:tplc="03D68C20">
       <w:numFmt w:val="decimal"/>
       <w:lvlText w:val=""/>
       <w:lvlJc w:val="left"/>
     </w:lvl>
-    <w:lvl w:ilvl="8" w:tplc="A7D05950">
+    <w:lvl w:ilvl="8" w:tplc="4CD05D2C">
       <w:numFmt w:val="decimal"/>
       <w:lvlText w:val=""/>
       <w:lvlJc w:val="left"/>
     </w:lvl>
   </w:abstractNum>
-  <w:abstractNum w:abstractNumId="26" w15:restartNumberingAfterBreak="0">
-    <w:nsid w:val="520E28BD"/>
+  <w:abstractNum w:abstractNumId="41" w15:restartNumberingAfterBreak="0">
+    <w:nsid w:val="740C3BC1"/>
     <w:multiLevelType w:val="hybridMultilevel"/>
-    <w:tmpl w:val="28084122"/>
-    <w:lvl w:ilvl="0" w:tplc="1E5E7806" w:tentative="1">
+    <w:tmpl w:val="5914B09E"/>
+    <w:lvl w:ilvl="0" w:tplc="51E40172" w:tentative="1">
       <w:start w:val="1"/>
       <w:numFmt w:val="decimal"/>
       <w:lvlText w:val="%1."/>
@@ -38070,52 +38918,52 @@
         <w:ind w:left="400" w:hanging="300"/>
       </w:pPr>
     </w:lvl>
-    <w:lvl w:ilvl="1" w:tplc="E2D24AF0">
+    <w:lvl w:ilvl="1" w:tplc="E604B51A">
       <w:numFmt w:val="decimal"/>
       <w:lvlText w:val=""/>
       <w:lvlJc w:val="left"/>
     </w:lvl>
-    <w:lvl w:ilvl="2" w:tplc="3940D1EE">
+    <w:lvl w:ilvl="2" w:tplc="1E64427C">
       <w:numFmt w:val="decimal"/>
       <w:lvlText w:val=""/>
       <w:lvlJc w:val="left"/>
     </w:lvl>
-    <w:lvl w:ilvl="3" w:tplc="53F4124A">
+    <w:lvl w:ilvl="3" w:tplc="FD02EE1E">
       <w:numFmt w:val="decimal"/>
       <w:lvlText w:val=""/>
       <w:lvlJc w:val="left"/>
     </w:lvl>
-    <w:lvl w:ilvl="4" w:tplc="E7CC320E">
+    <w:lvl w:ilvl="4" w:tplc="8FE83D84">
       <w:numFmt w:val="decimal"/>
       <w:lvlText w:val=""/>
       <w:lvlJc w:val="left"/>
     </w:lvl>
-    <w:lvl w:ilvl="5" w:tplc="D2BE7C8E">
+    <w:lvl w:ilvl="5" w:tplc="68A4E654">
       <w:numFmt w:val="decimal"/>
       <w:lvlText w:val=""/>
       <w:lvlJc w:val="left"/>
     </w:lvl>
-    <w:lvl w:ilvl="6" w:tplc="DBEA46CA">
+    <w:lvl w:ilvl="6" w:tplc="AF3AB78E">
       <w:numFmt w:val="decimal"/>
       <w:lvlText w:val=""/>
       <w:lvlJc w:val="left"/>
     </w:lvl>
-    <w:lvl w:ilvl="7" w:tplc="47A4AEB4">
+    <w:lvl w:ilvl="7" w:tplc="71B80F18">
       <w:numFmt w:val="decimal"/>
       <w:lvlText w:val=""/>
       <w:lvlJc w:val="left"/>
     </w:lvl>
-    <w:lvl w:ilvl="8" w:tplc="CBA8A0A6">
+    <w:lvl w:ilvl="8" w:tplc="81B46DEA">
       <w:numFmt w:val="decimal"/>
       <w:lvlText w:val=""/>
       <w:lvlJc w:val="left"/>
     </w:lvl>
   </w:abstractNum>
-  <w:abstractNum w:abstractNumId="27" w15:restartNumberingAfterBreak="0">
-    <w:nsid w:val="53FD5166"/>
+  <w:abstractNum w:abstractNumId="42" w15:restartNumberingAfterBreak="0">
+    <w:nsid w:val="75660873"/>
     <w:multiLevelType w:val="hybridMultilevel"/>
-    <w:tmpl w:val="ED8A81E2"/>
-    <w:lvl w:ilvl="0" w:tplc="3A9E31E2" w:tentative="1">
+    <w:tmpl w:val="C29091B2"/>
+    <w:lvl w:ilvl="0" w:tplc="D0A27EB6" w:tentative="1">
       <w:start w:val="1"/>
       <w:numFmt w:val="decimal"/>
       <w:lvlText w:val="%1."/>
@@ -38124,52 +38972,52 @@
         <w:ind w:left="400" w:hanging="300"/>
       </w:pPr>
     </w:lvl>
-    <w:lvl w:ilvl="1" w:tplc="33C80EEE">
+    <w:lvl w:ilvl="1" w:tplc="97BA44CA">
       <w:numFmt w:val="decimal"/>
       <w:lvlText w:val=""/>
       <w:lvlJc w:val="left"/>
     </w:lvl>
-    <w:lvl w:ilvl="2" w:tplc="238C0BA8">
+    <w:lvl w:ilvl="2" w:tplc="5226D1DA">
       <w:numFmt w:val="decimal"/>
       <w:lvlText w:val=""/>
       <w:lvlJc w:val="left"/>
     </w:lvl>
-    <w:lvl w:ilvl="3" w:tplc="B10EE072">
+    <w:lvl w:ilvl="3" w:tplc="26C0D59A">
       <w:numFmt w:val="decimal"/>
       <w:lvlText w:val=""/>
       <w:lvlJc w:val="left"/>
     </w:lvl>
-    <w:lvl w:ilvl="4" w:tplc="10FCD7C6">
+    <w:lvl w:ilvl="4" w:tplc="EE84C660">
       <w:numFmt w:val="decimal"/>
       <w:lvlText w:val=""/>
       <w:lvlJc w:val="left"/>
     </w:lvl>
-    <w:lvl w:ilvl="5" w:tplc="4EFA3650">
+    <w:lvl w:ilvl="5" w:tplc="D8BAFDC8">
       <w:numFmt w:val="decimal"/>
       <w:lvlText w:val=""/>
       <w:lvlJc w:val="left"/>
     </w:lvl>
-    <w:lvl w:ilvl="6" w:tplc="0088E064">
+    <w:lvl w:ilvl="6" w:tplc="79A2BEF6">
       <w:numFmt w:val="decimal"/>
       <w:lvlText w:val=""/>
       <w:lvlJc w:val="left"/>
     </w:lvl>
-    <w:lvl w:ilvl="7" w:tplc="D69A5636">
+    <w:lvl w:ilvl="7" w:tplc="6EBC8346">
       <w:numFmt w:val="decimal"/>
       <w:lvlText w:val=""/>
       <w:lvlJc w:val="left"/>
     </w:lvl>
-    <w:lvl w:ilvl="8" w:tplc="EBA6DEA6">
+    <w:lvl w:ilvl="8" w:tplc="84DEAB36">
       <w:numFmt w:val="decimal"/>
       <w:lvlText w:val=""/>
       <w:lvlJc w:val="left"/>
     </w:lvl>
   </w:abstractNum>
-  <w:abstractNum w:abstractNumId="28" w15:restartNumberingAfterBreak="0">
-    <w:nsid w:val="5532262F"/>
+  <w:abstractNum w:abstractNumId="43" w15:restartNumberingAfterBreak="0">
+    <w:nsid w:val="7AD1715F"/>
     <w:multiLevelType w:val="hybridMultilevel"/>
-    <w:tmpl w:val="2CCA959C"/>
-    <w:lvl w:ilvl="0" w:tplc="06A8A642" w:tentative="1">
+    <w:tmpl w:val="26DE8726"/>
+    <w:lvl w:ilvl="0" w:tplc="6556F1C6" w:tentative="1">
       <w:start w:val="1"/>
       <w:numFmt w:val="decimal"/>
       <w:lvlText w:val="%1."/>
@@ -38178,52 +39026,52 @@
         <w:ind w:left="400" w:hanging="300"/>
       </w:pPr>
     </w:lvl>
-    <w:lvl w:ilvl="1" w:tplc="A29A63B8">
+    <w:lvl w:ilvl="1" w:tplc="F13E7410">
       <w:numFmt w:val="decimal"/>
       <w:lvlText w:val=""/>
       <w:lvlJc w:val="left"/>
     </w:lvl>
-    <w:lvl w:ilvl="2" w:tplc="ED28D2A6">
+    <w:lvl w:ilvl="2" w:tplc="E7C4CA68">
       <w:numFmt w:val="decimal"/>
       <w:lvlText w:val=""/>
       <w:lvlJc w:val="left"/>
     </w:lvl>
-    <w:lvl w:ilvl="3" w:tplc="A644012A">
+    <w:lvl w:ilvl="3" w:tplc="ABFA3270">
       <w:numFmt w:val="decimal"/>
       <w:lvlText w:val=""/>
       <w:lvlJc w:val="left"/>
     </w:lvl>
-    <w:lvl w:ilvl="4" w:tplc="F4FCF214">
+    <w:lvl w:ilvl="4" w:tplc="3B60460E">
       <w:numFmt w:val="decimal"/>
       <w:lvlText w:val=""/>
       <w:lvlJc w:val="left"/>
     </w:lvl>
-    <w:lvl w:ilvl="5" w:tplc="7DCEE3BE">
+    <w:lvl w:ilvl="5" w:tplc="D6004DEC">
       <w:numFmt w:val="decimal"/>
       <w:lvlText w:val=""/>
       <w:lvlJc w:val="left"/>
     </w:lvl>
-    <w:lvl w:ilvl="6" w:tplc="7232414C">
+    <w:lvl w:ilvl="6" w:tplc="CC9868CC">
       <w:numFmt w:val="decimal"/>
       <w:lvlText w:val=""/>
       <w:lvlJc w:val="left"/>
     </w:lvl>
-    <w:lvl w:ilvl="7" w:tplc="58007AE4">
+    <w:lvl w:ilvl="7" w:tplc="B4D02E50">
       <w:numFmt w:val="decimal"/>
       <w:lvlText w:val=""/>
       <w:lvlJc w:val="left"/>
     </w:lvl>
-    <w:lvl w:ilvl="8" w:tplc="DCB0D79C">
+    <w:lvl w:ilvl="8" w:tplc="FA16BF7A">
       <w:numFmt w:val="decimal"/>
       <w:lvlText w:val=""/>
       <w:lvlJc w:val="left"/>
     </w:lvl>
   </w:abstractNum>
-  <w:abstractNum w:abstractNumId="29" w15:restartNumberingAfterBreak="0">
-    <w:nsid w:val="57301FB5"/>
+  <w:abstractNum w:abstractNumId="44" w15:restartNumberingAfterBreak="0">
+    <w:nsid w:val="7C807DCD"/>
     <w:multiLevelType w:val="hybridMultilevel"/>
-    <w:tmpl w:val="4EE2B43A"/>
-    <w:lvl w:ilvl="0" w:tplc="932C69D4" w:tentative="1">
+    <w:tmpl w:val="E996A638"/>
+    <w:lvl w:ilvl="0" w:tplc="4F003874" w:tentative="1">
       <w:start w:val="1"/>
       <w:numFmt w:val="decimal"/>
       <w:lvlText w:val="%1."/>
@@ -38232,52 +39080,52 @@
         <w:ind w:left="400" w:hanging="300"/>
       </w:pPr>
     </w:lvl>
-    <w:lvl w:ilvl="1" w:tplc="5BD6BC7C">
+    <w:lvl w:ilvl="1" w:tplc="4B52F8C4">
       <w:numFmt w:val="decimal"/>
       <w:lvlText w:val=""/>
       <w:lvlJc w:val="left"/>
     </w:lvl>
-    <w:lvl w:ilvl="2" w:tplc="99087076">
+    <w:lvl w:ilvl="2" w:tplc="3FA2AE6A">
       <w:numFmt w:val="decimal"/>
       <w:lvlText w:val=""/>
       <w:lvlJc w:val="left"/>
     </w:lvl>
-    <w:lvl w:ilvl="3" w:tplc="E0FCE560">
+    <w:lvl w:ilvl="3" w:tplc="97EE1EB6">
       <w:numFmt w:val="decimal"/>
       <w:lvlText w:val=""/>
       <w:lvlJc w:val="left"/>
     </w:lvl>
-    <w:lvl w:ilvl="4" w:tplc="0FCE90D6">
+    <w:lvl w:ilvl="4" w:tplc="B21A357E">
       <w:numFmt w:val="decimal"/>
       <w:lvlText w:val=""/>
       <w:lvlJc w:val="left"/>
     </w:lvl>
-    <w:lvl w:ilvl="5" w:tplc="085E67DE">
+    <w:lvl w:ilvl="5" w:tplc="8C144514">
       <w:numFmt w:val="decimal"/>
       <w:lvlText w:val=""/>
       <w:lvlJc w:val="left"/>
     </w:lvl>
-    <w:lvl w:ilvl="6" w:tplc="378AFBC2">
+    <w:lvl w:ilvl="6" w:tplc="8B80526C">
       <w:numFmt w:val="decimal"/>
       <w:lvlText w:val=""/>
       <w:lvlJc w:val="left"/>
     </w:lvl>
-    <w:lvl w:ilvl="7" w:tplc="E3108C94">
+    <w:lvl w:ilvl="7" w:tplc="88800ED8">
       <w:numFmt w:val="decimal"/>
       <w:lvlText w:val=""/>
       <w:lvlJc w:val="left"/>
     </w:lvl>
-    <w:lvl w:ilvl="8" w:tplc="A05EBA48">
+    <w:lvl w:ilvl="8" w:tplc="CE180C58">
       <w:numFmt w:val="decimal"/>
       <w:lvlText w:val=""/>
       <w:lvlJc w:val="left"/>
     </w:lvl>
   </w:abstractNum>
-  <w:abstractNum w:abstractNumId="30" w15:restartNumberingAfterBreak="0">
-    <w:nsid w:val="5881102D"/>
+  <w:abstractNum w:abstractNumId="45" w15:restartNumberingAfterBreak="0">
+    <w:nsid w:val="7E357CC0"/>
     <w:multiLevelType w:val="hybridMultilevel"/>
-    <w:tmpl w:val="7EE48016"/>
-    <w:lvl w:ilvl="0" w:tplc="2F541262" w:tentative="1">
+    <w:tmpl w:val="2CEC9F18"/>
+    <w:lvl w:ilvl="0" w:tplc="072ED422" w:tentative="1">
       <w:start w:val="1"/>
       <w:numFmt w:val="decimal"/>
       <w:lvlText w:val="%1."/>
@@ -38286,52 +39134,52 @@
         <w:ind w:left="400" w:hanging="300"/>
       </w:pPr>
     </w:lvl>
-    <w:lvl w:ilvl="1" w:tplc="7FA8B508">
+    <w:lvl w:ilvl="1" w:tplc="DC16D4EC">
       <w:numFmt w:val="decimal"/>
       <w:lvlText w:val=""/>
       <w:lvlJc w:val="left"/>
     </w:lvl>
-    <w:lvl w:ilvl="2" w:tplc="7C80CF20">
+    <w:lvl w:ilvl="2" w:tplc="FCB8DE84">
       <w:numFmt w:val="decimal"/>
       <w:lvlText w:val=""/>
       <w:lvlJc w:val="left"/>
     </w:lvl>
-    <w:lvl w:ilvl="3" w:tplc="A41C2F48">
+    <w:lvl w:ilvl="3" w:tplc="033A280E">
       <w:numFmt w:val="decimal"/>
       <w:lvlText w:val=""/>
       <w:lvlJc w:val="left"/>
     </w:lvl>
-    <w:lvl w:ilvl="4" w:tplc="35CA046A">
+    <w:lvl w:ilvl="4" w:tplc="04EABCE4">
       <w:numFmt w:val="decimal"/>
       <w:lvlText w:val=""/>
       <w:lvlJc w:val="left"/>
     </w:lvl>
-    <w:lvl w:ilvl="5" w:tplc="A71C455A">
+    <w:lvl w:ilvl="5" w:tplc="1F64C7C8">
       <w:numFmt w:val="decimal"/>
       <w:lvlText w:val=""/>
       <w:lvlJc w:val="left"/>
     </w:lvl>
-    <w:lvl w:ilvl="6" w:tplc="09A07EF6">
+    <w:lvl w:ilvl="6" w:tplc="D81EB50C">
       <w:numFmt w:val="decimal"/>
       <w:lvlText w:val=""/>
       <w:lvlJc w:val="left"/>
     </w:lvl>
-    <w:lvl w:ilvl="7" w:tplc="1896707A">
+    <w:lvl w:ilvl="7" w:tplc="3EA83E3C">
       <w:numFmt w:val="decimal"/>
       <w:lvlText w:val=""/>
       <w:lvlJc w:val="left"/>
     </w:lvl>
-    <w:lvl w:ilvl="8" w:tplc="8DE05B7A">
+    <w:lvl w:ilvl="8" w:tplc="F1C46C42">
       <w:numFmt w:val="decimal"/>
       <w:lvlText w:val=""/>
       <w:lvlJc w:val="left"/>
     </w:lvl>
   </w:abstractNum>
-  <w:abstractNum w:abstractNumId="31" w15:restartNumberingAfterBreak="0">
-    <w:nsid w:val="5EB1034E"/>
+  <w:abstractNum w:abstractNumId="46" w15:restartNumberingAfterBreak="0">
+    <w:nsid w:val="7E7361AE"/>
     <w:multiLevelType w:val="hybridMultilevel"/>
-    <w:tmpl w:val="CCA8F100"/>
-    <w:lvl w:ilvl="0" w:tplc="24B0D072" w:tentative="1">
+    <w:tmpl w:val="22EAE44C"/>
+    <w:lvl w:ilvl="0" w:tplc="F9442B7E" w:tentative="1">
       <w:start w:val="1"/>
       <w:numFmt w:val="decimal"/>
       <w:lvlText w:val="%1."/>
@@ -38340,52 +39188,52 @@
         <w:ind w:left="400" w:hanging="300"/>
       </w:pPr>
     </w:lvl>
-    <w:lvl w:ilvl="1" w:tplc="4C0CF1F4">
+    <w:lvl w:ilvl="1" w:tplc="E6248138">
       <w:numFmt w:val="decimal"/>
       <w:lvlText w:val=""/>
       <w:lvlJc w:val="left"/>
     </w:lvl>
-    <w:lvl w:ilvl="2" w:tplc="A9E64956">
+    <w:lvl w:ilvl="2" w:tplc="A64AF67C">
       <w:numFmt w:val="decimal"/>
       <w:lvlText w:val=""/>
       <w:lvlJc w:val="left"/>
     </w:lvl>
-    <w:lvl w:ilvl="3" w:tplc="C346DA60">
+    <w:lvl w:ilvl="3" w:tplc="9B30F514">
       <w:numFmt w:val="decimal"/>
       <w:lvlText w:val=""/>
       <w:lvlJc w:val="left"/>
     </w:lvl>
-    <w:lvl w:ilvl="4" w:tplc="241C8A82">
+    <w:lvl w:ilvl="4" w:tplc="B14EA6DE">
       <w:numFmt w:val="decimal"/>
       <w:lvlText w:val=""/>
       <w:lvlJc w:val="left"/>
     </w:lvl>
-    <w:lvl w:ilvl="5" w:tplc="36106A1C">
+    <w:lvl w:ilvl="5" w:tplc="45B49E2A">
       <w:numFmt w:val="decimal"/>
       <w:lvlText w:val=""/>
       <w:lvlJc w:val="left"/>
     </w:lvl>
-    <w:lvl w:ilvl="6" w:tplc="38E40036">
+    <w:lvl w:ilvl="6" w:tplc="5F26B668">
       <w:numFmt w:val="decimal"/>
       <w:lvlText w:val=""/>
       <w:lvlJc w:val="left"/>
     </w:lvl>
-    <w:lvl w:ilvl="7" w:tplc="82EAC8D4">
+    <w:lvl w:ilvl="7" w:tplc="64DE3496">
       <w:numFmt w:val="decimal"/>
       <w:lvlText w:val=""/>
       <w:lvlJc w:val="left"/>
     </w:lvl>
-    <w:lvl w:ilvl="8" w:tplc="E2325D30">
+    <w:lvl w:ilvl="8" w:tplc="D42AD880">
       <w:numFmt w:val="decimal"/>
       <w:lvlText w:val=""/>
       <w:lvlJc w:val="left"/>
     </w:lvl>
   </w:abstractNum>
-  <w:abstractNum w:abstractNumId="32" w15:restartNumberingAfterBreak="0">
-    <w:nsid w:val="5FF50C0B"/>
+  <w:abstractNum w:abstractNumId="47" w15:restartNumberingAfterBreak="0">
+    <w:nsid w:val="7F61713F"/>
     <w:multiLevelType w:val="hybridMultilevel"/>
-    <w:tmpl w:val="46743618"/>
-    <w:lvl w:ilvl="0" w:tplc="80E69284" w:tentative="1">
+    <w:tmpl w:val="AA84F852"/>
+    <w:lvl w:ilvl="0" w:tplc="20443AB8" w:tentative="1">
       <w:start w:val="1"/>
       <w:numFmt w:val="decimal"/>
       <w:lvlText w:val="%1."/>
@@ -38394,871 +39242,61 @@
         <w:ind w:left="400" w:hanging="300"/>
       </w:pPr>
     </w:lvl>
-    <w:lvl w:ilvl="1" w:tplc="7DE2C8F8">
+    <w:lvl w:ilvl="1" w:tplc="1BD4E9E6">
       <w:numFmt w:val="decimal"/>
       <w:lvlText w:val=""/>
       <w:lvlJc w:val="left"/>
     </w:lvl>
-    <w:lvl w:ilvl="2" w:tplc="6406CDD4">
+    <w:lvl w:ilvl="2" w:tplc="CFD4B060">
       <w:numFmt w:val="decimal"/>
       <w:lvlText w:val=""/>
       <w:lvlJc w:val="left"/>
     </w:lvl>
-    <w:lvl w:ilvl="3" w:tplc="F36AEA2C">
+    <w:lvl w:ilvl="3" w:tplc="08609264">
       <w:numFmt w:val="decimal"/>
       <w:lvlText w:val=""/>
       <w:lvlJc w:val="left"/>
     </w:lvl>
-    <w:lvl w:ilvl="4" w:tplc="39CE0BA8">
+    <w:lvl w:ilvl="4" w:tplc="8C3EC22E">
       <w:numFmt w:val="decimal"/>
       <w:lvlText w:val=""/>
       <w:lvlJc w:val="left"/>
     </w:lvl>
-    <w:lvl w:ilvl="5" w:tplc="AC3E65F6">
+    <w:lvl w:ilvl="5" w:tplc="DC8C7F9C">
       <w:numFmt w:val="decimal"/>
       <w:lvlText w:val=""/>
       <w:lvlJc w:val="left"/>
     </w:lvl>
-    <w:lvl w:ilvl="6" w:tplc="F0B4C122">
+    <w:lvl w:ilvl="6" w:tplc="2774D6A4">
       <w:numFmt w:val="decimal"/>
       <w:lvlText w:val=""/>
       <w:lvlJc w:val="left"/>
     </w:lvl>
-    <w:lvl w:ilvl="7" w:tplc="EE5003AE">
+    <w:lvl w:ilvl="7" w:tplc="086C6F80">
       <w:numFmt w:val="decimal"/>
       <w:lvlText w:val=""/>
       <w:lvlJc w:val="left"/>
     </w:lvl>
-    <w:lvl w:ilvl="8" w:tplc="9290327C">
+    <w:lvl w:ilvl="8" w:tplc="EAD23182">
       <w:numFmt w:val="decimal"/>
       <w:lvlText w:val=""/>
       <w:lvlJc w:val="left"/>
     </w:lvl>
   </w:abstractNum>
-  <w:abstractNum w:abstractNumId="33" w15:restartNumberingAfterBreak="0">
-    <w:nsid w:val="60F14E52"/>
-    <w:multiLevelType w:val="hybridMultilevel"/>
-    <w:tmpl w:val="E63AE8B4"/>
-    <w:lvl w:ilvl="0" w:tplc="E6C0F0C4" w:tentative="1">
-      <w:start w:val="1"/>
-      <w:numFmt w:val="decimal"/>
-      <w:lvlText w:val="%1."/>
-      <w:lvlJc w:val="left"/>
-      <w:pPr>
-        <w:ind w:left="400" w:hanging="300"/>
-      </w:pPr>
-    </w:lvl>
-    <w:lvl w:ilvl="1" w:tplc="1D6E557C">
-      <w:numFmt w:val="decimal"/>
-      <w:lvlText w:val=""/>
-      <w:lvlJc w:val="left"/>
-    </w:lvl>
-    <w:lvl w:ilvl="2" w:tplc="D5B072B8">
-      <w:numFmt w:val="decimal"/>
-      <w:lvlText w:val=""/>
-      <w:lvlJc w:val="left"/>
-    </w:lvl>
-    <w:lvl w:ilvl="3" w:tplc="6016CADE">
-      <w:numFmt w:val="decimal"/>
-      <w:lvlText w:val=""/>
-      <w:lvlJc w:val="left"/>
-    </w:lvl>
-    <w:lvl w:ilvl="4" w:tplc="26028BA4">
-      <w:numFmt w:val="decimal"/>
-      <w:lvlText w:val=""/>
-      <w:lvlJc w:val="left"/>
-    </w:lvl>
-    <w:lvl w:ilvl="5" w:tplc="8C528F8E">
-      <w:numFmt w:val="decimal"/>
-      <w:lvlText w:val=""/>
-      <w:lvlJc w:val="left"/>
-    </w:lvl>
-    <w:lvl w:ilvl="6" w:tplc="ACC454C2">
-      <w:numFmt w:val="decimal"/>
-      <w:lvlText w:val=""/>
-      <w:lvlJc w:val="left"/>
-    </w:lvl>
-    <w:lvl w:ilvl="7" w:tplc="14CE621A">
-      <w:numFmt w:val="decimal"/>
-      <w:lvlText w:val=""/>
-      <w:lvlJc w:val="left"/>
-    </w:lvl>
-    <w:lvl w:ilvl="8" w:tplc="08667CC0">
-      <w:numFmt w:val="decimal"/>
-      <w:lvlText w:val=""/>
-      <w:lvlJc w:val="left"/>
-    </w:lvl>
-  </w:abstractNum>
-  <w:abstractNum w:abstractNumId="34" w15:restartNumberingAfterBreak="0">
-    <w:nsid w:val="62354B1B"/>
-    <w:multiLevelType w:val="hybridMultilevel"/>
-    <w:tmpl w:val="3E549404"/>
-    <w:lvl w:ilvl="0" w:tplc="ECF2BFBA">
-      <w:start w:val="1"/>
-      <w:numFmt w:val="decimal"/>
-      <w:lvlText w:val="%1."/>
-      <w:lvlJc w:val="left"/>
-      <w:pPr>
-        <w:ind w:left="400" w:hanging="300"/>
-      </w:pPr>
-    </w:lvl>
-    <w:lvl w:ilvl="1" w:tplc="B628BB00">
-      <w:numFmt w:val="decimal"/>
-      <w:lvlText w:val=""/>
-      <w:lvlJc w:val="left"/>
-    </w:lvl>
-    <w:lvl w:ilvl="2" w:tplc="92F2CC8A">
-      <w:numFmt w:val="decimal"/>
-      <w:lvlText w:val=""/>
-      <w:lvlJc w:val="left"/>
-    </w:lvl>
-    <w:lvl w:ilvl="3" w:tplc="4BF8CEBA">
-      <w:numFmt w:val="decimal"/>
-      <w:lvlText w:val=""/>
-      <w:lvlJc w:val="left"/>
-    </w:lvl>
-    <w:lvl w:ilvl="4" w:tplc="3800CCA4">
-      <w:numFmt w:val="decimal"/>
-      <w:lvlText w:val=""/>
-      <w:lvlJc w:val="left"/>
-    </w:lvl>
-    <w:lvl w:ilvl="5" w:tplc="442CA9F2">
-      <w:numFmt w:val="decimal"/>
-      <w:lvlText w:val=""/>
-      <w:lvlJc w:val="left"/>
-    </w:lvl>
-    <w:lvl w:ilvl="6" w:tplc="5622EEA6">
-      <w:numFmt w:val="decimal"/>
-      <w:lvlText w:val=""/>
-      <w:lvlJc w:val="left"/>
-    </w:lvl>
-    <w:lvl w:ilvl="7" w:tplc="0B3C7414">
-      <w:numFmt w:val="decimal"/>
-      <w:lvlText w:val=""/>
-      <w:lvlJc w:val="left"/>
-    </w:lvl>
-    <w:lvl w:ilvl="8" w:tplc="868AFB26">
-      <w:numFmt w:val="decimal"/>
-      <w:lvlText w:val=""/>
-      <w:lvlJc w:val="left"/>
-    </w:lvl>
-  </w:abstractNum>
-  <w:abstractNum w:abstractNumId="35" w15:restartNumberingAfterBreak="0">
-    <w:nsid w:val="648F0771"/>
-    <w:multiLevelType w:val="hybridMultilevel"/>
-    <w:tmpl w:val="6CFA55FA"/>
-    <w:lvl w:ilvl="0" w:tplc="D6FE8E7E" w:tentative="1">
-      <w:start w:val="1"/>
-      <w:numFmt w:val="decimal"/>
-      <w:lvlText w:val="%1."/>
-      <w:lvlJc w:val="left"/>
-      <w:pPr>
-        <w:ind w:left="400" w:hanging="300"/>
-      </w:pPr>
-    </w:lvl>
-    <w:lvl w:ilvl="1" w:tplc="F2A69598">
-      <w:numFmt w:val="decimal"/>
-      <w:lvlText w:val=""/>
-      <w:lvlJc w:val="left"/>
-    </w:lvl>
-    <w:lvl w:ilvl="2" w:tplc="96C2207C">
-      <w:numFmt w:val="decimal"/>
-      <w:lvlText w:val=""/>
-      <w:lvlJc w:val="left"/>
-    </w:lvl>
-    <w:lvl w:ilvl="3" w:tplc="9CBEC412">
-      <w:numFmt w:val="decimal"/>
-      <w:lvlText w:val=""/>
-      <w:lvlJc w:val="left"/>
-    </w:lvl>
-    <w:lvl w:ilvl="4" w:tplc="86CA8D96">
-      <w:numFmt w:val="decimal"/>
-      <w:lvlText w:val=""/>
-      <w:lvlJc w:val="left"/>
-    </w:lvl>
-    <w:lvl w:ilvl="5" w:tplc="241A423E">
-      <w:numFmt w:val="decimal"/>
-      <w:lvlText w:val=""/>
-      <w:lvlJc w:val="left"/>
-    </w:lvl>
-    <w:lvl w:ilvl="6" w:tplc="9E2A5158">
-      <w:numFmt w:val="decimal"/>
-      <w:lvlText w:val=""/>
-      <w:lvlJc w:val="left"/>
-    </w:lvl>
-    <w:lvl w:ilvl="7" w:tplc="06EE1F58">
-      <w:numFmt w:val="decimal"/>
-      <w:lvlText w:val=""/>
-      <w:lvlJc w:val="left"/>
-    </w:lvl>
-    <w:lvl w:ilvl="8" w:tplc="E89E8172">
-      <w:numFmt w:val="decimal"/>
-      <w:lvlText w:val=""/>
-      <w:lvlJc w:val="left"/>
-    </w:lvl>
-  </w:abstractNum>
-  <w:abstractNum w:abstractNumId="36" w15:restartNumberingAfterBreak="0">
-    <w:nsid w:val="66CF5A36"/>
-    <w:multiLevelType w:val="hybridMultilevel"/>
-    <w:tmpl w:val="4B8C8974"/>
-    <w:lvl w:ilvl="0" w:tplc="D0583758" w:tentative="1">
-      <w:start w:val="1"/>
-      <w:numFmt w:val="decimal"/>
-      <w:lvlText w:val="%1."/>
-      <w:lvlJc w:val="left"/>
-      <w:pPr>
-        <w:ind w:left="400" w:hanging="300"/>
-      </w:pPr>
-    </w:lvl>
-    <w:lvl w:ilvl="1" w:tplc="82183CEA">
-      <w:numFmt w:val="decimal"/>
-      <w:lvlText w:val=""/>
-      <w:lvlJc w:val="left"/>
-    </w:lvl>
-    <w:lvl w:ilvl="2" w:tplc="4F3C12E6">
-      <w:numFmt w:val="decimal"/>
-      <w:lvlText w:val=""/>
-      <w:lvlJc w:val="left"/>
-    </w:lvl>
-    <w:lvl w:ilvl="3" w:tplc="49EC373C">
-      <w:numFmt w:val="decimal"/>
-      <w:lvlText w:val=""/>
-      <w:lvlJc w:val="left"/>
-    </w:lvl>
-    <w:lvl w:ilvl="4" w:tplc="892E51AA">
-      <w:numFmt w:val="decimal"/>
-      <w:lvlText w:val=""/>
-      <w:lvlJc w:val="left"/>
-    </w:lvl>
-    <w:lvl w:ilvl="5" w:tplc="5C22F4BA">
-      <w:numFmt w:val="decimal"/>
-      <w:lvlText w:val=""/>
-      <w:lvlJc w:val="left"/>
-    </w:lvl>
-    <w:lvl w:ilvl="6" w:tplc="33B649AC">
-      <w:numFmt w:val="decimal"/>
-      <w:lvlText w:val=""/>
-      <w:lvlJc w:val="left"/>
-    </w:lvl>
-    <w:lvl w:ilvl="7" w:tplc="D846A91C">
-      <w:numFmt w:val="decimal"/>
-      <w:lvlText w:val=""/>
-      <w:lvlJc w:val="left"/>
-    </w:lvl>
-    <w:lvl w:ilvl="8" w:tplc="08421FCE">
-      <w:numFmt w:val="decimal"/>
-      <w:lvlText w:val=""/>
-      <w:lvlJc w:val="left"/>
-    </w:lvl>
-  </w:abstractNum>
-  <w:abstractNum w:abstractNumId="37" w15:restartNumberingAfterBreak="0">
-    <w:nsid w:val="6A422CFF"/>
-    <w:multiLevelType w:val="hybridMultilevel"/>
-    <w:tmpl w:val="BD866A06"/>
-    <w:lvl w:ilvl="0" w:tplc="D7FEDE10" w:tentative="1">
-      <w:start w:val="1"/>
-      <w:numFmt w:val="decimal"/>
-      <w:lvlText w:val="%1."/>
-      <w:lvlJc w:val="left"/>
-      <w:pPr>
-        <w:ind w:left="400" w:hanging="300"/>
-      </w:pPr>
-    </w:lvl>
-    <w:lvl w:ilvl="1" w:tplc="C8948E2A">
-      <w:numFmt w:val="decimal"/>
-      <w:lvlText w:val=""/>
-      <w:lvlJc w:val="left"/>
-    </w:lvl>
-    <w:lvl w:ilvl="2" w:tplc="73786364">
-      <w:numFmt w:val="decimal"/>
-      <w:lvlText w:val=""/>
-      <w:lvlJc w:val="left"/>
-    </w:lvl>
-    <w:lvl w:ilvl="3" w:tplc="91364FE2">
-      <w:numFmt w:val="decimal"/>
-      <w:lvlText w:val=""/>
-      <w:lvlJc w:val="left"/>
-    </w:lvl>
-    <w:lvl w:ilvl="4" w:tplc="101A0A14">
-      <w:numFmt w:val="decimal"/>
-      <w:lvlText w:val=""/>
-      <w:lvlJc w:val="left"/>
-    </w:lvl>
-    <w:lvl w:ilvl="5" w:tplc="13E0C668">
-      <w:numFmt w:val="decimal"/>
-      <w:lvlText w:val=""/>
-      <w:lvlJc w:val="left"/>
-    </w:lvl>
-    <w:lvl w:ilvl="6" w:tplc="0F7A3B5A">
-      <w:numFmt w:val="decimal"/>
-      <w:lvlText w:val=""/>
-      <w:lvlJc w:val="left"/>
-    </w:lvl>
-    <w:lvl w:ilvl="7" w:tplc="4D86A664">
-      <w:numFmt w:val="decimal"/>
-      <w:lvlText w:val=""/>
-      <w:lvlJc w:val="left"/>
-    </w:lvl>
-    <w:lvl w:ilvl="8" w:tplc="E9D064F8">
-      <w:numFmt w:val="decimal"/>
-      <w:lvlText w:val=""/>
-      <w:lvlJc w:val="left"/>
-    </w:lvl>
-  </w:abstractNum>
-  <w:abstractNum w:abstractNumId="38" w15:restartNumberingAfterBreak="0">
-    <w:nsid w:val="6BCF2FEF"/>
-    <w:multiLevelType w:val="hybridMultilevel"/>
-    <w:tmpl w:val="491AC41E"/>
-    <w:lvl w:ilvl="0" w:tplc="3C748338" w:tentative="1">
-      <w:start w:val="1"/>
-      <w:numFmt w:val="decimal"/>
-      <w:lvlText w:val="%1."/>
-      <w:lvlJc w:val="left"/>
-      <w:pPr>
-        <w:ind w:left="400" w:hanging="300"/>
-      </w:pPr>
-    </w:lvl>
-    <w:lvl w:ilvl="1" w:tplc="849A8E44">
-      <w:numFmt w:val="decimal"/>
-      <w:lvlText w:val=""/>
-      <w:lvlJc w:val="left"/>
-    </w:lvl>
-    <w:lvl w:ilvl="2" w:tplc="619E4308">
-      <w:numFmt w:val="decimal"/>
-      <w:lvlText w:val=""/>
-      <w:lvlJc w:val="left"/>
-    </w:lvl>
-    <w:lvl w:ilvl="3" w:tplc="DA46586C">
-      <w:numFmt w:val="decimal"/>
-      <w:lvlText w:val=""/>
-      <w:lvlJc w:val="left"/>
-    </w:lvl>
-    <w:lvl w:ilvl="4" w:tplc="957E84AA">
-      <w:numFmt w:val="decimal"/>
-      <w:lvlText w:val=""/>
-      <w:lvlJc w:val="left"/>
-    </w:lvl>
-    <w:lvl w:ilvl="5" w:tplc="135E745E">
-      <w:numFmt w:val="decimal"/>
-      <w:lvlText w:val=""/>
-      <w:lvlJc w:val="left"/>
-    </w:lvl>
-    <w:lvl w:ilvl="6" w:tplc="AB127A3A">
-      <w:numFmt w:val="decimal"/>
-      <w:lvlText w:val=""/>
-      <w:lvlJc w:val="left"/>
-    </w:lvl>
-    <w:lvl w:ilvl="7" w:tplc="60CA8F22">
-      <w:numFmt w:val="decimal"/>
-      <w:lvlText w:val=""/>
-      <w:lvlJc w:val="left"/>
-    </w:lvl>
-    <w:lvl w:ilvl="8" w:tplc="9BE05B6C">
-      <w:numFmt w:val="decimal"/>
-      <w:lvlText w:val=""/>
-      <w:lvlJc w:val="left"/>
-    </w:lvl>
-  </w:abstractNum>
-  <w:abstractNum w:abstractNumId="39" w15:restartNumberingAfterBreak="0">
-    <w:nsid w:val="70E141EA"/>
-    <w:multiLevelType w:val="hybridMultilevel"/>
-    <w:tmpl w:val="F3861524"/>
-    <w:lvl w:ilvl="0" w:tplc="5E90433E" w:tentative="1">
-      <w:start w:val="1"/>
-      <w:numFmt w:val="decimal"/>
-      <w:lvlText w:val="%1."/>
-      <w:lvlJc w:val="left"/>
-      <w:pPr>
-        <w:ind w:left="400" w:hanging="300"/>
-      </w:pPr>
-    </w:lvl>
-    <w:lvl w:ilvl="1" w:tplc="090C50F4">
-      <w:numFmt w:val="decimal"/>
-      <w:lvlText w:val=""/>
-      <w:lvlJc w:val="left"/>
-    </w:lvl>
-    <w:lvl w:ilvl="2" w:tplc="FD52B856">
-      <w:numFmt w:val="decimal"/>
-      <w:lvlText w:val=""/>
-      <w:lvlJc w:val="left"/>
-    </w:lvl>
-    <w:lvl w:ilvl="3" w:tplc="59BCF072">
-      <w:numFmt w:val="decimal"/>
-      <w:lvlText w:val=""/>
-      <w:lvlJc w:val="left"/>
-    </w:lvl>
-    <w:lvl w:ilvl="4" w:tplc="F4BA1CE4">
-      <w:numFmt w:val="decimal"/>
-      <w:lvlText w:val=""/>
-      <w:lvlJc w:val="left"/>
-    </w:lvl>
-    <w:lvl w:ilvl="5" w:tplc="A50081B6">
-      <w:numFmt w:val="decimal"/>
-      <w:lvlText w:val=""/>
-      <w:lvlJc w:val="left"/>
-    </w:lvl>
-    <w:lvl w:ilvl="6" w:tplc="821AA04C">
-      <w:numFmt w:val="decimal"/>
-      <w:lvlText w:val=""/>
-      <w:lvlJc w:val="left"/>
-    </w:lvl>
-    <w:lvl w:ilvl="7" w:tplc="1D4649F4">
-      <w:numFmt w:val="decimal"/>
-      <w:lvlText w:val=""/>
-      <w:lvlJc w:val="left"/>
-    </w:lvl>
-    <w:lvl w:ilvl="8" w:tplc="704CB588">
-      <w:numFmt w:val="decimal"/>
-      <w:lvlText w:val=""/>
-      <w:lvlJc w:val="left"/>
-    </w:lvl>
-  </w:abstractNum>
-  <w:abstractNum w:abstractNumId="40" w15:restartNumberingAfterBreak="0">
-    <w:nsid w:val="738503FD"/>
-    <w:multiLevelType w:val="hybridMultilevel"/>
-    <w:tmpl w:val="718A4A80"/>
-    <w:lvl w:ilvl="0" w:tplc="6476A00A" w:tentative="1">
-      <w:start w:val="1"/>
-      <w:numFmt w:val="decimal"/>
-      <w:lvlText w:val="%1."/>
-      <w:lvlJc w:val="left"/>
-      <w:pPr>
-        <w:ind w:left="400" w:hanging="300"/>
-      </w:pPr>
-    </w:lvl>
-    <w:lvl w:ilvl="1" w:tplc="38B4BD98">
-      <w:numFmt w:val="decimal"/>
-      <w:lvlText w:val=""/>
-      <w:lvlJc w:val="left"/>
-    </w:lvl>
-    <w:lvl w:ilvl="2" w:tplc="F20A141A">
-      <w:numFmt w:val="decimal"/>
-      <w:lvlText w:val=""/>
-      <w:lvlJc w:val="left"/>
-    </w:lvl>
-    <w:lvl w:ilvl="3" w:tplc="A478249A">
-      <w:numFmt w:val="decimal"/>
-      <w:lvlText w:val=""/>
-      <w:lvlJc w:val="left"/>
-    </w:lvl>
-    <w:lvl w:ilvl="4" w:tplc="975C5200">
-      <w:numFmt w:val="decimal"/>
-      <w:lvlText w:val=""/>
-      <w:lvlJc w:val="left"/>
-    </w:lvl>
-    <w:lvl w:ilvl="5" w:tplc="3B70BB02">
-      <w:numFmt w:val="decimal"/>
-      <w:lvlText w:val=""/>
-      <w:lvlJc w:val="left"/>
-    </w:lvl>
-    <w:lvl w:ilvl="6" w:tplc="E064067E">
-      <w:numFmt w:val="decimal"/>
-      <w:lvlText w:val=""/>
-      <w:lvlJc w:val="left"/>
-    </w:lvl>
-    <w:lvl w:ilvl="7" w:tplc="8FFEA762">
-      <w:numFmt w:val="decimal"/>
-      <w:lvlText w:val=""/>
-      <w:lvlJc w:val="left"/>
-    </w:lvl>
-    <w:lvl w:ilvl="8" w:tplc="0D0611F6">
-      <w:numFmt w:val="decimal"/>
-      <w:lvlText w:val=""/>
-      <w:lvlJc w:val="left"/>
-    </w:lvl>
-  </w:abstractNum>
-  <w:abstractNum w:abstractNumId="41" w15:restartNumberingAfterBreak="0">
-    <w:nsid w:val="74B475A4"/>
-    <w:multiLevelType w:val="hybridMultilevel"/>
-    <w:tmpl w:val="DC0442D2"/>
-    <w:lvl w:ilvl="0" w:tplc="00B2F576" w:tentative="1">
-      <w:start w:val="1"/>
-      <w:numFmt w:val="decimal"/>
-      <w:lvlText w:val="%1."/>
-      <w:lvlJc w:val="left"/>
-      <w:pPr>
-        <w:ind w:left="400" w:hanging="300"/>
-      </w:pPr>
-    </w:lvl>
-    <w:lvl w:ilvl="1" w:tplc="472E1EE8">
-      <w:numFmt w:val="decimal"/>
-      <w:lvlText w:val=""/>
-      <w:lvlJc w:val="left"/>
-    </w:lvl>
-    <w:lvl w:ilvl="2" w:tplc="0C8470C8">
-      <w:numFmt w:val="decimal"/>
-      <w:lvlText w:val=""/>
-      <w:lvlJc w:val="left"/>
-    </w:lvl>
-    <w:lvl w:ilvl="3" w:tplc="1E5CF998">
-      <w:numFmt w:val="decimal"/>
-      <w:lvlText w:val=""/>
-      <w:lvlJc w:val="left"/>
-    </w:lvl>
-    <w:lvl w:ilvl="4" w:tplc="E232559A">
-      <w:numFmt w:val="decimal"/>
-      <w:lvlText w:val=""/>
-      <w:lvlJc w:val="left"/>
-    </w:lvl>
-    <w:lvl w:ilvl="5" w:tplc="6004D644">
-      <w:numFmt w:val="decimal"/>
-      <w:lvlText w:val=""/>
-      <w:lvlJc w:val="left"/>
-    </w:lvl>
-    <w:lvl w:ilvl="6" w:tplc="97647540">
-      <w:numFmt w:val="decimal"/>
-      <w:lvlText w:val=""/>
-      <w:lvlJc w:val="left"/>
-    </w:lvl>
-    <w:lvl w:ilvl="7" w:tplc="8FE484C6">
-      <w:numFmt w:val="decimal"/>
-      <w:lvlText w:val=""/>
-      <w:lvlJc w:val="left"/>
-    </w:lvl>
-    <w:lvl w:ilvl="8" w:tplc="23D893A8">
-      <w:numFmt w:val="decimal"/>
-      <w:lvlText w:val=""/>
-      <w:lvlJc w:val="left"/>
-    </w:lvl>
-  </w:abstractNum>
-  <w:abstractNum w:abstractNumId="42" w15:restartNumberingAfterBreak="0">
-    <w:nsid w:val="758071D0"/>
-    <w:multiLevelType w:val="hybridMultilevel"/>
-    <w:tmpl w:val="28967026"/>
-    <w:lvl w:ilvl="0" w:tplc="D7CC5FB4" w:tentative="1">
-      <w:start w:val="1"/>
-      <w:numFmt w:val="decimal"/>
-      <w:lvlText w:val="%1."/>
-      <w:lvlJc w:val="left"/>
-      <w:pPr>
-        <w:ind w:left="400" w:hanging="300"/>
-      </w:pPr>
-    </w:lvl>
-    <w:lvl w:ilvl="1" w:tplc="1234AF68">
-      <w:numFmt w:val="decimal"/>
-      <w:lvlText w:val=""/>
-      <w:lvlJc w:val="left"/>
-    </w:lvl>
-    <w:lvl w:ilvl="2" w:tplc="A202B242">
-      <w:numFmt w:val="decimal"/>
-      <w:lvlText w:val=""/>
-      <w:lvlJc w:val="left"/>
-    </w:lvl>
-    <w:lvl w:ilvl="3" w:tplc="0C22EC48">
-      <w:numFmt w:val="decimal"/>
-      <w:lvlText w:val=""/>
-      <w:lvlJc w:val="left"/>
-    </w:lvl>
-    <w:lvl w:ilvl="4" w:tplc="0B0E9944">
-      <w:numFmt w:val="decimal"/>
-      <w:lvlText w:val=""/>
-      <w:lvlJc w:val="left"/>
-    </w:lvl>
-    <w:lvl w:ilvl="5" w:tplc="4B3CC074">
-      <w:numFmt w:val="decimal"/>
-      <w:lvlText w:val=""/>
-      <w:lvlJc w:val="left"/>
-    </w:lvl>
-    <w:lvl w:ilvl="6" w:tplc="BBE00FEE">
-      <w:numFmt w:val="decimal"/>
-      <w:lvlText w:val=""/>
-      <w:lvlJc w:val="left"/>
-    </w:lvl>
-    <w:lvl w:ilvl="7" w:tplc="6EF89764">
-      <w:numFmt w:val="decimal"/>
-      <w:lvlText w:val=""/>
-      <w:lvlJc w:val="left"/>
-    </w:lvl>
-    <w:lvl w:ilvl="8" w:tplc="7EF036AE">
-      <w:numFmt w:val="decimal"/>
-      <w:lvlText w:val=""/>
-      <w:lvlJc w:val="left"/>
-    </w:lvl>
-  </w:abstractNum>
-  <w:abstractNum w:abstractNumId="43" w15:restartNumberingAfterBreak="0">
-    <w:nsid w:val="7A4B6338"/>
-    <w:multiLevelType w:val="hybridMultilevel"/>
-    <w:tmpl w:val="69FE8F3E"/>
-    <w:lvl w:ilvl="0" w:tplc="C0B8F8DE" w:tentative="1">
-      <w:start w:val="1"/>
-      <w:numFmt w:val="decimal"/>
-      <w:lvlText w:val="%1."/>
-      <w:lvlJc w:val="left"/>
-      <w:pPr>
-        <w:ind w:left="400" w:hanging="300"/>
-      </w:pPr>
-    </w:lvl>
-    <w:lvl w:ilvl="1" w:tplc="16F4E3CE">
-      <w:numFmt w:val="decimal"/>
-      <w:lvlText w:val=""/>
-      <w:lvlJc w:val="left"/>
-    </w:lvl>
-    <w:lvl w:ilvl="2" w:tplc="E1FABFD6">
-      <w:numFmt w:val="decimal"/>
-      <w:lvlText w:val=""/>
-      <w:lvlJc w:val="left"/>
-    </w:lvl>
-    <w:lvl w:ilvl="3" w:tplc="F15C1342">
-      <w:numFmt w:val="decimal"/>
-      <w:lvlText w:val=""/>
-      <w:lvlJc w:val="left"/>
-    </w:lvl>
-    <w:lvl w:ilvl="4" w:tplc="3A7AB18E">
-      <w:numFmt w:val="decimal"/>
-      <w:lvlText w:val=""/>
-      <w:lvlJc w:val="left"/>
-    </w:lvl>
-    <w:lvl w:ilvl="5" w:tplc="3C3878AE">
-      <w:numFmt w:val="decimal"/>
-      <w:lvlText w:val=""/>
-      <w:lvlJc w:val="left"/>
-    </w:lvl>
-    <w:lvl w:ilvl="6" w:tplc="442CBEC0">
-      <w:numFmt w:val="decimal"/>
-      <w:lvlText w:val=""/>
-      <w:lvlJc w:val="left"/>
-    </w:lvl>
-    <w:lvl w:ilvl="7" w:tplc="752EFEC0">
-      <w:numFmt w:val="decimal"/>
-      <w:lvlText w:val=""/>
-      <w:lvlJc w:val="left"/>
-    </w:lvl>
-    <w:lvl w:ilvl="8" w:tplc="DAD6F01C">
-      <w:numFmt w:val="decimal"/>
-      <w:lvlText w:val=""/>
-      <w:lvlJc w:val="left"/>
-    </w:lvl>
-  </w:abstractNum>
-  <w:abstractNum w:abstractNumId="44" w15:restartNumberingAfterBreak="0">
-    <w:nsid w:val="7B0950A0"/>
-    <w:multiLevelType w:val="hybridMultilevel"/>
-    <w:tmpl w:val="878816F4"/>
-    <w:lvl w:ilvl="0" w:tplc="D5EC5F8E" w:tentative="1">
-      <w:start w:val="1"/>
-      <w:numFmt w:val="decimal"/>
-      <w:lvlText w:val="%1."/>
-      <w:lvlJc w:val="left"/>
-      <w:pPr>
-        <w:ind w:left="400" w:hanging="300"/>
-      </w:pPr>
-    </w:lvl>
-    <w:lvl w:ilvl="1" w:tplc="4D482C90">
-      <w:numFmt w:val="decimal"/>
-      <w:lvlText w:val=""/>
-      <w:lvlJc w:val="left"/>
-    </w:lvl>
-    <w:lvl w:ilvl="2" w:tplc="03D671A0">
-      <w:numFmt w:val="decimal"/>
-      <w:lvlText w:val=""/>
-      <w:lvlJc w:val="left"/>
-    </w:lvl>
-    <w:lvl w:ilvl="3" w:tplc="969C4946">
-      <w:numFmt w:val="decimal"/>
-      <w:lvlText w:val=""/>
-      <w:lvlJc w:val="left"/>
-    </w:lvl>
-    <w:lvl w:ilvl="4" w:tplc="7E481B0C">
-      <w:numFmt w:val="decimal"/>
-      <w:lvlText w:val=""/>
-      <w:lvlJc w:val="left"/>
-    </w:lvl>
-    <w:lvl w:ilvl="5" w:tplc="EFB45EF4">
-      <w:numFmt w:val="decimal"/>
-      <w:lvlText w:val=""/>
-      <w:lvlJc w:val="left"/>
-    </w:lvl>
-    <w:lvl w:ilvl="6" w:tplc="52C6CBBC">
-      <w:numFmt w:val="decimal"/>
-      <w:lvlText w:val=""/>
-      <w:lvlJc w:val="left"/>
-    </w:lvl>
-    <w:lvl w:ilvl="7" w:tplc="79AE8458">
-      <w:numFmt w:val="decimal"/>
-      <w:lvlText w:val=""/>
-      <w:lvlJc w:val="left"/>
-    </w:lvl>
-    <w:lvl w:ilvl="8" w:tplc="96B2D7D2">
-      <w:numFmt w:val="decimal"/>
-      <w:lvlText w:val=""/>
-      <w:lvlJc w:val="left"/>
-    </w:lvl>
-  </w:abstractNum>
-  <w:abstractNum w:abstractNumId="45" w15:restartNumberingAfterBreak="0">
-    <w:nsid w:val="7B886C4B"/>
-    <w:multiLevelType w:val="hybridMultilevel"/>
-    <w:tmpl w:val="8698F286"/>
-    <w:lvl w:ilvl="0" w:tplc="C19AC4EA" w:tentative="1">
-      <w:start w:val="1"/>
-      <w:numFmt w:val="decimal"/>
-      <w:lvlText w:val="%1."/>
-      <w:lvlJc w:val="left"/>
-      <w:pPr>
-        <w:ind w:left="400" w:hanging="300"/>
-      </w:pPr>
-    </w:lvl>
-    <w:lvl w:ilvl="1" w:tplc="F2E004B4">
-      <w:numFmt w:val="decimal"/>
-      <w:lvlText w:val=""/>
-      <w:lvlJc w:val="left"/>
-    </w:lvl>
-    <w:lvl w:ilvl="2" w:tplc="E542D96C">
-      <w:numFmt w:val="decimal"/>
-      <w:lvlText w:val=""/>
-      <w:lvlJc w:val="left"/>
-    </w:lvl>
-    <w:lvl w:ilvl="3" w:tplc="98DCA4B2">
-      <w:numFmt w:val="decimal"/>
-      <w:lvlText w:val=""/>
-      <w:lvlJc w:val="left"/>
-    </w:lvl>
-    <w:lvl w:ilvl="4" w:tplc="BABAFFDA">
-      <w:numFmt w:val="decimal"/>
-      <w:lvlText w:val=""/>
-      <w:lvlJc w:val="left"/>
-    </w:lvl>
-    <w:lvl w:ilvl="5" w:tplc="0FFCB28E">
-      <w:numFmt w:val="decimal"/>
-      <w:lvlText w:val=""/>
-      <w:lvlJc w:val="left"/>
-    </w:lvl>
-    <w:lvl w:ilvl="6" w:tplc="A3E2A094">
-      <w:numFmt w:val="decimal"/>
-      <w:lvlText w:val=""/>
-      <w:lvlJc w:val="left"/>
-    </w:lvl>
-    <w:lvl w:ilvl="7" w:tplc="B73E4AAA">
-      <w:numFmt w:val="decimal"/>
-      <w:lvlText w:val=""/>
-      <w:lvlJc w:val="left"/>
-    </w:lvl>
-    <w:lvl w:ilvl="8" w:tplc="BD2CB026">
-      <w:numFmt w:val="decimal"/>
-      <w:lvlText w:val=""/>
-      <w:lvlJc w:val="left"/>
-    </w:lvl>
-  </w:abstractNum>
-  <w:abstractNum w:abstractNumId="46" w15:restartNumberingAfterBreak="0">
-    <w:nsid w:val="7BED17AE"/>
-    <w:multiLevelType w:val="hybridMultilevel"/>
-    <w:tmpl w:val="27821FD4"/>
-    <w:lvl w:ilvl="0" w:tplc="90464026" w:tentative="1">
-      <w:start w:val="1"/>
-      <w:numFmt w:val="decimal"/>
-      <w:lvlText w:val="%1."/>
-      <w:lvlJc w:val="left"/>
-      <w:pPr>
-        <w:ind w:left="400" w:hanging="300"/>
-      </w:pPr>
-    </w:lvl>
-    <w:lvl w:ilvl="1" w:tplc="491419CC">
-      <w:numFmt w:val="decimal"/>
-      <w:lvlText w:val=""/>
-      <w:lvlJc w:val="left"/>
-    </w:lvl>
-    <w:lvl w:ilvl="2" w:tplc="FB207FE6">
-      <w:numFmt w:val="decimal"/>
-      <w:lvlText w:val=""/>
-      <w:lvlJc w:val="left"/>
-    </w:lvl>
-    <w:lvl w:ilvl="3" w:tplc="30385EF2">
-      <w:numFmt w:val="decimal"/>
-      <w:lvlText w:val=""/>
-      <w:lvlJc w:val="left"/>
-    </w:lvl>
-    <w:lvl w:ilvl="4" w:tplc="069AA35E">
-      <w:numFmt w:val="decimal"/>
-      <w:lvlText w:val=""/>
-      <w:lvlJc w:val="left"/>
-    </w:lvl>
-    <w:lvl w:ilvl="5" w:tplc="EA5669F6">
-      <w:numFmt w:val="decimal"/>
-      <w:lvlText w:val=""/>
-      <w:lvlJc w:val="left"/>
-    </w:lvl>
-    <w:lvl w:ilvl="6" w:tplc="7F80DA04">
-      <w:numFmt w:val="decimal"/>
-      <w:lvlText w:val=""/>
-      <w:lvlJc w:val="left"/>
-    </w:lvl>
-    <w:lvl w:ilvl="7" w:tplc="622CA4AC">
-      <w:numFmt w:val="decimal"/>
-      <w:lvlText w:val=""/>
-      <w:lvlJc w:val="left"/>
-    </w:lvl>
-    <w:lvl w:ilvl="8" w:tplc="D306383E">
-      <w:numFmt w:val="decimal"/>
-      <w:lvlText w:val=""/>
-      <w:lvlJc w:val="left"/>
-    </w:lvl>
-  </w:abstractNum>
-  <w:abstractNum w:abstractNumId="47" w15:restartNumberingAfterBreak="0">
-    <w:nsid w:val="7FF24084"/>
-    <w:multiLevelType w:val="hybridMultilevel"/>
-    <w:tmpl w:val="6DA0EE5E"/>
-    <w:lvl w:ilvl="0" w:tplc="22882674" w:tentative="1">
-      <w:start w:val="1"/>
-      <w:numFmt w:val="decimal"/>
-      <w:lvlText w:val="%1."/>
-      <w:lvlJc w:val="left"/>
-      <w:pPr>
-        <w:ind w:left="400" w:hanging="300"/>
-      </w:pPr>
-    </w:lvl>
-    <w:lvl w:ilvl="1" w:tplc="B366D73A">
-      <w:numFmt w:val="decimal"/>
-      <w:lvlText w:val=""/>
-      <w:lvlJc w:val="left"/>
-    </w:lvl>
-    <w:lvl w:ilvl="2" w:tplc="8738EF94">
-      <w:numFmt w:val="decimal"/>
-      <w:lvlText w:val=""/>
-      <w:lvlJc w:val="left"/>
-    </w:lvl>
-    <w:lvl w:ilvl="3" w:tplc="C65C33BE">
-      <w:numFmt w:val="decimal"/>
-      <w:lvlText w:val=""/>
-      <w:lvlJc w:val="left"/>
-    </w:lvl>
-    <w:lvl w:ilvl="4" w:tplc="73B68E82">
-      <w:numFmt w:val="decimal"/>
-      <w:lvlText w:val=""/>
-      <w:lvlJc w:val="left"/>
-    </w:lvl>
-    <w:lvl w:ilvl="5" w:tplc="BC2A3272">
-      <w:numFmt w:val="decimal"/>
-      <w:lvlText w:val=""/>
-      <w:lvlJc w:val="left"/>
-    </w:lvl>
-    <w:lvl w:ilvl="6" w:tplc="98568536">
-      <w:numFmt w:val="decimal"/>
-      <w:lvlText w:val=""/>
-      <w:lvlJc w:val="left"/>
-    </w:lvl>
-    <w:lvl w:ilvl="7" w:tplc="DCD8F9F4">
-      <w:numFmt w:val="decimal"/>
-      <w:lvlText w:val=""/>
-      <w:lvlJc w:val="left"/>
-    </w:lvl>
-    <w:lvl w:ilvl="8" w:tplc="B9BE3008">
-      <w:numFmt w:val="decimal"/>
-      <w:lvlText w:val=""/>
-      <w:lvlJc w:val="left"/>
-    </w:lvl>
-  </w:abstractNum>
-  <w:num w:numId="1" w16cid:durableId="1584990373">
-    <w:abstractNumId w:val="9"/>
+  <w:num w:numId="1" w16cid:durableId="1617054186">
+    <w:abstractNumId w:val="0"/>
     <w:lvlOverride w:ilvl="0">
       <w:startOverride w:val="1"/>
     </w:lvlOverride>
   </w:num>
-  <w:num w:numId="2" w16cid:durableId="453720028">
-    <w:abstractNumId w:val="34"/>
+  <w:num w:numId="2" w16cid:durableId="1878273886">
+    <w:abstractNumId w:val="22"/>
     <w:lvlOverride w:ilvl="0">
       <w:startOverride w:val="1"/>
     </w:lvlOverride>
   </w:num>
-  <w:num w:numId="3" w16cid:durableId="1390810333">
-    <w:abstractNumId w:val="12"/>
+  <w:num w:numId="3" w16cid:durableId="1722173499">
+    <w:abstractNumId w:val="27"/>
     <w:lvlOverride w:ilvl="0">
       <w:startOverride w:val="1"/>
     </w:lvlOverride>
@@ -40049,7 +40087,7 @@
     <w:link w:val="Char1"/>
     <w:uiPriority w:val="99"/>
     <w:unhideWhenUsed/>
-    <w:rsid w:val="003166E1"/>
+    <w:rsid w:val="00202DC0"/>
     <w:pPr>
       <w:tabs>
         <w:tab w:val="center" w:pos="4513"/>
@@ -40063,7 +40101,7 @@
     <w:basedOn w:val="a0"/>
     <w:link w:val="ad"/>
     <w:uiPriority w:val="99"/>
-    <w:rsid w:val="003166E1"/>
+    <w:rsid w:val="00202DC0"/>
   </w:style>
   <w:style w:type="paragraph" w:styleId="ae">
     <w:name w:val="footer"/>
@@ -40071,7 +40109,7 @@
     <w:link w:val="Char2"/>
     <w:uiPriority w:val="99"/>
     <w:unhideWhenUsed/>
-    <w:rsid w:val="003166E1"/>
+    <w:rsid w:val="00202DC0"/>
     <w:pPr>
       <w:tabs>
         <w:tab w:val="center" w:pos="4513"/>
@@ -40085,7 +40123,7 @@
     <w:basedOn w:val="a0"/>
     <w:link w:val="ae"/>
     <w:uiPriority w:val="99"/>
-    <w:rsid w:val="003166E1"/>
+    <w:rsid w:val="00202DC0"/>
   </w:style>
 </w:styles>
 </file>

--- a/docs/v2/HVAC_Grid_Ver2.0_기획서.docx
+++ b/docs/v2/HVAC_Grid_Ver2.0_기획서.docx
@@ -289,7 +289,7 @@
           <w:sz w:val="20"/>
           <w:szCs w:val="20"/>
         </w:rPr>
-        <w:t xml:space="preserve">(1.x, 2026-10-18 "A </w:t>
+        <w:t xml:space="preserve">(1.0, 2026-10-18 "A </w:t>
       </w:r>
       <w:r>
         <w:rPr>
@@ -573,7 +573,7 @@
                 <w:rStyle w:val="a7"/>
                 <w:noProof/>
               </w:rPr>
-              <w:t>2. 왜 2.0인가 — 1.x의 한계</w:t>
+              <w:t>2. 왜 2.0인가 — 1.0의 한계</w:t>
             </w:r>
             <w:r>
               <w:rPr>
@@ -1446,7 +1446,7 @@
                 <w:rStyle w:val="a7"/>
                 <w:noProof/>
               </w:rPr>
-              <w:t>13. 성과 지표 (1.x → 2.0, V2-6에서 측정해 채움)</w:t>
+              <w:t>13. 성과 지표 (1.0 → 2.0, V2-6에서 측정해 채움)</w:t>
             </w:r>
             <w:r>
               <w:rPr>
@@ -2004,7 +2004,7 @@
         <w:t>인가</w:t>
       </w:r>
       <w:r>
-        <w:t xml:space="preserve"> — 1.x</w:t>
+        <w:t xml:space="preserve"> — 1.0</w:t>
       </w:r>
       <w:r>
         <w:t>의</w:t>
@@ -2022,7 +2022,7 @@
         <w:spacing w:after="100"/>
       </w:pPr>
       <w:r>
-        <w:t>1.x</w:t>
+        <w:t>1.0</w:t>
       </w:r>
       <w:r>
         <w:t>는</w:t>
@@ -2153,7 +2153,7 @@
                 <w:sz w:val="12"/>
                 <w:szCs w:val="12"/>
               </w:rPr>
-              <w:t>HVAC Grid 1.x</w:t>
+              <w:t>HVAC Grid 1.0</w:t>
             </w:r>
           </w:p>
           <w:p>
@@ -6604,7 +6604,7 @@
                 <w:sz w:val="17"/>
                 <w:szCs w:val="17"/>
               </w:rPr>
-              <w:t xml:space="preserve"> 1.x</w:t>
+              <w:t xml:space="preserve"> 1.0</w:t>
             </w:r>
             <w:r>
               <w:rPr>
@@ -7017,7 +7017,7 @@
                 <w:sz w:val="17"/>
                 <w:szCs w:val="17"/>
               </w:rPr>
-              <w:t xml:space="preserve"> 1.x</w:t>
+              <w:t xml:space="preserve"> 1.0</w:t>
             </w:r>
             <w:r>
               <w:rPr>
@@ -7178,7 +7178,7 @@
                 <w:sz w:val="17"/>
                 <w:szCs w:val="17"/>
               </w:rPr>
-              <w:t xml:space="preserve"> 1.x</w:t>
+              <w:t xml:space="preserve"> 1.0</w:t>
             </w:r>
             <w:r>
               <w:rPr>
@@ -7588,7 +7588,7 @@
         <w:t>보인다</w:t>
       </w:r>
       <w:r>
-        <w:t>(1.x</w:t>
+        <w:t>(1.0</w:t>
       </w:r>
       <w:r>
         <w:t>의</w:t>
@@ -8733,7 +8733,7 @@
         <w:t>뒤집는다</w:t>
       </w:r>
       <w:r>
-        <w:t>. 1.x</w:t>
+        <w:t>. 1.0</w:t>
       </w:r>
       <w:r>
         <w:t>에서</w:t>
@@ -8920,7 +8920,7 @@
         <w:t>프로그램은</w:t>
       </w:r>
       <w:r>
-        <w:t xml:space="preserve"> 1.x</w:t>
+        <w:t xml:space="preserve"> 1.0</w:t>
       </w:r>
       <w:r>
         <w:t>처럼</w:t>
@@ -10561,7 +10561,7 @@
                 <w:sz w:val="15"/>
                 <w:szCs w:val="15"/>
               </w:rPr>
-              <w:t xml:space="preserve"> JSON(1.x </w:t>
+              <w:t xml:space="preserve"> JSON(1.0 </w:t>
             </w:r>
             <w:r>
               <w:rPr>
@@ -10598,7 +10598,7 @@
                 <w:sz w:val="15"/>
                 <w:szCs w:val="15"/>
               </w:rPr>
-              <w:t xml:space="preserve">│ · HVAC Grid 1.x </w:t>
+              <w:t xml:space="preserve">│ · HVAC Grid 1.0 </w:t>
             </w:r>
             <w:r>
               <w:rPr>
@@ -10898,7 +10898,7 @@
                 <w:sz w:val="15"/>
                 <w:szCs w:val="15"/>
               </w:rPr>
-              <w:t xml:space="preserve">   BOX — 1.x </w:t>
+              <w:t xml:space="preserve">   BOX — 1.0 </w:t>
             </w:r>
             <w:r>
               <w:rPr>
@@ -12159,7 +12159,7 @@
         <w:t>쓴다</w:t>
       </w:r>
       <w:r>
-        <w:t>(1.x</w:t>
+        <w:t>(1.0</w:t>
       </w:r>
       <w:r>
         <w:t>의</w:t>
@@ -16853,7 +16853,7 @@
                 <w:sz w:val="17"/>
                 <w:szCs w:val="17"/>
               </w:rPr>
-              <w:t>1.x</w:t>
+              <w:t>1.0</w:t>
             </w:r>
             <w:r>
               <w:rPr>
@@ -21376,7 +21376,7 @@
         <w:t>쓴다</w:t>
       </w:r>
       <w:r>
-        <w:t>(1.x</w:t>
+        <w:t>(1.0</w:t>
       </w:r>
       <w:r>
         <w:t>의</w:t>
@@ -21547,7 +21547,7 @@
         <w:t>기록한다</w:t>
       </w:r>
       <w:r>
-        <w:t xml:space="preserve">(1.x BOX </w:t>
+        <w:t xml:space="preserve">(1.0 BOX </w:t>
       </w:r>
       <w:r>
         <w:t>프로젝트는</w:t>
@@ -21600,7 +21600,7 @@
           <w:b/>
           <w:bCs/>
         </w:rPr>
-        <w:t xml:space="preserve">1.x </w:t>
+        <w:t xml:space="preserve">1.0 </w:t>
       </w:r>
       <w:r>
         <w:rPr>
@@ -21644,7 +21644,7 @@
         <w:t>가</w:t>
       </w:r>
       <w:r>
-        <w:t xml:space="preserve"> 1.x </w:t>
+        <w:t xml:space="preserve"> 1.0 </w:t>
       </w:r>
       <w:r>
         <w:t>파일</w:t>
@@ -21964,7 +21964,7 @@
                 <w:sz w:val="17"/>
                 <w:szCs w:val="17"/>
               </w:rPr>
-              <w:t>1.x</w:t>
+              <w:t>1.0</w:t>
             </w:r>
             <w:r>
               <w:rPr>
@@ -24450,7 +24450,7 @@
                 <w:sz w:val="17"/>
                 <w:szCs w:val="17"/>
               </w:rPr>
-              <w:t xml:space="preserve"> 1.x </w:t>
+              <w:t xml:space="preserve"> 1.0 </w:t>
             </w:r>
             <w:r>
               <w:rPr>
@@ -24650,7 +24650,7 @@
                 <w:sz w:val="17"/>
                 <w:szCs w:val="17"/>
               </w:rPr>
-              <w:t>1.x</w:t>
+              <w:t>1.0</w:t>
             </w:r>
             <w:r>
               <w:rPr>
@@ -25234,7 +25234,7 @@
                 <w:sz w:val="17"/>
                 <w:szCs w:val="17"/>
               </w:rPr>
-              <w:t xml:space="preserve"> JSON(1.x </w:t>
+              <w:t xml:space="preserve"> JSON(1.0 </w:t>
             </w:r>
             <w:r>
               <w:rPr>
@@ -25846,7 +25846,7 @@
                 <w:sz w:val="17"/>
                 <w:szCs w:val="17"/>
               </w:rPr>
-              <w:t xml:space="preserve">, 1.x </w:t>
+              <w:t xml:space="preserve">, 1.0 </w:t>
             </w:r>
             <w:r>
               <w:rPr>
@@ -26043,7 +26043,7 @@
                 <w:sz w:val="17"/>
                 <w:szCs w:val="17"/>
               </w:rPr>
-              <w:t xml:space="preserve">(1.x </w:t>
+              <w:t xml:space="preserve">(1.0 </w:t>
             </w:r>
             <w:r>
               <w:rPr>
@@ -26521,7 +26521,7 @@
                 <w:sz w:val="17"/>
                 <w:szCs w:val="17"/>
               </w:rPr>
-              <w:t xml:space="preserve">, 1.x </w:t>
+              <w:t xml:space="preserve">, 1.0 </w:t>
             </w:r>
             <w:r>
               <w:rPr>
@@ -27116,7 +27116,7 @@
                 <w:sz w:val="17"/>
                 <w:szCs w:val="17"/>
               </w:rPr>
-              <w:t xml:space="preserve"> 1.x</w:t>
+              <w:t xml:space="preserve"> 1.0</w:t>
             </w:r>
             <w:r>
               <w:rPr>
@@ -28005,7 +28005,7 @@
                 <w:sz w:val="17"/>
                 <w:szCs w:val="17"/>
               </w:rPr>
-              <w:t xml:space="preserve">, 1.x </w:t>
+              <w:t xml:space="preserve">, 1.0 </w:t>
             </w:r>
             <w:r>
               <w:rPr>
@@ -28665,7 +28665,7 @@
                 <w:sz w:val="17"/>
                 <w:szCs w:val="17"/>
               </w:rPr>
-              <w:t xml:space="preserve"> 1.x </w:t>
+              <w:t xml:space="preserve"> 1.0 </w:t>
             </w:r>
             <w:r>
               <w:rPr>
@@ -29054,7 +29054,7 @@
                 <w:sz w:val="17"/>
                 <w:szCs w:val="17"/>
               </w:rPr>
-              <w:t xml:space="preserve">1.x </w:t>
+              <w:t xml:space="preserve">1.0 </w:t>
             </w:r>
             <w:r>
               <w:rPr>
@@ -30644,7 +30644,7 @@
         <w:t>둔다</w:t>
       </w:r>
       <w:r>
-        <w:t xml:space="preserve"> → 1.x 9.5 MB</w:t>
+        <w:t xml:space="preserve"> → 1.0 9.5 MB</w:t>
       </w:r>
       <w:r>
         <w:t>보다</w:t>
@@ -30693,7 +30693,7 @@
         <w:spacing w:after="40"/>
       </w:pPr>
       <w:r>
-        <w:t xml:space="preserve">1.x </w:t>
+        <w:t xml:space="preserve">1.0 </w:t>
       </w:r>
       <w:r>
         <w:t>프로젝트는</w:t>
@@ -30723,7 +30723,7 @@
         <w:t>파일을</w:t>
       </w:r>
       <w:r>
-        <w:t xml:space="preserve"> 1.x</w:t>
+        <w:t xml:space="preserve"> 1.0</w:t>
       </w:r>
       <w:r>
         <w:t>에서</w:t>
@@ -31271,7 +31271,7 @@
                 <w:sz w:val="17"/>
                 <w:szCs w:val="17"/>
               </w:rPr>
-              <w:t xml:space="preserve">, 1.x </w:t>
+              <w:t xml:space="preserve">, 1.0 </w:t>
             </w:r>
             <w:r>
               <w:rPr>
@@ -31314,7 +31314,7 @@
                 <w:sz w:val="17"/>
                 <w:szCs w:val="17"/>
               </w:rPr>
-              <w:t xml:space="preserve">1.x </w:t>
+              <w:t xml:space="preserve">1.0 </w:t>
             </w:r>
             <w:r>
               <w:rPr>
@@ -32250,7 +32250,7 @@
                 <w:sz w:val="17"/>
                 <w:szCs w:val="17"/>
               </w:rPr>
-              <w:t xml:space="preserve"> 1.x </w:t>
+              <w:t xml:space="preserve"> 1.0 </w:t>
             </w:r>
             <w:r>
               <w:rPr>
@@ -32300,7 +32300,7 @@
                 <w:sz w:val="17"/>
                 <w:szCs w:val="17"/>
               </w:rPr>
-              <w:t xml:space="preserve"> 1.x </w:t>
+              <w:t xml:space="preserve"> 1.0 </w:t>
             </w:r>
             <w:r>
               <w:rPr>
@@ -34448,7 +34448,7 @@
                 <w:sz w:val="17"/>
                 <w:szCs w:val="17"/>
               </w:rPr>
-              <w:t xml:space="preserve"> 1.x</w:t>
+              <w:t xml:space="preserve"> 1.0</w:t>
             </w:r>
             <w:r>
               <w:rPr>
@@ -34870,7 +34870,7 @@
         <w:t>지표</w:t>
       </w:r>
       <w:r>
-        <w:t xml:space="preserve"> (1.x → 2.0, V2-6</w:t>
+        <w:t xml:space="preserve"> (1.0 → 2.0, V2-6</w:t>
       </w:r>
       <w:r>
         <w:t>에서</w:t>
@@ -34975,7 +34975,7 @@
                 <w:sz w:val="17"/>
                 <w:szCs w:val="17"/>
               </w:rPr>
-              <w:t>1.x (2026-10-25)</w:t>
+              <w:t>1.0 (2026-10-25)</w:t>
             </w:r>
           </w:p>
         </w:tc>
